--- a/Avances_Proyecto/Pruebas/Sistema_entrada/Prueba de signature Planeador.docx
+++ b/Avances_Proyecto/Pruebas/Sistema_entrada/Prueba de signature Planeador.docx
@@ -909,6 +909,290 @@
           <w:bCs/>
           <w:lang w:val="en-US"/>
         </w:rPr>
+        <w:t xml:space="preserve">: dict = </w:t>
+      </w:r>
+      <w:proofErr w:type="spellStart"/>
+      <w:proofErr w:type="gramStart"/>
+      <w:r>
+        <w:rPr>
+          <w:b/>
+          <w:bCs/>
+          <w:lang w:val="en-US"/>
+        </w:rPr>
+        <w:t>dspy.InputField</w:t>
+      </w:r>
+      <w:proofErr w:type="spellEnd"/>
+      <w:proofErr w:type="gramEnd"/>
+      <w:r>
+        <w:rPr>
+          <w:b/>
+          <w:bCs/>
+          <w:lang w:val="en-US"/>
+        </w:rPr>
+        <w:t>(</w:t>
+      </w:r>
+    </w:p>
+    <w:p>
+      <w:pPr>
+        <w:rPr>
+          <w:b/>
+          <w:bCs/>
+        </w:rPr>
+      </w:pPr>
+      <w:r>
+        <w:rPr>
+          <w:b/>
+          <w:bCs/>
+          <w:lang w:val="en-US"/>
+        </w:rPr>
+        <w:t xml:space="preserve">        </w:t>
+      </w:r>
+      <w:proofErr w:type="spellStart"/>
+      <w:r>
+        <w:rPr>
+          <w:b/>
+          <w:bCs/>
+        </w:rPr>
+        <w:t>desc</w:t>
+      </w:r>
+      <w:proofErr w:type="spellEnd"/>
+      <w:proofErr w:type="gramStart"/>
+      <w:r>
+        <w:rPr>
+          <w:b/>
+          <w:bCs/>
+        </w:rPr>
+        <w:t>=(</w:t>
+      </w:r>
+      <w:proofErr w:type="gramEnd"/>
+    </w:p>
+    <w:p>
+      <w:pPr>
+        <w:rPr>
+          <w:b/>
+          <w:bCs/>
+        </w:rPr>
+      </w:pPr>
+      <w:r>
+        <w:rPr>
+          <w:b/>
+          <w:bCs/>
+        </w:rPr>
+        <w:t>            "Resumen estructurado de las herramientas disponibles en el sistema, organizado por servidores. "</w:t>
+      </w:r>
+    </w:p>
+    <w:p>
+      <w:pPr>
+        <w:rPr>
+          <w:b/>
+          <w:bCs/>
+        </w:rPr>
+      </w:pPr>
+      <w:r>
+        <w:rPr>
+          <w:b/>
+          <w:bCs/>
+        </w:rPr>
+        <w:t>            "Incluye, para cada herramienta, su propósito, criterios de uso, esquema de entradas (</w:t>
+      </w:r>
+      <w:proofErr w:type="spellStart"/>
+      <w:r>
+        <w:rPr>
+          <w:b/>
+          <w:bCs/>
+        </w:rPr>
+        <w:t>input_schema</w:t>
+      </w:r>
+      <w:proofErr w:type="spellEnd"/>
+      <w:r>
+        <w:rPr>
+          <w:b/>
+          <w:bCs/>
+        </w:rPr>
+        <w:t>) "</w:t>
+      </w:r>
+    </w:p>
+    <w:p>
+      <w:pPr>
+        <w:rPr>
+          <w:b/>
+          <w:bCs/>
+        </w:rPr>
+      </w:pPr>
+      <w:r>
+        <w:rPr>
+          <w:b/>
+          <w:bCs/>
+        </w:rPr>
+        <w:t>            "y esquema de salidas (</w:t>
+      </w:r>
+      <w:proofErr w:type="spellStart"/>
+      <w:r>
+        <w:rPr>
+          <w:b/>
+          <w:bCs/>
+        </w:rPr>
+        <w:t>output_schema</w:t>
+      </w:r>
+      <w:proofErr w:type="spellEnd"/>
+      <w:r>
+        <w:rPr>
+          <w:b/>
+          <w:bCs/>
+        </w:rPr>
+        <w:t>). Esta información debe ser utilizada por el planeador para:\n"</w:t>
+      </w:r>
+    </w:p>
+    <w:p>
+      <w:pPr>
+        <w:rPr>
+          <w:b/>
+          <w:bCs/>
+        </w:rPr>
+      </w:pPr>
+      <w:r>
+        <w:rPr>
+          <w:b/>
+          <w:bCs/>
+        </w:rPr>
+        <w:t xml:space="preserve">            "- determinar qué herramientas son funcionalmente adecuadas para cada </w:t>
+      </w:r>
+      <w:proofErr w:type="gramStart"/>
+      <w:r>
+        <w:rPr>
+          <w:b/>
+          <w:bCs/>
+        </w:rPr>
+        <w:t>solicitud,\</w:t>
+      </w:r>
+      <w:proofErr w:type="gramEnd"/>
+      <w:r>
+        <w:rPr>
+          <w:b/>
+          <w:bCs/>
+        </w:rPr>
+        <w:t>n"</w:t>
+      </w:r>
+    </w:p>
+    <w:p>
+      <w:pPr>
+        <w:rPr>
+          <w:b/>
+          <w:bCs/>
+        </w:rPr>
+      </w:pPr>
+      <w:r>
+        <w:rPr>
+          <w:b/>
+          <w:bCs/>
+        </w:rPr>
+        <w:t xml:space="preserve">            "- construir cadenas de acciones donde la salida de una herramienta pueda servir como entrada de </w:t>
+      </w:r>
+      <w:proofErr w:type="gramStart"/>
+      <w:r>
+        <w:rPr>
+          <w:b/>
+          <w:bCs/>
+        </w:rPr>
+        <w:t>otra,\</w:t>
+      </w:r>
+      <w:proofErr w:type="gramEnd"/>
+      <w:r>
+        <w:rPr>
+          <w:b/>
+          <w:bCs/>
+        </w:rPr>
+        <w:t>n"</w:t>
+      </w:r>
+    </w:p>
+    <w:p>
+      <w:pPr>
+        <w:rPr>
+          <w:b/>
+          <w:bCs/>
+        </w:rPr>
+      </w:pPr>
+      <w:r>
+        <w:rPr>
+          <w:b/>
+          <w:bCs/>
+        </w:rPr>
+        <w:t>            "- y evaluar la viabilidad de un plan antes de su ejecución."</w:t>
+      </w:r>
+    </w:p>
+    <w:p>
+      <w:pPr>
+        <w:rPr>
+          <w:b/>
+          <w:bCs/>
+          <w:lang w:val="en-US"/>
+        </w:rPr>
+      </w:pPr>
+      <w:r>
+        <w:rPr>
+          <w:b/>
+          <w:bCs/>
+        </w:rPr>
+        <w:t xml:space="preserve">        </w:t>
+      </w:r>
+      <w:r>
+        <w:rPr>
+          <w:b/>
+          <w:bCs/>
+          <w:lang w:val="en-US"/>
+        </w:rPr>
+        <w:t>)</w:t>
+      </w:r>
+    </w:p>
+    <w:p>
+      <w:pPr>
+        <w:rPr>
+          <w:b/>
+          <w:bCs/>
+          <w:lang w:val="en-US"/>
+        </w:rPr>
+      </w:pPr>
+      <w:r>
+        <w:rPr>
+          <w:b/>
+          <w:bCs/>
+          <w:lang w:val="en-US"/>
+        </w:rPr>
+        <w:t>    )</w:t>
+      </w:r>
+    </w:p>
+    <w:p>
+      <w:pPr>
+        <w:rPr>
+          <w:b/>
+          <w:bCs/>
+          <w:lang w:val="en-US"/>
+        </w:rPr>
+      </w:pPr>
+      <w:r>
+        <w:rPr>
+          <w:b/>
+          <w:bCs/>
+          <w:lang w:val="en-US"/>
+        </w:rPr>
+        <w:t xml:space="preserve">    </w:t>
+      </w:r>
+      <w:proofErr w:type="spellStart"/>
+      <w:r>
+        <w:rPr>
+          <w:b/>
+          <w:bCs/>
+          <w:lang w:val="en-US"/>
+        </w:rPr>
+        <w:t>temporal_context</w:t>
+      </w:r>
+      <w:proofErr w:type="spellEnd"/>
+      <w:r>
+        <w:rPr>
+          <w:b/>
+          <w:bCs/>
+          <w:lang w:val="en-US"/>
+        </w:rPr>
         <w:t xml:space="preserve">: </w:t>
       </w:r>
       <w:proofErr w:type="spellStart"/>
@@ -963,7 +1247,7 @@
           <w:bCs/>
           <w:lang w:val="en-US"/>
         </w:rPr>
-        <w:t xml:space="preserve">        </w:t>
+        <w:t xml:space="preserve">    </w:t>
       </w:r>
       <w:proofErr w:type="spellStart"/>
       <w:r>
@@ -996,146 +1280,52 @@
           <w:b/>
           <w:bCs/>
         </w:rPr>
-        <w:t>            "Resumen estructurado de las herramientas disponibles en el sistema, organizado por servidores. "</w:t>
-      </w:r>
-    </w:p>
-    <w:p>
-      <w:pPr>
-        <w:rPr>
-          <w:b/>
-          <w:bCs/>
-        </w:rPr>
-      </w:pPr>
-      <w:r>
-        <w:rPr>
-          <w:b/>
-          <w:bCs/>
-        </w:rPr>
-        <w:t>            "Incluye, para cada herramienta, su propósito, criterios de uso, esquema de entradas (</w:t>
-      </w:r>
-      <w:proofErr w:type="spellStart"/>
-      <w:r>
-        <w:rPr>
-          <w:b/>
-          <w:bCs/>
-        </w:rPr>
-        <w:t>input_schema</w:t>
-      </w:r>
-      <w:proofErr w:type="spellEnd"/>
-      <w:r>
-        <w:rPr>
-          <w:b/>
-          <w:bCs/>
-        </w:rPr>
-        <w:t>) "</w:t>
-      </w:r>
-    </w:p>
-    <w:p>
-      <w:pPr>
-        <w:rPr>
-          <w:b/>
-          <w:bCs/>
-        </w:rPr>
-      </w:pPr>
-      <w:r>
-        <w:rPr>
-          <w:b/>
-          <w:bCs/>
-        </w:rPr>
-        <w:t>            "y esquema de salidas (</w:t>
-      </w:r>
-      <w:proofErr w:type="spellStart"/>
-      <w:r>
-        <w:rPr>
-          <w:b/>
-          <w:bCs/>
-        </w:rPr>
-        <w:t>output_schema</w:t>
-      </w:r>
-      <w:proofErr w:type="spellEnd"/>
-      <w:r>
-        <w:rPr>
-          <w:b/>
-          <w:bCs/>
-        </w:rPr>
-        <w:t>). Esta información debe ser utilizada por el planeador para:\n"</w:t>
-      </w:r>
-    </w:p>
-    <w:p>
-      <w:pPr>
-        <w:rPr>
-          <w:b/>
-          <w:bCs/>
-        </w:rPr>
-      </w:pPr>
-      <w:r>
-        <w:rPr>
-          <w:b/>
-          <w:bCs/>
-        </w:rPr>
-        <w:t xml:space="preserve">            "- determinar qué herramientas son funcionalmente adecuadas para cada </w:t>
-      </w:r>
-      <w:proofErr w:type="gramStart"/>
-      <w:r>
-        <w:rPr>
-          <w:b/>
-          <w:bCs/>
-        </w:rPr>
-        <w:t>solicitud,\</w:t>
-      </w:r>
-      <w:proofErr w:type="gramEnd"/>
-      <w:r>
-        <w:rPr>
-          <w:b/>
-          <w:bCs/>
-        </w:rPr>
-        <w:t>n"</w:t>
-      </w:r>
-    </w:p>
-    <w:p>
-      <w:pPr>
-        <w:rPr>
-          <w:b/>
-          <w:bCs/>
-        </w:rPr>
-      </w:pPr>
-      <w:r>
-        <w:rPr>
-          <w:b/>
-          <w:bCs/>
-        </w:rPr>
-        <w:t xml:space="preserve">            "- construir cadenas de acciones donde la salida de una herramienta pueda servir como entrada de </w:t>
-      </w:r>
-      <w:proofErr w:type="gramStart"/>
-      <w:r>
-        <w:rPr>
-          <w:b/>
-          <w:bCs/>
-        </w:rPr>
-        <w:t>otra,\</w:t>
-      </w:r>
-      <w:proofErr w:type="gramEnd"/>
-      <w:r>
-        <w:rPr>
-          <w:b/>
-          <w:bCs/>
-        </w:rPr>
-        <w:t>n"</w:t>
-      </w:r>
-    </w:p>
-    <w:p>
-      <w:pPr>
-        <w:rPr>
-          <w:b/>
-          <w:bCs/>
-        </w:rPr>
-      </w:pPr>
-      <w:r>
-        <w:rPr>
-          <w:b/>
-          <w:bCs/>
-        </w:rPr>
-        <w:t>            "- y evaluar la viabilidad de un plan antes de su ejecución."</w:t>
+        <w:t>        "Contexto temporal del sistema, utilizado como referencia para interpretar "</w:t>
+      </w:r>
+    </w:p>
+    <w:p>
+      <w:pPr>
+        <w:rPr>
+          <w:b/>
+          <w:bCs/>
+        </w:rPr>
+      </w:pPr>
+      <w:r>
+        <w:rPr>
+          <w:b/>
+          <w:bCs/>
+        </w:rPr>
+        <w:t>        "expresiones temporales relativas presentes en las solicitudes del usuario. "</w:t>
+      </w:r>
+    </w:p>
+    <w:p>
+      <w:pPr>
+        <w:rPr>
+          <w:b/>
+          <w:bCs/>
+        </w:rPr>
+      </w:pPr>
+      <w:r>
+        <w:rPr>
+          <w:b/>
+          <w:bCs/>
+        </w:rPr>
+        <w:t>        "Incluye una fecha y hora de referencia, la zona horaria y rangos horarios "</w:t>
+      </w:r>
+    </w:p>
+    <w:p>
+      <w:pPr>
+        <w:rPr>
+          <w:b/>
+          <w:bCs/>
+        </w:rPr>
+      </w:pPr>
+      <w:r>
+        <w:rPr>
+          <w:b/>
+          <w:bCs/>
+        </w:rPr>
+        <w:t>        "predefinidos asociados a términos comunes."</w:t>
       </w:r>
     </w:p>
     <w:p>
@@ -1151,7 +1341,7 @@
           <w:b/>
           <w:bCs/>
         </w:rPr>
-        <w:t xml:space="preserve">        </w:t>
+        <w:t xml:space="preserve">    </w:t>
       </w:r>
       <w:r>
         <w:rPr>
@@ -1176,7 +1366,7 @@
           <w:bCs/>
           <w:lang w:val="en-US"/>
         </w:rPr>
-        <w:t>    )</w:t>
+        <w:t>)</w:t>
       </w:r>
     </w:p>
     <w:p>
@@ -1187,12 +1377,21 @@
           <w:lang w:val="en-US"/>
         </w:rPr>
       </w:pPr>
-      <w:r>
+    </w:p>
+    <w:p>
+      <w:pPr>
         <w:rPr>
           <w:b/>
           <w:bCs/>
           <w:lang w:val="en-US"/>
         </w:rPr>
+      </w:pPr>
+      <w:r>
+        <w:rPr>
+          <w:b/>
+          <w:bCs/>
+          <w:lang w:val="en-US"/>
+        </w:rPr>
         <w:t xml:space="preserve">    </w:t>
       </w:r>
       <w:proofErr w:type="spellStart"/>
@@ -1202,7 +1401,7 @@
           <w:bCs/>
           <w:lang w:val="en-US"/>
         </w:rPr>
-        <w:t>temporal_context</w:t>
+        <w:t>plan_acciones</w:t>
       </w:r>
       <w:proofErr w:type="spellEnd"/>
       <w:r>
@@ -1211,242 +1410,7 @@
           <w:bCs/>
           <w:lang w:val="en-US"/>
         </w:rPr>
-        <w:t xml:space="preserve">: </w:t>
-      </w:r>
-      <w:proofErr w:type="spellStart"/>
-      <w:r>
-        <w:rPr>
-          <w:b/>
-          <w:bCs/>
-          <w:lang w:val="en-US"/>
-        </w:rPr>
-        <w:t>dict</w:t>
-      </w:r>
-      <w:proofErr w:type="spellEnd"/>
-      <w:r>
-        <w:rPr>
-          <w:b/>
-          <w:bCs/>
-          <w:lang w:val="en-US"/>
-        </w:rPr>
-        <w:t xml:space="preserve"> = </w:t>
-      </w:r>
-      <w:proofErr w:type="spellStart"/>
-      <w:proofErr w:type="gramStart"/>
-      <w:r>
-        <w:rPr>
-          <w:b/>
-          <w:bCs/>
-          <w:lang w:val="en-US"/>
-        </w:rPr>
-        <w:t>dspy.InputField</w:t>
-      </w:r>
-      <w:proofErr w:type="spellEnd"/>
-      <w:proofErr w:type="gramEnd"/>
-      <w:r>
-        <w:rPr>
-          <w:b/>
-          <w:bCs/>
-          <w:lang w:val="en-US"/>
-        </w:rPr>
-        <w:t>(</w:t>
-      </w:r>
-    </w:p>
-    <w:p>
-      <w:pPr>
-        <w:rPr>
-          <w:b/>
-          <w:bCs/>
-        </w:rPr>
-      </w:pPr>
-      <w:r>
-        <w:rPr>
-          <w:b/>
-          <w:bCs/>
-          <w:lang w:val="en-US"/>
-        </w:rPr>
-        <w:t xml:space="preserve">    </w:t>
-      </w:r>
-      <w:proofErr w:type="spellStart"/>
-      <w:r>
-        <w:rPr>
-          <w:b/>
-          <w:bCs/>
-        </w:rPr>
-        <w:t>desc</w:t>
-      </w:r>
-      <w:proofErr w:type="spellEnd"/>
-      <w:proofErr w:type="gramStart"/>
-      <w:r>
-        <w:rPr>
-          <w:b/>
-          <w:bCs/>
-        </w:rPr>
-        <w:t>=(</w:t>
-      </w:r>
-      <w:proofErr w:type="gramEnd"/>
-    </w:p>
-    <w:p>
-      <w:pPr>
-        <w:rPr>
-          <w:b/>
-          <w:bCs/>
-        </w:rPr>
-      </w:pPr>
-      <w:r>
-        <w:rPr>
-          <w:b/>
-          <w:bCs/>
-        </w:rPr>
-        <w:t>        "Contexto temporal del sistema, utilizado como referencia para interpretar "</w:t>
-      </w:r>
-    </w:p>
-    <w:p>
-      <w:pPr>
-        <w:rPr>
-          <w:b/>
-          <w:bCs/>
-        </w:rPr>
-      </w:pPr>
-      <w:r>
-        <w:rPr>
-          <w:b/>
-          <w:bCs/>
-        </w:rPr>
-        <w:t>        "expresiones temporales relativas presentes en las solicitudes del usuario. "</w:t>
-      </w:r>
-    </w:p>
-    <w:p>
-      <w:pPr>
-        <w:rPr>
-          <w:b/>
-          <w:bCs/>
-        </w:rPr>
-      </w:pPr>
-      <w:r>
-        <w:rPr>
-          <w:b/>
-          <w:bCs/>
-        </w:rPr>
-        <w:t>        "Incluye una fecha y hora de referencia, la zona horaria y rangos horarios "</w:t>
-      </w:r>
-    </w:p>
-    <w:p>
-      <w:pPr>
-        <w:rPr>
-          <w:b/>
-          <w:bCs/>
-        </w:rPr>
-      </w:pPr>
-      <w:r>
-        <w:rPr>
-          <w:b/>
-          <w:bCs/>
-        </w:rPr>
-        <w:t>        "predefinidos asociados a términos comunes."</w:t>
-      </w:r>
-    </w:p>
-    <w:p>
-      <w:pPr>
-        <w:rPr>
-          <w:b/>
-          <w:bCs/>
-          <w:lang w:val="en-US"/>
-        </w:rPr>
-      </w:pPr>
-      <w:r>
-        <w:rPr>
-          <w:b/>
-          <w:bCs/>
-        </w:rPr>
-        <w:t xml:space="preserve">    </w:t>
-      </w:r>
-      <w:r>
-        <w:rPr>
-          <w:b/>
-          <w:bCs/>
-          <w:lang w:val="en-US"/>
-        </w:rPr>
-        <w:t>)</w:t>
-      </w:r>
-    </w:p>
-    <w:p>
-      <w:pPr>
-        <w:rPr>
-          <w:b/>
-          <w:bCs/>
-          <w:lang w:val="en-US"/>
-        </w:rPr>
-      </w:pPr>
-      <w:r>
-        <w:rPr>
-          <w:b/>
-          <w:bCs/>
-          <w:lang w:val="en-US"/>
-        </w:rPr>
-        <w:t>)</w:t>
-      </w:r>
-    </w:p>
-    <w:p>
-      <w:pPr>
-        <w:rPr>
-          <w:b/>
-          <w:bCs/>
-          <w:lang w:val="en-US"/>
-        </w:rPr>
-      </w:pPr>
-    </w:p>
-    <w:p>
-      <w:pPr>
-        <w:rPr>
-          <w:b/>
-          <w:bCs/>
-          <w:lang w:val="en-US"/>
-        </w:rPr>
-      </w:pPr>
-      <w:r>
-        <w:rPr>
-          <w:b/>
-          <w:bCs/>
-          <w:lang w:val="en-US"/>
-        </w:rPr>
-        <w:t xml:space="preserve">    </w:t>
-      </w:r>
-      <w:proofErr w:type="spellStart"/>
-      <w:r>
-        <w:rPr>
-          <w:b/>
-          <w:bCs/>
-          <w:lang w:val="en-US"/>
-        </w:rPr>
-        <w:t>plan_acciones</w:t>
-      </w:r>
-      <w:proofErr w:type="spellEnd"/>
-      <w:r>
-        <w:rPr>
-          <w:b/>
-          <w:bCs/>
-          <w:lang w:val="en-US"/>
-        </w:rPr>
-        <w:t>: list[</w:t>
-      </w:r>
-      <w:proofErr w:type="spellStart"/>
-      <w:r>
-        <w:rPr>
-          <w:b/>
-          <w:bCs/>
-          <w:lang w:val="en-US"/>
-        </w:rPr>
-        <w:t>dict</w:t>
-      </w:r>
-      <w:proofErr w:type="spellEnd"/>
-      <w:r>
-        <w:rPr>
-          <w:b/>
-          <w:bCs/>
-          <w:lang w:val="en-US"/>
-        </w:rPr>
-        <w:t xml:space="preserve">] = </w:t>
+        <w:t xml:space="preserve">: list[dict] = </w:t>
       </w:r>
       <w:proofErr w:type="spellStart"/>
       <w:proofErr w:type="gramStart"/>
@@ -10532,19 +10496,66 @@
     </w:p>
     <w:p>
       <w:r>
-        <w:t>[{'id': '</w:t>
-      </w:r>
-      <w:r>
-        <w:rPr>
-          <w:highlight w:val="darkMagenta"/>
-        </w:rPr>
-        <w:t>@1.1</w:t>
-      </w:r>
+        <w:t>[{'id': '@1.1', '</w:t>
+      </w:r>
+      <w:proofErr w:type="spellStart"/>
+      <w:r>
+        <w:t>server_id</w:t>
+      </w:r>
+      <w:proofErr w:type="spellEnd"/>
+      <w:r>
+        <w:t>': '</w:t>
+      </w:r>
+      <w:proofErr w:type="spellStart"/>
+      <w:r>
+        <w:t>mcp_server_gravity</w:t>
+      </w:r>
+      <w:proofErr w:type="spellEnd"/>
       <w:r>
         <w:t>', '</w:t>
       </w:r>
       <w:proofErr w:type="spellStart"/>
       <w:r>
+        <w:t>tool</w:t>
+      </w:r>
+      <w:proofErr w:type="spellEnd"/>
+      <w:r>
+        <w:t>': '</w:t>
+      </w:r>
+      <w:proofErr w:type="spellStart"/>
+      <w:r>
+        <w:t>obtener_consumo</w:t>
+      </w:r>
+      <w:proofErr w:type="spellEnd"/>
+      <w:r>
+        <w:t>', 'inputs': {'dispositivos': ['nevera'], '</w:t>
+      </w:r>
+      <w:proofErr w:type="spellStart"/>
+      <w:r>
+        <w:t>fecha_inicio</w:t>
+      </w:r>
+      <w:proofErr w:type="spellEnd"/>
+      <w:r>
+        <w:t>': '2024-11-14T18:00', '</w:t>
+      </w:r>
+      <w:proofErr w:type="spellStart"/>
+      <w:r>
+        <w:t>fecha_fin</w:t>
+      </w:r>
+      <w:proofErr w:type="spellEnd"/>
+      <w:r>
+        <w:t>': '2024-11-14T23:59', 'granularidad': 'total'}, '</w:t>
+      </w:r>
+      <w:proofErr w:type="spellStart"/>
+      <w:r>
+        <w:t>descripcion</w:t>
+      </w:r>
+      <w:proofErr w:type="spellEnd"/>
+      <w:r>
+        <w:t>': 'Obtener consumo de la nevera durante la noche de ayer (2024-11-14)'}, {'id': '@2.1', '</w:t>
+      </w:r>
+      <w:proofErr w:type="spellStart"/>
+      <w:r>
         <w:t>server_id</w:t>
       </w:r>
       <w:proofErr w:type="spellEnd"/>
@@ -10565,492 +10576,235 @@
       </w:r>
       <w:proofErr w:type="spellEnd"/>
       <w:r>
+        <w:t>': '</w:t>
+      </w:r>
+      <w:proofErr w:type="spellStart"/>
+      <w:r>
+        <w:t>obtener_consumo</w:t>
+      </w:r>
+      <w:proofErr w:type="spellEnd"/>
+      <w:r>
+        <w:t>', 'inputs': {'dispositivos': ['lavadora'], '</w:t>
+      </w:r>
+      <w:proofErr w:type="spellStart"/>
+      <w:r>
+        <w:t>fecha_inicio</w:t>
+      </w:r>
+      <w:proofErr w:type="spellEnd"/>
+      <w:r>
+        <w:t>': '2024-11-09T06:00', '</w:t>
+      </w:r>
+      <w:proofErr w:type="spellStart"/>
+      <w:r>
+        <w:t>fecha_fin</w:t>
+      </w:r>
+      <w:proofErr w:type="spellEnd"/>
+      <w:r>
+        <w:t>': '2024-11-09T11:59', 'granularidad': 'total'}, '</w:t>
+      </w:r>
+      <w:proofErr w:type="spellStart"/>
+      <w:r>
+        <w:t>descripcion</w:t>
+      </w:r>
+      <w:proofErr w:type="spellEnd"/>
+      <w:r>
+        <w:t>': 'Obtener consumo de la lavadora durante la mañana del sábado pasado (2024-11-09)'}, {'id': '@3.1', '</w:t>
+      </w:r>
+      <w:proofErr w:type="spellStart"/>
+      <w:r>
+        <w:t>server_id</w:t>
+      </w:r>
+      <w:proofErr w:type="spellEnd"/>
+      <w:r>
+        <w:t>': '</w:t>
+      </w:r>
+      <w:proofErr w:type="spellStart"/>
+      <w:r>
+        <w:t>mcp_server_gravity</w:t>
+      </w:r>
+      <w:proofErr w:type="spellEnd"/>
+      <w:r>
+        <w:t>', '</w:t>
+      </w:r>
+      <w:proofErr w:type="spellStart"/>
+      <w:r>
+        <w:t>tool</w:t>
+      </w:r>
+      <w:proofErr w:type="spellEnd"/>
+      <w:r>
+        <w:t>': '</w:t>
+      </w:r>
+      <w:proofErr w:type="spellStart"/>
+      <w:r>
+        <w:t>obtener_consumo</w:t>
+      </w:r>
+      <w:proofErr w:type="spellEnd"/>
+      <w:r>
+        <w:t>', 'inputs': {'dispositivos': ['nevera'], '</w:t>
+      </w:r>
+      <w:proofErr w:type="spellStart"/>
+      <w:r>
+        <w:t>fecha_inicio</w:t>
+      </w:r>
+      <w:proofErr w:type="spellEnd"/>
+      <w:r>
+        <w:t>': '2024-11-14T00:00', '</w:t>
+      </w:r>
+      <w:proofErr w:type="spellStart"/>
+      <w:r>
+        <w:t>fecha_fin</w:t>
+      </w:r>
+      <w:proofErr w:type="spellEnd"/>
+      <w:r>
+        <w:t>': '2024-11-14T23:59', 'granularidad': 'total'}, '</w:t>
+      </w:r>
+      <w:proofErr w:type="spellStart"/>
+      <w:r>
+        <w:t>descripcion</w:t>
+      </w:r>
+      <w:proofErr w:type="spellEnd"/>
+      <w:r>
+        <w:t>': 'Obtener consumo diario de la nevera para comparación (periodo supuesto 2024-11-14)'}, {'id': '@3.2', '</w:t>
+      </w:r>
+      <w:proofErr w:type="spellStart"/>
+      <w:r>
+        <w:t>server_id</w:t>
+      </w:r>
+      <w:proofErr w:type="spellEnd"/>
+      <w:r>
+        <w:t>': '</w:t>
+      </w:r>
+      <w:proofErr w:type="spellStart"/>
+      <w:r>
+        <w:t>mcp_server_gravity</w:t>
+      </w:r>
+      <w:proofErr w:type="spellEnd"/>
+      <w:r>
+        <w:t>', '</w:t>
+      </w:r>
+      <w:proofErr w:type="spellStart"/>
+      <w:r>
+        <w:t>tool</w:t>
+      </w:r>
+      <w:proofErr w:type="spellEnd"/>
+      <w:r>
+        <w:t>': '</w:t>
+      </w:r>
+      <w:proofErr w:type="spellStart"/>
+      <w:r>
+        <w:t>obtener_consumo</w:t>
+      </w:r>
+      <w:proofErr w:type="spellEnd"/>
+      <w:r>
+        <w:t>', 'inputs': {'dispositivos': ['lavadora'], '</w:t>
+      </w:r>
+      <w:proofErr w:type="spellStart"/>
+      <w:r>
+        <w:t>fecha_inicio</w:t>
+      </w:r>
+      <w:proofErr w:type="spellEnd"/>
+      <w:r>
+        <w:t>': '2024-11-14T00:00', '</w:t>
+      </w:r>
+      <w:proofErr w:type="spellStart"/>
+      <w:r>
+        <w:t>fecha_fin</w:t>
+      </w:r>
+      <w:proofErr w:type="spellEnd"/>
+      <w:r>
+        <w:t>': '2024-11-14T23:59', 'granularidad': 'total'}, '</w:t>
+      </w:r>
+      <w:proofErr w:type="spellStart"/>
+      <w:r>
+        <w:t>descripcion</w:t>
+      </w:r>
+      <w:proofErr w:type="spellEnd"/>
+      <w:r>
+        <w:t>': 'Obtener consumo diario de la lavadora para comparación (periodo supuesto 2024-11-14)'}, {'id': '@3.3', '</w:t>
+      </w:r>
+      <w:proofErr w:type="spellStart"/>
+      <w:r>
+        <w:t>server_id</w:t>
+      </w:r>
+      <w:proofErr w:type="spellEnd"/>
+      <w:r>
+        <w:t>': '</w:t>
+      </w:r>
+      <w:proofErr w:type="spellStart"/>
+      <w:r>
+        <w:t>mcp_server_gravity</w:t>
+      </w:r>
+      <w:proofErr w:type="spellEnd"/>
+      <w:r>
+        <w:t>', '</w:t>
+      </w:r>
+      <w:proofErr w:type="spellStart"/>
+      <w:r>
+        <w:t>tool</w:t>
+      </w:r>
+      <w:proofErr w:type="spellEnd"/>
+      <w:r>
+        <w:t>': '</w:t>
+      </w:r>
+      <w:proofErr w:type="spellStart"/>
+      <w:r>
+        <w:t>analizar_comparacion</w:t>
+      </w:r>
+      <w:proofErr w:type="spellEnd"/>
+      <w:r>
+        <w:t>', 'inputs': {'</w:t>
+      </w:r>
+      <w:proofErr w:type="spellStart"/>
+      <w:r>
+        <w:t>objetivo_a</w:t>
+      </w:r>
+      <w:proofErr w:type="spellEnd"/>
+      <w:r>
+        <w:t>': {'dispositivo': 'nevera', '</w:t>
+      </w:r>
+      <w:proofErr w:type="spellStart"/>
+      <w:r>
+        <w:t>fecha_inicio</w:t>
+      </w:r>
+      <w:proofErr w:type="spellEnd"/>
+      <w:r>
         <w:t xml:space="preserve">': </w:t>
       </w:r>
       <w:r>
-        <w:rPr>
-          <w:highlight w:val="yellow"/>
-        </w:rPr>
-        <w:t>'</w:t>
-      </w:r>
-      <w:proofErr w:type="spellStart"/>
-      <w:r>
-        <w:rPr>
-          <w:highlight w:val="yellow"/>
-        </w:rPr>
-        <w:t>obtener_consumo</w:t>
-      </w:r>
-      <w:proofErr w:type="spellEnd"/>
-      <w:r>
-        <w:rPr>
-          <w:highlight w:val="yellow"/>
-        </w:rPr>
-        <w:t>'</w:t>
-      </w:r>
-      <w:r>
-        <w:t xml:space="preserve">, 'inputs': {'dispositivos': </w:t>
-      </w:r>
-      <w:r>
-        <w:rPr>
-          <w:highlight w:val="yellow"/>
-        </w:rPr>
-        <w:t>['nevera'], '</w:t>
-      </w:r>
-      <w:proofErr w:type="spellStart"/>
-      <w:r>
-        <w:rPr>
-          <w:highlight w:val="yellow"/>
-        </w:rPr>
-        <w:t>fecha_inicio</w:t>
-      </w:r>
-      <w:proofErr w:type="spellEnd"/>
-      <w:r>
-        <w:rPr>
-          <w:highlight w:val="yellow"/>
-        </w:rPr>
-        <w:t>': '2024-11-14T18:00', '</w:t>
-      </w:r>
-      <w:proofErr w:type="spellStart"/>
-      <w:r>
-        <w:rPr>
-          <w:highlight w:val="yellow"/>
-        </w:rPr>
-        <w:t>fecha_fin</w:t>
-      </w:r>
-      <w:proofErr w:type="spellEnd"/>
-      <w:r>
-        <w:rPr>
-          <w:highlight w:val="yellow"/>
-        </w:rPr>
-        <w:t>': '2024-11</w:t>
-      </w:r>
-      <w:r>
-        <w:t>-14T23:59', 'granularidad': 'total'}, '</w:t>
-      </w:r>
-      <w:proofErr w:type="spellStart"/>
-      <w:r>
-        <w:t>descripcion</w:t>
-      </w:r>
-      <w:proofErr w:type="spellEnd"/>
-      <w:r>
-        <w:t>': 'Obtener consumo de la nevera durante la noche de ayer (2024-11-14)'}, {'id': '@2.1', '</w:t>
-      </w:r>
-      <w:proofErr w:type="spellStart"/>
-      <w:r>
-        <w:t>server_id</w:t>
-      </w:r>
-      <w:proofErr w:type="spellEnd"/>
-      <w:r>
-        <w:t>': '</w:t>
-      </w:r>
-      <w:proofErr w:type="spellStart"/>
-      <w:r>
-        <w:t>mcp_server_gravity</w:t>
-      </w:r>
-      <w:proofErr w:type="spellEnd"/>
-      <w:r>
-        <w:t>', '</w:t>
-      </w:r>
-      <w:proofErr w:type="spellStart"/>
-      <w:r>
-        <w:t>tool</w:t>
-      </w:r>
-      <w:proofErr w:type="spellEnd"/>
-      <w:r>
-        <w:t xml:space="preserve">': </w:t>
-      </w:r>
-      <w:r>
-        <w:rPr>
-          <w:highlight w:val="green"/>
-        </w:rPr>
-        <w:t>'</w:t>
-      </w:r>
-      <w:proofErr w:type="spellStart"/>
-      <w:r>
-        <w:rPr>
-          <w:highlight w:val="green"/>
-        </w:rPr>
-        <w:t>obtener_consumo</w:t>
-      </w:r>
-      <w:proofErr w:type="spellEnd"/>
-      <w:r>
-        <w:t xml:space="preserve">', 'inputs': {'dispositivos': </w:t>
-      </w:r>
-      <w:r>
-        <w:rPr>
-          <w:highlight w:val="green"/>
-        </w:rPr>
-        <w:t>['lavadora'], '</w:t>
-      </w:r>
-      <w:proofErr w:type="spellStart"/>
-      <w:r>
-        <w:rPr>
-          <w:highlight w:val="green"/>
-        </w:rPr>
-        <w:t>fecha_inicio</w:t>
-      </w:r>
-      <w:proofErr w:type="spellEnd"/>
-      <w:r>
-        <w:rPr>
-          <w:highlight w:val="green"/>
-        </w:rPr>
-        <w:t>': '2024-11-09T06:00', '</w:t>
-      </w:r>
-      <w:proofErr w:type="spellStart"/>
-      <w:r>
-        <w:rPr>
-          <w:highlight w:val="green"/>
-        </w:rPr>
-        <w:t>fecha_fin</w:t>
-      </w:r>
-      <w:proofErr w:type="spellEnd"/>
-      <w:r>
-        <w:rPr>
-          <w:highlight w:val="green"/>
-        </w:rPr>
-        <w:t>': '2024-11-09T11:59'</w:t>
-      </w:r>
-      <w:r>
-        <w:t>, 'granularidad': 'total'}, '</w:t>
-      </w:r>
-      <w:proofErr w:type="spellStart"/>
-      <w:r>
-        <w:t>descripcion</w:t>
-      </w:r>
-      <w:proofErr w:type="spellEnd"/>
-      <w:r>
-        <w:t>': 'Obtener consumo de la lavadora durante la mañana del sábado pasado (2024-11-09)'}, {'id': '@3.1', '</w:t>
-      </w:r>
-      <w:proofErr w:type="spellStart"/>
-      <w:r>
-        <w:t>server_id</w:t>
-      </w:r>
-      <w:proofErr w:type="spellEnd"/>
-      <w:r>
-        <w:t>': '</w:t>
-      </w:r>
-      <w:proofErr w:type="spellStart"/>
-      <w:r>
-        <w:t>mcp_server_gravity</w:t>
-      </w:r>
-      <w:proofErr w:type="spellEnd"/>
-      <w:r>
-        <w:t>', '</w:t>
-      </w:r>
-      <w:proofErr w:type="spellStart"/>
-      <w:r>
-        <w:t>tool</w:t>
-      </w:r>
-      <w:proofErr w:type="spellEnd"/>
-      <w:r>
-        <w:t xml:space="preserve">': </w:t>
-      </w:r>
-      <w:r>
-        <w:rPr>
-          <w:highlight w:val="cyan"/>
-        </w:rPr>
-        <w:t>'</w:t>
-      </w:r>
-      <w:proofErr w:type="spellStart"/>
-      <w:r>
-        <w:rPr>
-          <w:highlight w:val="cyan"/>
-        </w:rPr>
-        <w:t>obtener_consumo</w:t>
-      </w:r>
-      <w:proofErr w:type="spellEnd"/>
-      <w:r>
-        <w:rPr>
-          <w:highlight w:val="cyan"/>
-        </w:rPr>
-        <w:t>'</w:t>
-      </w:r>
-      <w:r>
-        <w:t>, 'inputs': {</w:t>
-      </w:r>
-      <w:r>
-        <w:rPr>
-          <w:highlight w:val="cyan"/>
-        </w:rPr>
-        <w:t>'dispositivos': ['nevera'], '</w:t>
-      </w:r>
-      <w:proofErr w:type="spellStart"/>
-      <w:r>
-        <w:rPr>
-          <w:highlight w:val="cyan"/>
-        </w:rPr>
-        <w:t>fecha_inicio</w:t>
-      </w:r>
-      <w:proofErr w:type="spellEnd"/>
-      <w:r>
-        <w:rPr>
-          <w:highlight w:val="cyan"/>
-        </w:rPr>
-        <w:t>': '2024-11-14T00:00', '</w:t>
-      </w:r>
-      <w:proofErr w:type="spellStart"/>
-      <w:r>
-        <w:rPr>
-          <w:highlight w:val="cyan"/>
-        </w:rPr>
-        <w:t>fecha_fin</w:t>
-      </w:r>
-      <w:proofErr w:type="spellEnd"/>
-      <w:r>
-        <w:rPr>
-          <w:highlight w:val="cyan"/>
-        </w:rPr>
-        <w:t>': '2024-11-14T23:59'</w:t>
-      </w:r>
-      <w:r>
-        <w:t>, 'granularidad': 'total'}, '</w:t>
-      </w:r>
-      <w:proofErr w:type="spellStart"/>
-      <w:r>
-        <w:t>descripcion</w:t>
-      </w:r>
-      <w:proofErr w:type="spellEnd"/>
-      <w:r>
-        <w:t>': 'Obtener consumo diario de la nevera para comparación (periodo supuesto 2024-11-14)'}, {'id': '@3.2', '</w:t>
-      </w:r>
-      <w:proofErr w:type="spellStart"/>
-      <w:r>
-        <w:t>server_id</w:t>
-      </w:r>
-      <w:proofErr w:type="spellEnd"/>
-      <w:r>
-        <w:t>': '</w:t>
-      </w:r>
-      <w:proofErr w:type="spellStart"/>
-      <w:r>
-        <w:t>mcp_server_gravity</w:t>
-      </w:r>
-      <w:proofErr w:type="spellEnd"/>
-      <w:r>
-        <w:t>', '</w:t>
-      </w:r>
-      <w:proofErr w:type="spellStart"/>
-      <w:r>
-        <w:t>tool</w:t>
-      </w:r>
-      <w:proofErr w:type="spellEnd"/>
-      <w:r>
-        <w:t xml:space="preserve">': </w:t>
-      </w:r>
-      <w:r>
-        <w:rPr>
-          <w:highlight w:val="magenta"/>
-        </w:rPr>
-        <w:t>'</w:t>
-      </w:r>
-      <w:proofErr w:type="spellStart"/>
-      <w:r>
-        <w:rPr>
-          <w:highlight w:val="magenta"/>
-        </w:rPr>
-        <w:t>obtener_consumo</w:t>
-      </w:r>
-      <w:proofErr w:type="spellEnd"/>
-      <w:r>
-        <w:rPr>
-          <w:highlight w:val="magenta"/>
-        </w:rPr>
-        <w:t>'</w:t>
-      </w:r>
-      <w:r>
-        <w:t>, 'inputs': {</w:t>
-      </w:r>
-      <w:r>
-        <w:rPr>
-          <w:highlight w:val="magenta"/>
-        </w:rPr>
-        <w:t>'dispositivos': ['lavadora'], '</w:t>
-      </w:r>
-      <w:proofErr w:type="spellStart"/>
-      <w:r>
-        <w:rPr>
-          <w:highlight w:val="magenta"/>
-        </w:rPr>
-        <w:t>fecha_inicio</w:t>
-      </w:r>
-      <w:proofErr w:type="spellEnd"/>
-      <w:r>
-        <w:rPr>
-          <w:highlight w:val="magenta"/>
-        </w:rPr>
-        <w:t>': '2024-11-14T00:00', '</w:t>
-      </w:r>
-      <w:proofErr w:type="spellStart"/>
-      <w:r>
-        <w:rPr>
-          <w:highlight w:val="magenta"/>
-        </w:rPr>
-        <w:t>fecha_fin</w:t>
-      </w:r>
-      <w:proofErr w:type="spellEnd"/>
-      <w:r>
-        <w:rPr>
-          <w:highlight w:val="magenta"/>
-        </w:rPr>
-        <w:t>': '2024-11-14T23:59'</w:t>
-      </w:r>
-      <w:r>
-        <w:t>, 'granularidad': 'total'}, '</w:t>
-      </w:r>
-      <w:proofErr w:type="spellStart"/>
-      <w:r>
-        <w:t>descripcion</w:t>
-      </w:r>
-      <w:proofErr w:type="spellEnd"/>
-      <w:r>
-        <w:t>': 'Obtener consumo diario de la lavadora para comparación (periodo supuesto 2024-11-14)'}, {'id': '@3.3', '</w:t>
-      </w:r>
-      <w:proofErr w:type="spellStart"/>
-      <w:r>
-        <w:t>server_id</w:t>
-      </w:r>
-      <w:proofErr w:type="spellEnd"/>
-      <w:r>
-        <w:t>': '</w:t>
-      </w:r>
-      <w:proofErr w:type="spellStart"/>
-      <w:r>
-        <w:t>mcp_server_gravity</w:t>
-      </w:r>
-      <w:proofErr w:type="spellEnd"/>
-      <w:r>
-        <w:t>', '</w:t>
-      </w:r>
-      <w:proofErr w:type="spellStart"/>
-      <w:r>
-        <w:t>tool</w:t>
-      </w:r>
-      <w:proofErr w:type="spellEnd"/>
-      <w:r>
-        <w:t xml:space="preserve">': </w:t>
-      </w:r>
-      <w:r>
-        <w:rPr>
-          <w:highlight w:val="red"/>
-        </w:rPr>
-        <w:t>'</w:t>
-      </w:r>
-      <w:proofErr w:type="spellStart"/>
-      <w:r>
-        <w:rPr>
-          <w:highlight w:val="red"/>
-        </w:rPr>
-        <w:t>analizar_comparacion</w:t>
-      </w:r>
-      <w:proofErr w:type="spellEnd"/>
-      <w:r>
-        <w:rPr>
-          <w:highlight w:val="red"/>
-        </w:rPr>
-        <w:t>', 'inputs': {'</w:t>
-      </w:r>
-      <w:proofErr w:type="spellStart"/>
-      <w:r>
-        <w:rPr>
-          <w:highlight w:val="red"/>
-        </w:rPr>
-        <w:t>objetivo_a</w:t>
-      </w:r>
-      <w:proofErr w:type="spellEnd"/>
-      <w:r>
-        <w:rPr>
-          <w:highlight w:val="red"/>
-        </w:rPr>
-        <w:t>': {'dispositivo': 'nevera', '</w:t>
-      </w:r>
-      <w:proofErr w:type="spellStart"/>
-      <w:r>
-        <w:rPr>
-          <w:highlight w:val="red"/>
-        </w:rPr>
-        <w:t>fecha_inicio</w:t>
-      </w:r>
-      <w:proofErr w:type="spellEnd"/>
-      <w:r>
-        <w:rPr>
-          <w:highlight w:val="red"/>
-        </w:rPr>
-        <w:t xml:space="preserve">': </w:t>
-      </w:r>
-      <w:r>
-        <w:rPr>
-          <w:highlight w:val="red"/>
-        </w:rPr>
         <w:lastRenderedPageBreak/>
         <w:t>'2024-11-14T00:00', '</w:t>
       </w:r>
       <w:proofErr w:type="spellStart"/>
       <w:r>
-        <w:rPr>
-          <w:highlight w:val="red"/>
-        </w:rPr>
-        <w:t>fecha_fin</w:t>
-      </w:r>
-      <w:proofErr w:type="spellEnd"/>
-      <w:r>
-        <w:rPr>
-          <w:highlight w:val="red"/>
-        </w:rPr>
-        <w:t>': '2024-11-14T23:59'</w:t>
-      </w:r>
-      <w:r>
-        <w:t xml:space="preserve">}, </w:t>
-      </w:r>
-      <w:r>
-        <w:rPr>
-          <w:highlight w:val="red"/>
-        </w:rPr>
-        <w:t>'</w:t>
-      </w:r>
-      <w:proofErr w:type="spellStart"/>
-      <w:r>
-        <w:rPr>
-          <w:highlight w:val="red"/>
-        </w:rPr>
+        <w:t>fecha_fin</w:t>
+      </w:r>
+      <w:proofErr w:type="spellEnd"/>
+      <w:r>
+        <w:t>': '2024-11-14T23:59'}, '</w:t>
+      </w:r>
+      <w:proofErr w:type="spellStart"/>
+      <w:r>
         <w:t>objetivo_b</w:t>
       </w:r>
       <w:proofErr w:type="spellEnd"/>
       <w:r>
-        <w:rPr>
-          <w:highlight w:val="red"/>
-        </w:rPr>
         <w:t>': {'dispositivo': 'lavadora', '</w:t>
       </w:r>
       <w:proofErr w:type="spellStart"/>
       <w:r>
-        <w:rPr>
-          <w:highlight w:val="red"/>
-        </w:rPr>
         <w:t>fecha_inicio</w:t>
       </w:r>
       <w:proofErr w:type="spellEnd"/>
       <w:r>
-        <w:rPr>
-          <w:highlight w:val="red"/>
-        </w:rPr>
         <w:t>': '2024-11-14T00:00', '</w:t>
       </w:r>
       <w:proofErr w:type="spellStart"/>
       <w:r>
-        <w:rPr>
-          <w:highlight w:val="red"/>
-        </w:rPr>
-        <w:t>fecha_fin</w:t>
-      </w:r>
-      <w:proofErr w:type="spellEnd"/>
-      <w:r>
-        <w:rPr>
-          <w:highlight w:val="red"/>
-        </w:rPr>
-        <w:t>': '2024-11-14T23:59'}},</w:t>
-      </w:r>
-      <w:r>
-        <w:t xml:space="preserve"> '</w:t>
+        <w:t>fecha_fin</w:t>
+      </w:r>
+      <w:proofErr w:type="spellEnd"/>
+      <w:r>
+        <w:t>': '2024-11-14T23:59'}}, '</w:t>
       </w:r>
       <w:proofErr w:type="spellStart"/>
       <w:r>
@@ -11082,81 +10836,39 @@
       </w:r>
       <w:proofErr w:type="spellEnd"/>
       <w:r>
-        <w:t xml:space="preserve">': </w:t>
-      </w:r>
-      <w:r>
-        <w:rPr>
-          <w:highlight w:val="darkMagenta"/>
-        </w:rPr>
-        <w:t>'</w:t>
-      </w:r>
-      <w:proofErr w:type="spellStart"/>
-      <w:r>
-        <w:rPr>
-          <w:highlight w:val="darkMagenta"/>
-        </w:rPr>
+        <w:t>': '</w:t>
+      </w:r>
+      <w:proofErr w:type="spellStart"/>
+      <w:r>
         <w:t>obtener_consumo</w:t>
       </w:r>
       <w:proofErr w:type="spellEnd"/>
       <w:r>
-        <w:rPr>
-          <w:highlight w:val="darkMagenta"/>
-        </w:rPr>
-        <w:t>',</w:t>
-      </w:r>
-      <w:r>
-        <w:t xml:space="preserve"> 'inputs': {'</w:t>
-      </w:r>
-      <w:r>
-        <w:rPr>
-          <w:highlight w:val="darkMagenta"/>
-        </w:rPr>
-        <w:t>dispositivos': ['</w:t>
-      </w:r>
-      <w:proofErr w:type="spellStart"/>
-      <w:r>
-        <w:rPr>
-          <w:highlight w:val="darkMagenta"/>
-        </w:rPr>
+        <w:t>', 'inputs': {'dispositivos': ['</w:t>
+      </w:r>
+      <w:proofErr w:type="spellStart"/>
+      <w:r>
         <w:t>Total_Casa</w:t>
       </w:r>
       <w:proofErr w:type="spellEnd"/>
       <w:r>
-        <w:rPr>
-          <w:highlight w:val="darkMagenta"/>
-        </w:rPr>
         <w:t>'], '</w:t>
       </w:r>
       <w:proofErr w:type="spellStart"/>
       <w:r>
-        <w:rPr>
-          <w:highlight w:val="darkMagenta"/>
-        </w:rPr>
         <w:t>fecha_inicio</w:t>
       </w:r>
       <w:proofErr w:type="spellEnd"/>
       <w:r>
-        <w:rPr>
-          <w:highlight w:val="darkMagenta"/>
-        </w:rPr>
         <w:t>': '2024-01-01T00:00', '</w:t>
       </w:r>
       <w:proofErr w:type="spellStart"/>
       <w:r>
-        <w:rPr>
-          <w:highlight w:val="darkMagenta"/>
-        </w:rPr>
-        <w:t>fecha_fin</w:t>
-      </w:r>
-      <w:proofErr w:type="spellEnd"/>
-      <w:r>
-        <w:rPr>
-          <w:highlight w:val="darkMagenta"/>
-        </w:rPr>
-        <w:t>': '2024-12-31T23:59'</w:t>
-      </w:r>
-      <w:r>
-        <w:t>, 'granularidad': 'mes'}, '</w:t>
+        <w:t>fecha_fin</w:t>
+      </w:r>
+      <w:proofErr w:type="spellEnd"/>
+      <w:r>
+        <w:t>': '2024-12-31T23:59', 'granularidad': 'mes'}, '</w:t>
       </w:r>
       <w:proofErr w:type="spellStart"/>
       <w:r>
@@ -11785,19 +11497,9 @@
         <w:pStyle w:val="Ttulo3"/>
       </w:pPr>
       <w:r>
-        <w:lastRenderedPageBreak/>
         <w:t>Análisis</w:t>
       </w:r>
     </w:p>
-    <w:p/>
-    <w:p/>
-    <w:p/>
-    <w:p/>
-    <w:p/>
-    <w:p/>
-    <w:p/>
-    <w:p/>
-    <w:p/>
     <w:sectPr>
       <w:pgSz w:w="12240" w:h="15840"/>
       <w:pgMar w:top="1417" w:right="1701" w:bottom="1417" w:left="1701" w:header="720" w:footer="720" w:gutter="0"/>

--- a/Avances_Proyecto/Pruebas/Sistema_entrada/Prueba de signature Planeador.docx
+++ b/Avances_Proyecto/Pruebas/Sistema_entrada/Prueba de signature Planeador.docx
@@ -7025,4143 +7025,5200 @@
     </w:p>
     <w:p>
       <w:r>
+        <w:t>[{'id': '@1.1', '</w:t>
+      </w:r>
+      <w:proofErr w:type="spellStart"/>
+      <w:r>
+        <w:t>server_id</w:t>
+      </w:r>
+      <w:proofErr w:type="spellEnd"/>
+      <w:r>
+        <w:t>': '</w:t>
+      </w:r>
+      <w:proofErr w:type="spellStart"/>
+      <w:r>
+        <w:t>mcp_server_gravity</w:t>
+      </w:r>
+      <w:proofErr w:type="spellEnd"/>
+      <w:r>
+        <w:t>', '</w:t>
+      </w:r>
+      <w:proofErr w:type="spellStart"/>
+      <w:r>
+        <w:t>tool</w:t>
+      </w:r>
+      <w:proofErr w:type="spellEnd"/>
+      <w:r>
+        <w:t>': '</w:t>
+      </w:r>
+      <w:proofErr w:type="spellStart"/>
+      <w:r>
+        <w:t>obtener_consumo</w:t>
+      </w:r>
+      <w:proofErr w:type="spellEnd"/>
+      <w:r>
+        <w:t>', 'inputs': {'dispositivos': ['Nevera', 'Lavadora'], '</w:t>
+      </w:r>
+      <w:proofErr w:type="spellStart"/>
+      <w:r>
+        <w:t>fecha_inicio</w:t>
+      </w:r>
+      <w:proofErr w:type="spellEnd"/>
+      <w:r>
+        <w:t>': '2024-11-15T00:00', '</w:t>
+      </w:r>
+      <w:proofErr w:type="spellStart"/>
+      <w:r>
+        <w:t>fecha_fin</w:t>
+      </w:r>
+      <w:proofErr w:type="spellEnd"/>
+      <w:r>
+        <w:t>': '2024-11-15T23:59', 'granularidad': 'total'}, '</w:t>
+      </w:r>
+      <w:proofErr w:type="spellStart"/>
+      <w:r>
+        <w:t>descripcion</w:t>
+      </w:r>
+      <w:proofErr w:type="spellEnd"/>
+      <w:r>
+        <w:t>': 'Obtener el consumo total de Nevera y Lavadora durante la noche del 15 de noviembre de 2024.'}, {'id': '@2.1', '</w:t>
+      </w:r>
+      <w:proofErr w:type="spellStart"/>
+      <w:r>
+        <w:t>server_id</w:t>
+      </w:r>
+      <w:proofErr w:type="spellEnd"/>
+      <w:r>
+        <w:t>': '</w:t>
+      </w:r>
+      <w:proofErr w:type="spellStart"/>
+      <w:r>
+        <w:t>mcp_server_gravity</w:t>
+      </w:r>
+      <w:proofErr w:type="spellEnd"/>
+      <w:r>
+        <w:t>', '</w:t>
+      </w:r>
+      <w:proofErr w:type="spellStart"/>
+      <w:r>
+        <w:t>tool</w:t>
+      </w:r>
+      <w:proofErr w:type="spellEnd"/>
+      <w:r>
+        <w:t>': '</w:t>
+      </w:r>
+      <w:proofErr w:type="spellStart"/>
+      <w:r>
+        <w:t>obtener_consumo</w:t>
+      </w:r>
+      <w:proofErr w:type="spellEnd"/>
+      <w:r>
+        <w:t>', 'inputs': {'dispositivos': ['Lavadora'], '</w:t>
+      </w:r>
+      <w:proofErr w:type="spellStart"/>
+      <w:r>
+        <w:t>fecha_inicio</w:t>
+      </w:r>
+      <w:proofErr w:type="spellEnd"/>
+      <w:r>
+        <w:t>': '2024-11-16T00:00', '</w:t>
+      </w:r>
+      <w:proofErr w:type="spellStart"/>
+      <w:r>
+        <w:t>fecha_fin</w:t>
+      </w:r>
+      <w:proofErr w:type="spellEnd"/>
+      <w:r>
+        <w:t>': '2024-11-16T23:59', 'granularidad': 'total'}, '</w:t>
+      </w:r>
+      <w:proofErr w:type="spellStart"/>
+      <w:r>
+        <w:t>descripcion</w:t>
+      </w:r>
+      <w:proofErr w:type="spellEnd"/>
+      <w:r>
+        <w:t>': 'Obtener el consumo total de la Lavadora en la mañana del 16 de noviembre de 2024.'}, {'id': '@3.1', '</w:t>
+      </w:r>
+      <w:proofErr w:type="spellStart"/>
+      <w:r>
+        <w:t>server_id</w:t>
+      </w:r>
+      <w:proofErr w:type="spellEnd"/>
+      <w:r>
+        <w:t>': '</w:t>
+      </w:r>
+      <w:proofErr w:type="spellStart"/>
+      <w:r>
+        <w:t>mcp_server_gravity</w:t>
+      </w:r>
+      <w:proofErr w:type="spellEnd"/>
+      <w:r>
+        <w:t>', '</w:t>
+      </w:r>
+      <w:proofErr w:type="spellStart"/>
+      <w:r>
+        <w:t>tool</w:t>
+      </w:r>
+      <w:proofErr w:type="spellEnd"/>
+      <w:r>
+        <w:t>': '</w:t>
+      </w:r>
+      <w:proofErr w:type="spellStart"/>
+      <w:r>
+        <w:t>analizar_comparacion</w:t>
+      </w:r>
+      <w:proofErr w:type="spellEnd"/>
+      <w:r>
+        <w:t>', 'inputs': {'</w:t>
+      </w:r>
+      <w:proofErr w:type="spellStart"/>
+      <w:r>
+        <w:t>objetivo_a</w:t>
+      </w:r>
+      <w:proofErr w:type="spellEnd"/>
+      <w:r>
+        <w:t>': {'dispositivo': 'Nevera', '</w:t>
+      </w:r>
+      <w:proofErr w:type="spellStart"/>
+      <w:r>
+        <w:t>fecha_inicio</w:t>
+      </w:r>
+      <w:proofErr w:type="spellEnd"/>
+      <w:r>
+        <w:t>': '2024-11-15T00:00', '</w:t>
+      </w:r>
+      <w:proofErr w:type="spellStart"/>
+      <w:r>
+        <w:t>fecha_fin</w:t>
+      </w:r>
+      <w:proofErr w:type="spellEnd"/>
+      <w:r>
+        <w:t>': '2024-11-15T23:59'}, '</w:t>
+      </w:r>
+      <w:proofErr w:type="spellStart"/>
+      <w:r>
+        <w:t>objetivo_b</w:t>
+      </w:r>
+      <w:proofErr w:type="spellEnd"/>
+      <w:r>
+        <w:t>': {'dispositivo': 'Lavadora', '</w:t>
+      </w:r>
+      <w:proofErr w:type="spellStart"/>
+      <w:r>
+        <w:t>fecha_inicio</w:t>
+      </w:r>
+      <w:proofErr w:type="spellEnd"/>
+      <w:r>
+        <w:t>': '2024-11-15T00:00', '</w:t>
+      </w:r>
+      <w:proofErr w:type="spellStart"/>
+      <w:r>
+        <w:t>fecha_fin</w:t>
+      </w:r>
+      <w:proofErr w:type="spellEnd"/>
+      <w:r>
+        <w:t>': '2024-11-15T23:59'}}, '</w:t>
+      </w:r>
+      <w:proofErr w:type="spellStart"/>
+      <w:r>
+        <w:t>descripcion</w:t>
+      </w:r>
+      <w:proofErr w:type="spellEnd"/>
+      <w:r>
+        <w:t>': 'Comparar el consumo entre Nevera y Lavadora durante la noche del 15 de noviembre de 2024.'}, {'id': '@4.1', '</w:t>
+      </w:r>
+      <w:proofErr w:type="spellStart"/>
+      <w:r>
+        <w:t>server_id</w:t>
+      </w:r>
+      <w:proofErr w:type="spellEnd"/>
+      <w:r>
+        <w:t>': '</w:t>
+      </w:r>
+      <w:proofErr w:type="spellStart"/>
+      <w:r>
+        <w:t>mcp_server_gravity</w:t>
+      </w:r>
+      <w:proofErr w:type="spellEnd"/>
+      <w:r>
+        <w:t>', '</w:t>
+      </w:r>
+      <w:proofErr w:type="spellStart"/>
+      <w:r>
+        <w:t>tool</w:t>
+      </w:r>
+      <w:proofErr w:type="spellEnd"/>
+      <w:r>
+        <w:t>': '</w:t>
+      </w:r>
+      <w:proofErr w:type="spellStart"/>
+      <w:r>
+        <w:t>obtener_consumo</w:t>
+      </w:r>
+      <w:proofErr w:type="spellEnd"/>
+      <w:r>
+        <w:t>', 'inputs': {'dispositivos': ['</w:t>
+      </w:r>
+      <w:proofErr w:type="spellStart"/>
+      <w:r>
+        <w:t>Total_Casa</w:t>
+      </w:r>
+      <w:proofErr w:type="spellEnd"/>
+      <w:r>
+        <w:t>'], '</w:t>
+      </w:r>
+      <w:proofErr w:type="spellStart"/>
+      <w:r>
+        <w:t>fecha_inicio</w:t>
+      </w:r>
+      <w:proofErr w:type="spellEnd"/>
+      <w:r>
+        <w:t>': '2024-01-01T00:00', '</w:t>
+      </w:r>
+      <w:proofErr w:type="spellStart"/>
+      <w:r>
+        <w:t>fecha_fin</w:t>
+      </w:r>
+      <w:proofErr w:type="spellEnd"/>
+      <w:r>
+        <w:t>': '2024-12-31T23:59', 'granularidad': 'total'}, '</w:t>
+      </w:r>
+      <w:proofErr w:type="spellStart"/>
+      <w:r>
+        <w:t>descripcion</w:t>
+      </w:r>
+      <w:proofErr w:type="spellEnd"/>
+      <w:r>
+        <w:t>': 'Obtener el consumo total de todos los dispositivos durante el año 2024.'}]</w:t>
+      </w:r>
+    </w:p>
+    <w:p>
+      <w:pPr>
+        <w:rPr>
+          <w:b/>
+          <w:bCs/>
+        </w:rPr>
+      </w:pPr>
+      <w:r>
+        <w:rPr>
+          <w:b/>
+          <w:bCs/>
+        </w:rPr>
+        <w:t>Estado de solicitudes:</w:t>
+      </w:r>
+    </w:p>
+    <w:p>
+      <w:r>
+        <w:t>{'@1': {'estado': 'resuelta', 'motivo': ''}, '@2': {'estado': 'resuelta', 'motivo': ''}, '@3': {'estado': 'resuelta', 'motivo': ''}, '@4': {'estado': '</w:t>
+      </w:r>
+      <w:proofErr w:type="spellStart"/>
+      <w:r>
+        <w:t>no_resuelta</w:t>
+      </w:r>
+      <w:proofErr w:type="spellEnd"/>
+      <w:r>
+        <w:t>', 'motivo': 'La herramienta no puede manejar rangos anuales'}}</w:t>
+      </w:r>
+    </w:p>
+    <w:p>
+      <w:pPr>
+        <w:pStyle w:val="Ttulo3"/>
+      </w:pPr>
+      <w:r>
+        <w:t>Resultado Gemma 7b (Local)</w:t>
+      </w:r>
+    </w:p>
+    <w:p>
+      <w:pPr>
+        <w:rPr>
+          <w:b/>
+          <w:bCs/>
+        </w:rPr>
+      </w:pPr>
+      <w:r>
+        <w:rPr>
+          <w:b/>
+          <w:bCs/>
+        </w:rPr>
+        <w:t>Plan:</w:t>
+      </w:r>
+    </w:p>
+    <w:p>
+      <w:r>
+        <w:t>[{'id': '@1.1', '</w:t>
+      </w:r>
+      <w:proofErr w:type="spellStart"/>
+      <w:r>
+        <w:t>server_id</w:t>
+      </w:r>
+      <w:proofErr w:type="spellEnd"/>
+      <w:r>
+        <w:t>': '</w:t>
+      </w:r>
+      <w:proofErr w:type="spellStart"/>
+      <w:r>
+        <w:t>mcp_server_gravity</w:t>
+      </w:r>
+      <w:proofErr w:type="spellEnd"/>
+      <w:r>
+        <w:t>', '</w:t>
+      </w:r>
+      <w:proofErr w:type="spellStart"/>
+      <w:r>
+        <w:t>tool</w:t>
+      </w:r>
+      <w:proofErr w:type="spellEnd"/>
+      <w:r>
+        <w:t>': '</w:t>
+      </w:r>
+      <w:proofErr w:type="spellStart"/>
+      <w:r>
+        <w:t>obtener_consumo</w:t>
+      </w:r>
+      <w:proofErr w:type="spellEnd"/>
+      <w:r>
+        <w:t>', 'inputs': {'dispositivos': ['</w:t>
+      </w:r>
+      <w:proofErr w:type="spellStart"/>
+      <w:r>
+        <w:t>Total_Casa</w:t>
+      </w:r>
+      <w:proofErr w:type="spellEnd"/>
+      <w:r>
+        <w:t>'], '</w:t>
+      </w:r>
+      <w:proofErr w:type="spellStart"/>
+      <w:r>
+        <w:t>fecha_inicio</w:t>
+      </w:r>
+      <w:proofErr w:type="spellEnd"/>
+      <w:r>
+        <w:t>': '2024-11-14T00:00', '</w:t>
+      </w:r>
+      <w:proofErr w:type="spellStart"/>
+      <w:r>
+        <w:t>fecha_fin</w:t>
+      </w:r>
+      <w:proofErr w:type="spellEnd"/>
+      <w:r>
+        <w:t>': '2024-11-15T00:00', 'granularidad': '</w:t>
+      </w:r>
+      <w:proofErr w:type="spellStart"/>
+      <w:r>
+        <w:t>dia</w:t>
+      </w:r>
+      <w:proofErr w:type="spellEnd"/>
+      <w:r>
+        <w:t>'}, '</w:t>
+      </w:r>
+      <w:proofErr w:type="spellStart"/>
+      <w:r>
+        <w:t>descripcion</w:t>
+      </w:r>
+      <w:proofErr w:type="spellEnd"/>
+      <w:r>
+        <w:t>': 'Obtiene consumo energético total de la casa para el día ayer.'}, {'id': '@2.1', '</w:t>
+      </w:r>
+      <w:proofErr w:type="spellStart"/>
+      <w:r>
+        <w:t>server_id</w:t>
+      </w:r>
+      <w:proofErr w:type="spellEnd"/>
+      <w:r>
+        <w:t>': '</w:t>
+      </w:r>
+      <w:proofErr w:type="spellStart"/>
+      <w:r>
+        <w:t>mcp_server_gravity</w:t>
+      </w:r>
+      <w:proofErr w:type="spellEnd"/>
+      <w:r>
+        <w:t>', '</w:t>
+      </w:r>
+      <w:proofErr w:type="spellStart"/>
+      <w:r>
+        <w:t>tool</w:t>
+      </w:r>
+      <w:proofErr w:type="spellEnd"/>
+      <w:r>
+        <w:t>': '</w:t>
+      </w:r>
+      <w:proofErr w:type="spellStart"/>
+      <w:r>
+        <w:t>obtener_consumo</w:t>
+      </w:r>
+      <w:proofErr w:type="spellEnd"/>
+      <w:r>
+        <w:t>', 'inputs': {'dispositivos': ['</w:t>
+      </w:r>
+      <w:proofErr w:type="spellStart"/>
+      <w:r>
+        <w:t>Total_Casa</w:t>
+      </w:r>
+      <w:proofErr w:type="spellEnd"/>
+      <w:r>
+        <w:t>'], '</w:t>
+      </w:r>
+      <w:proofErr w:type="spellStart"/>
+      <w:r>
+        <w:t>fecha_inicio</w:t>
+      </w:r>
+      <w:proofErr w:type="spellEnd"/>
+      <w:r>
+        <w:t>': '2024-11-13T00:00', '</w:t>
+      </w:r>
+      <w:proofErr w:type="spellStart"/>
+      <w:r>
+        <w:t>fecha_fin</w:t>
+      </w:r>
+      <w:proofErr w:type="spellEnd"/>
+      <w:r>
+        <w:t>': '2024-11-14T00:00', 'granularidad': '</w:t>
+      </w:r>
+      <w:proofErr w:type="spellStart"/>
+      <w:r>
+        <w:t>dia</w:t>
+      </w:r>
+      <w:proofErr w:type="spellEnd"/>
+      <w:r>
+        <w:t>'}, '</w:t>
+      </w:r>
+      <w:proofErr w:type="spellStart"/>
+      <w:r>
+        <w:t>descripcion</w:t>
+      </w:r>
+      <w:proofErr w:type="spellEnd"/>
+      <w:r>
+        <w:t>': 'Obtiene consumo energético total de la casa para el día antes ayer.'}, {'id': '@3.1', '</w:t>
+      </w:r>
+      <w:proofErr w:type="spellStart"/>
+      <w:r>
+        <w:t>server_id</w:t>
+      </w:r>
+      <w:proofErr w:type="spellEnd"/>
+      <w:r>
+        <w:t>': '</w:t>
+      </w:r>
+      <w:proofErr w:type="spellStart"/>
+      <w:r>
+        <w:t>mcp_server_gravity</w:t>
+      </w:r>
+      <w:proofErr w:type="spellEnd"/>
+      <w:r>
+        <w:t>', '</w:t>
+      </w:r>
+      <w:proofErr w:type="spellStart"/>
+      <w:r>
+        <w:t>tool</w:t>
+      </w:r>
+      <w:proofErr w:type="spellEnd"/>
+      <w:r>
+        <w:t>': '</w:t>
+      </w:r>
+      <w:proofErr w:type="spellStart"/>
+      <w:r>
+        <w:t>analizar_comparacion</w:t>
+      </w:r>
+      <w:proofErr w:type="spellEnd"/>
+      <w:r>
+        <w:t>', 'inputs': {'</w:t>
+      </w:r>
+      <w:proofErr w:type="spellStart"/>
+      <w:r>
+        <w:t>objetivo_a</w:t>
+      </w:r>
+      <w:proofErr w:type="spellEnd"/>
+      <w:r>
+        <w:t>': {'dispositivo': '@1.1', '</w:t>
+      </w:r>
+      <w:proofErr w:type="spellStart"/>
+      <w:r>
+        <w:t>fecha_inicio</w:t>
+      </w:r>
+      <w:proofErr w:type="spellEnd"/>
+      <w:r>
+        <w:t>': '2024-11-14T00:00', '</w:t>
+      </w:r>
+      <w:proofErr w:type="spellStart"/>
+      <w:r>
+        <w:t>fecha_fin</w:t>
+      </w:r>
+      <w:proofErr w:type="spellEnd"/>
+      <w:r>
+        <w:t>': '2024-11-15T00:00'}, '</w:t>
+      </w:r>
+      <w:proofErr w:type="spellStart"/>
+      <w:r>
+        <w:t>objetivo_b</w:t>
+      </w:r>
+      <w:proofErr w:type="spellEnd"/>
+      <w:r>
+        <w:t>': {'dispositivo': '@2.1', '</w:t>
+      </w:r>
+      <w:proofErr w:type="spellStart"/>
+      <w:r>
+        <w:t>fecha_inicio</w:t>
+      </w:r>
+      <w:proofErr w:type="spellEnd"/>
+      <w:r>
+        <w:t>': '2024-11-13T00:00', '</w:t>
+      </w:r>
+      <w:proofErr w:type="spellStart"/>
+      <w:r>
+        <w:t>fecha_fin</w:t>
+      </w:r>
+      <w:proofErr w:type="spellEnd"/>
+      <w:r>
+        <w:t>': '2024-11-14T00:00'}}, '</w:t>
+      </w:r>
+      <w:proofErr w:type="spellStart"/>
+      <w:r>
+        <w:t>descripcion</w:t>
+      </w:r>
+      <w:proofErr w:type="spellEnd"/>
+      <w:r>
+        <w:t>': 'Compara consumo energético entre ayer y el día antes ayer.'}, {'id': '@4.1', '</w:t>
+      </w:r>
+      <w:proofErr w:type="spellStart"/>
+      <w:r>
+        <w:t>server_id</w:t>
+      </w:r>
+      <w:proofErr w:type="spellEnd"/>
+      <w:r>
+        <w:t>': '</w:t>
+      </w:r>
+      <w:proofErr w:type="spellStart"/>
+      <w:r>
+        <w:t>mcp_server_gravity</w:t>
+      </w:r>
+      <w:proofErr w:type="spellEnd"/>
+      <w:r>
+        <w:t>', '</w:t>
+      </w:r>
+      <w:proofErr w:type="spellStart"/>
+      <w:r>
+        <w:t>tool</w:t>
+      </w:r>
+      <w:proofErr w:type="spellEnd"/>
+      <w:r>
+        <w:t>': '</w:t>
+      </w:r>
+      <w:proofErr w:type="spellStart"/>
+      <w:r>
+        <w:t>obtener_consumo</w:t>
+      </w:r>
+      <w:proofErr w:type="spellEnd"/>
+      <w:r>
+        <w:t>', 'inputs': {'dispositivos': ['</w:t>
+      </w:r>
+      <w:proofErr w:type="spellStart"/>
+      <w:r>
+        <w:t>Total_Casa</w:t>
+      </w:r>
+      <w:proofErr w:type="spellEnd"/>
+      <w:r>
+        <w:t>'], '</w:t>
+      </w:r>
+      <w:proofErr w:type="spellStart"/>
+      <w:r>
+        <w:t>fecha_inicio</w:t>
+      </w:r>
+      <w:proofErr w:type="spellEnd"/>
+      <w:r>
+        <w:t>': '2024-01-01T00:00', '</w:t>
+      </w:r>
+      <w:proofErr w:type="spellStart"/>
+      <w:r>
+        <w:t>fecha_fin</w:t>
+      </w:r>
+      <w:proofErr w:type="spellEnd"/>
+      <w:r>
+        <w:t>': '2024-11-15T00:00', 'granularidad': 'mes'}, '</w:t>
+      </w:r>
+      <w:proofErr w:type="spellStart"/>
+      <w:r>
+        <w:t>descripcion</w:t>
+      </w:r>
+      <w:proofErr w:type="spellEnd"/>
+      <w:r>
+        <w:t>': 'Obtiene consumo energético total de la casa para el año 2024.'}]</w:t>
+      </w:r>
+    </w:p>
+    <w:p>
+      <w:pPr>
+        <w:rPr>
+          <w:b/>
+          <w:bCs/>
+        </w:rPr>
+      </w:pPr>
+      <w:r>
+        <w:rPr>
+          <w:b/>
+          <w:bCs/>
+        </w:rPr>
+        <w:t>Estado de solicitudes:</w:t>
+      </w:r>
+    </w:p>
+    <w:p>
+      <w:r>
+        <w:t>{'@1': {'estado': 'resuelta'}, '@2': {'estado': 'resuelta'}, '@3': {'estado': 'resuelta'}, '@4': {'estado': 'resuelto'}}</w:t>
+      </w:r>
+    </w:p>
+    <w:p>
+      <w:pPr>
+        <w:pStyle w:val="Ttulo3"/>
+      </w:pPr>
+      <w:r>
+        <w:t>Resultado Mistral 7b (Local)</w:t>
+      </w:r>
+    </w:p>
+    <w:p>
+      <w:pPr>
+        <w:rPr>
+          <w:b/>
+          <w:bCs/>
+        </w:rPr>
+      </w:pPr>
+      <w:r>
+        <w:rPr>
+          <w:b/>
+          <w:bCs/>
+        </w:rPr>
+        <w:t>Plan:</w:t>
+      </w:r>
+    </w:p>
+    <w:p>
+      <w:r>
+        <w:t>[{'id': '@1.1', '</w:t>
+      </w:r>
+      <w:proofErr w:type="spellStart"/>
+      <w:r>
+        <w:t>server_id</w:t>
+      </w:r>
+      <w:proofErr w:type="spellEnd"/>
+      <w:r>
+        <w:t>': '</w:t>
+      </w:r>
+      <w:proofErr w:type="spellStart"/>
+      <w:r>
+        <w:t>mcp_server_gravity</w:t>
+      </w:r>
+      <w:proofErr w:type="spellEnd"/>
+      <w:r>
+        <w:t>', '</w:t>
+      </w:r>
+      <w:proofErr w:type="spellStart"/>
+      <w:r>
+        <w:t>tool</w:t>
+      </w:r>
+      <w:proofErr w:type="spellEnd"/>
+      <w:r>
+        <w:t>': '</w:t>
+      </w:r>
+      <w:proofErr w:type="spellStart"/>
+      <w:r>
+        <w:t>obtener_consumo</w:t>
+      </w:r>
+      <w:proofErr w:type="spellEnd"/>
+      <w:r>
+        <w:t>', 'inputs': {'dispositivos': ['nevera'], '</w:t>
+      </w:r>
+      <w:proofErr w:type="spellStart"/>
+      <w:r>
+        <w:t>fecha_inicio</w:t>
+      </w:r>
+      <w:proofErr w:type="spellEnd"/>
+      <w:r>
+        <w:t>': '2024-11-14T18:00', '</w:t>
+      </w:r>
+      <w:proofErr w:type="spellStart"/>
+      <w:r>
+        <w:t>fecha_fin</w:t>
+      </w:r>
+      <w:proofErr w:type="spellEnd"/>
+      <w:r>
+        <w:t>': '2024-11-15T05:59'}, '</w:t>
+      </w:r>
+      <w:proofErr w:type="spellStart"/>
+      <w:r>
+        <w:t>descripcion</w:t>
+      </w:r>
+      <w:proofErr w:type="spellEnd"/>
+      <w:r>
+        <w:t>': 'Obtener el consumo de la nevera durante la noche del 14 al 15 de noviembre de 2024.'}, {'id': '@1.2', '</w:t>
+      </w:r>
+      <w:proofErr w:type="spellStart"/>
+      <w:r>
+        <w:t>server_id</w:t>
+      </w:r>
+      <w:proofErr w:type="spellEnd"/>
+      <w:r>
+        <w:t>': '</w:t>
+      </w:r>
+      <w:proofErr w:type="spellStart"/>
+      <w:r>
+        <w:t>mcp_server_gravity</w:t>
+      </w:r>
+      <w:proofErr w:type="spellEnd"/>
+      <w:r>
+        <w:t>', '</w:t>
+      </w:r>
+      <w:proofErr w:type="spellStart"/>
+      <w:r>
+        <w:t>tool</w:t>
+      </w:r>
+      <w:proofErr w:type="spellEnd"/>
+      <w:r>
+        <w:t>': '</w:t>
+      </w:r>
+      <w:proofErr w:type="spellStart"/>
+      <w:r>
+        <w:t>obtener_consumo</w:t>
+      </w:r>
+      <w:proofErr w:type="spellEnd"/>
+      <w:r>
+        <w:t>', 'inputs': {'dispositivos': ['nevera'], '</w:t>
+      </w:r>
+      <w:proofErr w:type="spellStart"/>
+      <w:r>
+        <w:t>fecha_inicio</w:t>
+      </w:r>
+      <w:proofErr w:type="spellEnd"/>
+      <w:r>
+        <w:t>': '2024-11-15T06:00', '</w:t>
+      </w:r>
+      <w:proofErr w:type="spellStart"/>
+      <w:r>
+        <w:t>fecha_fin</w:t>
+      </w:r>
+      <w:proofErr w:type="spellEnd"/>
+      <w:r>
+        <w:t>': '2024-11-15T17:59'}, '</w:t>
+      </w:r>
+      <w:proofErr w:type="spellStart"/>
+      <w:r>
+        <w:t>descripcion</w:t>
+      </w:r>
+      <w:proofErr w:type="spellEnd"/>
+      <w:r>
+        <w:t>': 'Obtener el consumo de la nevera durante el día 15 de noviembre de 2024.'}, {'id': '@2.1', '</w:t>
+      </w:r>
+      <w:proofErr w:type="spellStart"/>
+      <w:r>
+        <w:t>server_id</w:t>
+      </w:r>
+      <w:proofErr w:type="spellEnd"/>
+      <w:r>
+        <w:t>': '</w:t>
+      </w:r>
+      <w:proofErr w:type="spellStart"/>
+      <w:r>
+        <w:t>mcp_server_gravity</w:t>
+      </w:r>
+      <w:proofErr w:type="spellEnd"/>
+      <w:r>
+        <w:t>', '</w:t>
+      </w:r>
+      <w:proofErr w:type="spellStart"/>
+      <w:r>
+        <w:t>tool</w:t>
+      </w:r>
+      <w:proofErr w:type="spellEnd"/>
+      <w:r>
+        <w:t>': '</w:t>
+      </w:r>
+      <w:proofErr w:type="spellStart"/>
+      <w:r>
+        <w:t>obtener_consumo</w:t>
+      </w:r>
+      <w:proofErr w:type="spellEnd"/>
+      <w:r>
+        <w:t>', 'inputs': {'dispositivos': ['lavadora'], '</w:t>
+      </w:r>
+      <w:proofErr w:type="spellStart"/>
+      <w:r>
+        <w:t>fecha_inicio</w:t>
+      </w:r>
+      <w:proofErr w:type="spellEnd"/>
+      <w:r>
+        <w:t>': '2024-11-13T06:00', '</w:t>
+      </w:r>
+      <w:proofErr w:type="spellStart"/>
+      <w:r>
+        <w:t>fecha_fin</w:t>
+      </w:r>
+      <w:proofErr w:type="spellEnd"/>
+      <w:r>
+        <w:t>': '2024-11-13T11:59'}, '</w:t>
+      </w:r>
+      <w:proofErr w:type="spellStart"/>
+      <w:r>
+        <w:t>descripcion</w:t>
+      </w:r>
+      <w:proofErr w:type="spellEnd"/>
+      <w:r>
+        <w:t>': 'Obtener el consumo de la lavadora el sábado 13 de noviembre de 2024.'}, {'id': '@2.2', '</w:t>
+      </w:r>
+      <w:proofErr w:type="spellStart"/>
+      <w:r>
+        <w:t>server_id</w:t>
+      </w:r>
+      <w:proofErr w:type="spellEnd"/>
+      <w:r>
+        <w:t>': '</w:t>
+      </w:r>
+      <w:proofErr w:type="spellStart"/>
+      <w:r>
+        <w:t>mcp_server_gravity</w:t>
+      </w:r>
+      <w:proofErr w:type="spellEnd"/>
+      <w:r>
+        <w:t>', '</w:t>
+      </w:r>
+      <w:proofErr w:type="spellStart"/>
+      <w:r>
+        <w:t>tool</w:t>
+      </w:r>
+      <w:proofErr w:type="spellEnd"/>
+      <w:r>
+        <w:t>': '</w:t>
+      </w:r>
+      <w:proofErr w:type="spellStart"/>
+      <w:r>
+        <w:t>obtener_consumo</w:t>
+      </w:r>
+      <w:proofErr w:type="spellEnd"/>
+      <w:r>
+        <w:t>', 'inputs': {'dispositivos': ['lavadora'], '</w:t>
+      </w:r>
+      <w:proofErr w:type="spellStart"/>
+      <w:r>
+        <w:t>fecha_inicio</w:t>
+      </w:r>
+      <w:proofErr w:type="spellEnd"/>
+      <w:r>
+        <w:t>': '2024-11-13T12:00', '</w:t>
+      </w:r>
+      <w:proofErr w:type="spellStart"/>
+      <w:r>
+        <w:t>fecha_fin</w:t>
+      </w:r>
+      <w:proofErr w:type="spellEnd"/>
+      <w:r>
+        <w:t>': '2024-11-13T17:59'}, '</w:t>
+      </w:r>
+      <w:proofErr w:type="spellStart"/>
+      <w:r>
+        <w:t>descripcion</w:t>
+      </w:r>
+      <w:proofErr w:type="spellEnd"/>
+      <w:r>
+        <w:t>': 'Obtener el consumo de la lavadora durante el sábado 13 de noviembre de 2024.'}, {'id': '@3.1', '</w:t>
+      </w:r>
+      <w:proofErr w:type="spellStart"/>
+      <w:r>
+        <w:t>server_id</w:t>
+      </w:r>
+      <w:proofErr w:type="spellEnd"/>
+      <w:r>
+        <w:t>': '</w:t>
+      </w:r>
+      <w:proofErr w:type="spellStart"/>
+      <w:r>
+        <w:t>mcp_server_gravity</w:t>
+      </w:r>
+      <w:proofErr w:type="spellEnd"/>
+      <w:r>
+        <w:t>', '</w:t>
+      </w:r>
+      <w:proofErr w:type="spellStart"/>
+      <w:r>
+        <w:t>tool</w:t>
+      </w:r>
+      <w:proofErr w:type="spellEnd"/>
+      <w:r>
+        <w:t>': '</w:t>
+      </w:r>
+      <w:proofErr w:type="spellStart"/>
+      <w:r>
+        <w:t>analizar_comparacion</w:t>
+      </w:r>
+      <w:proofErr w:type="spellEnd"/>
+      <w:r>
+        <w:t>', 'inputs': {'</w:t>
+      </w:r>
+      <w:proofErr w:type="spellStart"/>
+      <w:r>
+        <w:t>objetivo_a</w:t>
+      </w:r>
+      <w:proofErr w:type="spellEnd"/>
+      <w:r>
+        <w:t>': {'dispositivo': 'nevera', '</w:t>
+      </w:r>
+      <w:proofErr w:type="spellStart"/>
+      <w:r>
+        <w:t>fecha_inicio</w:t>
+      </w:r>
+      <w:proofErr w:type="spellEnd"/>
+      <w:r>
+        <w:t>': '@1.1.fecha_fin', '</w:t>
+      </w:r>
+      <w:proofErr w:type="spellStart"/>
+      <w:r>
+        <w:t>fecha_fin</w:t>
+      </w:r>
+      <w:proofErr w:type="spellEnd"/>
+      <w:r>
+        <w:t>': '@1.2.fecha_inicio'}, '</w:t>
+      </w:r>
+      <w:proofErr w:type="spellStart"/>
+      <w:r>
+        <w:t>objetivo_b</w:t>
+      </w:r>
+      <w:proofErr w:type="spellEnd"/>
+      <w:r>
+        <w:t>': {'dispositivo': 'lavadora', '</w:t>
+      </w:r>
+      <w:proofErr w:type="spellStart"/>
+      <w:r>
+        <w:t>fecha_inicio</w:t>
+      </w:r>
+      <w:proofErr w:type="spellEnd"/>
+      <w:r>
+        <w:t>': '@2.1.fecha_fin', '</w:t>
+      </w:r>
+      <w:proofErr w:type="spellStart"/>
+      <w:r>
+        <w:t>fecha_fin</w:t>
+      </w:r>
+      <w:proofErr w:type="spellEnd"/>
+      <w:r>
+        <w:t>': '@2.2.fecha_inicio'}}, '</w:t>
+      </w:r>
+      <w:proofErr w:type="spellStart"/>
+      <w:r>
+        <w:t>descripcion</w:t>
+      </w:r>
+      <w:proofErr w:type="spellEnd"/>
+      <w:r>
+        <w:t>': 'Comparar el consumo de la nevera y la lavadora durante los días 14 y 15 de noviembre de 2024.'}]</w:t>
+      </w:r>
+    </w:p>
+    <w:p>
+      <w:pPr>
+        <w:rPr>
+          <w:b/>
+          <w:bCs/>
+        </w:rPr>
+      </w:pPr>
+      <w:r>
+        <w:rPr>
+          <w:b/>
+          <w:bCs/>
+        </w:rPr>
+        <w:t>Estado de solicitudes:</w:t>
+      </w:r>
+    </w:p>
+    <w:p>
+      <w:r>
+        <w:t>{'@1': {'estado': 'completado', 'resultados': [{'fecha': '@1.1.fecha', 'consumo': '@1.1.consumo'}, {'fecha': '@1.2.fecha', 'consumo': '@1.2.consumo'}]}, '@2': {'estado': 'completado', 'resultados': [{'fecha': '@2.1.fecha', 'consumo': '@2.1.consumo'}, {'fecha': '@2.2.fecha', 'consumo': '@2.2.consumo'}]}, '@3': {'estado': 'completado', 'resultados': {'</w:t>
+      </w:r>
+      <w:proofErr w:type="spellStart"/>
+      <w:r>
+        <w:t>valor_a</w:t>
+      </w:r>
+      <w:proofErr w:type="spellEnd"/>
+      <w:r>
+        <w:t>': '@3.1.objetivo_a.consumo', '</w:t>
+      </w:r>
+      <w:proofErr w:type="spellStart"/>
+      <w:r>
+        <w:t>valor_b</w:t>
+      </w:r>
+      <w:proofErr w:type="spellEnd"/>
+      <w:r>
+        <w:t>': '@3.1.objetivo_b.consumo', '</w:t>
+      </w:r>
+      <w:proofErr w:type="spellStart"/>
+      <w:r>
+        <w:t>diferencia_absoluta</w:t>
+      </w:r>
+      <w:proofErr w:type="spellEnd"/>
+      <w:r>
+        <w:t>': '@3.1.comparacion.diferencia_absoluta', '</w:t>
+      </w:r>
+      <w:proofErr w:type="spellStart"/>
+      <w:r>
+        <w:t>diferencia_porcentual</w:t>
+      </w:r>
+      <w:proofErr w:type="spellEnd"/>
+      <w:r>
+        <w:t>': '@3.1.comparacion.diferencia_porcentual', '</w:t>
+      </w:r>
+      <w:proofErr w:type="spellStart"/>
+      <w:r>
+        <w:t>mayor_consumo</w:t>
+      </w:r>
+      <w:proofErr w:type="spellEnd"/>
+      <w:r>
+        <w:t>': '@3.1.comparacion.mayor_consumo'}}}</w:t>
+      </w:r>
+    </w:p>
+    <w:p>
+      <w:pPr>
+        <w:pStyle w:val="Ttulo3"/>
+      </w:pPr>
+      <w:r>
+        <w:t>Resultado Qwen3 4b (Local)</w:t>
+      </w:r>
+    </w:p>
+    <w:p>
+      <w:pPr>
+        <w:rPr>
+          <w:b/>
+          <w:bCs/>
+        </w:rPr>
+      </w:pPr>
+      <w:r>
+        <w:rPr>
+          <w:b/>
+          <w:bCs/>
+        </w:rPr>
+        <w:t>Plan:</w:t>
+      </w:r>
+    </w:p>
+    <w:p>
+      <w:r>
+        <w:t>[{'id': '@1.1', '</w:t>
+      </w:r>
+      <w:proofErr w:type="spellStart"/>
+      <w:r>
+        <w:t>server_id</w:t>
+      </w:r>
+      <w:proofErr w:type="spellEnd"/>
+      <w:r>
+        <w:t>': '</w:t>
+      </w:r>
+      <w:proofErr w:type="spellStart"/>
+      <w:r>
+        <w:t>mcp_server_gravity</w:t>
+      </w:r>
+      <w:proofErr w:type="spellEnd"/>
+      <w:r>
+        <w:t>', '</w:t>
+      </w:r>
+      <w:proofErr w:type="spellStart"/>
+      <w:r>
+        <w:t>tool</w:t>
+      </w:r>
+      <w:proofErr w:type="spellEnd"/>
+      <w:r>
+        <w:t>': '</w:t>
+      </w:r>
+      <w:proofErr w:type="spellStart"/>
+      <w:r>
+        <w:t>obtener_consumo</w:t>
+      </w:r>
+      <w:proofErr w:type="spellEnd"/>
+      <w:r>
+        <w:t>', 'inputs': {'dispositivos': ['nevera'], '</w:t>
+      </w:r>
+      <w:proofErr w:type="spellStart"/>
+      <w:r>
+        <w:t>fecha_inicio</w:t>
+      </w:r>
+      <w:proofErr w:type="spellEnd"/>
+      <w:r>
+        <w:t>': '2024-11-14T22:00', '</w:t>
+      </w:r>
+      <w:proofErr w:type="spellStart"/>
+      <w:r>
+        <w:t>fecha_fin</w:t>
+      </w:r>
+      <w:proofErr w:type="spellEnd"/>
+      <w:r>
+        <w:t>': '2024-11-14T23:59', 'granularidad': 'hora'}, '</w:t>
+      </w:r>
+      <w:proofErr w:type="spellStart"/>
+      <w:r>
+        <w:t>descripcion</w:t>
+      </w:r>
+      <w:proofErr w:type="spellEnd"/>
+      <w:r>
+        <w:t>': 'Obtener consumo de la nevera durante la noche del día anterior (2024-11-14)'}, {'id': '@2.1', '</w:t>
+      </w:r>
+      <w:proofErr w:type="spellStart"/>
+      <w:r>
+        <w:t>server_id</w:t>
+      </w:r>
+      <w:proofErr w:type="spellEnd"/>
+      <w:r>
+        <w:t>': '</w:t>
+      </w:r>
+      <w:proofErr w:type="spellStart"/>
+      <w:r>
+        <w:t>mcp_server_gravity</w:t>
+      </w:r>
+      <w:proofErr w:type="spellEnd"/>
+      <w:r>
+        <w:t>', '</w:t>
+      </w:r>
+      <w:proofErr w:type="spellStart"/>
+      <w:r>
+        <w:t>tool</w:t>
+      </w:r>
+      <w:proofErr w:type="spellEnd"/>
+      <w:r>
+        <w:t>': '</w:t>
+      </w:r>
+      <w:proofErr w:type="spellStart"/>
+      <w:r>
+        <w:t>obtener_consumo</w:t>
+      </w:r>
+      <w:proofErr w:type="spellEnd"/>
+      <w:r>
+        <w:t>', 'inputs': {'dispositivos': ['lavadora'], '</w:t>
+      </w:r>
+      <w:proofErr w:type="spellStart"/>
+      <w:r>
+        <w:t>fecha_inicio</w:t>
+      </w:r>
+      <w:proofErr w:type="spellEnd"/>
+      <w:r>
+        <w:t>': '2024-11-06T06:00', '</w:t>
+      </w:r>
+      <w:proofErr w:type="spellStart"/>
+      <w:r>
+        <w:t>fecha_fin</w:t>
+      </w:r>
+      <w:proofErr w:type="spellEnd"/>
+      <w:r>
+        <w:t>': '2024-11-06T11:59', 'granularidad': 'hora'}, '</w:t>
+      </w:r>
+      <w:proofErr w:type="spellStart"/>
+      <w:r>
+        <w:t>descripcion</w:t>
+      </w:r>
+      <w:proofErr w:type="spellEnd"/>
+      <w:r>
+        <w:t>': 'Obtener consumo de la lavadora el sábado pasado (2024-11-06) en la mañana'}, {'id': '@3.1', '</w:t>
+      </w:r>
+      <w:proofErr w:type="spellStart"/>
+      <w:r>
+        <w:t>server_id</w:t>
+      </w:r>
+      <w:proofErr w:type="spellEnd"/>
+      <w:r>
+        <w:t>': '</w:t>
+      </w:r>
+      <w:proofErr w:type="spellStart"/>
+      <w:r>
+        <w:t>mcp_server_gravity</w:t>
+      </w:r>
+      <w:proofErr w:type="spellEnd"/>
+      <w:r>
+        <w:t>', '</w:t>
+      </w:r>
+      <w:proofErr w:type="spellStart"/>
+      <w:r>
+        <w:t>tool</w:t>
+      </w:r>
+      <w:proofErr w:type="spellEnd"/>
+      <w:r>
+        <w:t>': '</w:t>
+      </w:r>
+      <w:proofErr w:type="spellStart"/>
+      <w:r>
+        <w:t>analizar_comparacion</w:t>
+      </w:r>
+      <w:proofErr w:type="spellEnd"/>
+      <w:r>
+        <w:t>', 'inputs': {'</w:t>
+      </w:r>
+      <w:proofErr w:type="spellStart"/>
+      <w:r>
+        <w:t>objetivo_a</w:t>
+      </w:r>
+      <w:proofErr w:type="spellEnd"/>
+      <w:r>
+        <w:t>': {'dispositivo': 'nevera', '</w:t>
+      </w:r>
+      <w:proofErr w:type="spellStart"/>
+      <w:r>
+        <w:t>fecha_inicio</w:t>
+      </w:r>
+      <w:proofErr w:type="spellEnd"/>
+      <w:r>
+        <w:t>': '2024-11-14T22:00', '</w:t>
+      </w:r>
+      <w:proofErr w:type="spellStart"/>
+      <w:r>
+        <w:t>fecha_fin</w:t>
+      </w:r>
+      <w:proofErr w:type="spellEnd"/>
+      <w:r>
+        <w:t>': '2024-11-14T23:59'}, '</w:t>
+      </w:r>
+      <w:proofErr w:type="spellStart"/>
+      <w:r>
+        <w:t>objetivo_b</w:t>
+      </w:r>
+      <w:proofErr w:type="spellEnd"/>
+      <w:r>
+        <w:t>': {'dispositivo': 'lavadora', '</w:t>
+      </w:r>
+      <w:proofErr w:type="spellStart"/>
+      <w:r>
+        <w:t>fecha_inicio</w:t>
+      </w:r>
+      <w:proofErr w:type="spellEnd"/>
+      <w:r>
+        <w:t>': '2024-11-06T06:00', '</w:t>
+      </w:r>
+      <w:proofErr w:type="spellStart"/>
+      <w:r>
+        <w:t>fecha_fin</w:t>
+      </w:r>
+      <w:proofErr w:type="spellEnd"/>
+      <w:r>
+        <w:t>': '2024-11-06T11:59'}}, '</w:t>
+      </w:r>
+      <w:proofErr w:type="spellStart"/>
+      <w:r>
+        <w:t>descripcion</w:t>
+      </w:r>
+      <w:proofErr w:type="spellEnd"/>
+      <w:r>
+        <w:t>': 'Comparar el consumo de la nevera (noche del día anterior) con la lavadora (mañana del sábado pasado)'}, {'id': '@4.1', '</w:t>
+      </w:r>
+      <w:proofErr w:type="spellStart"/>
+      <w:r>
+        <w:t>server_id</w:t>
+      </w:r>
+      <w:proofErr w:type="spellEnd"/>
+      <w:r>
+        <w:t>': '</w:t>
+      </w:r>
+      <w:proofErr w:type="spellStart"/>
+      <w:r>
+        <w:t>mcp_server_gravity</w:t>
+      </w:r>
+      <w:proofErr w:type="spellEnd"/>
+      <w:r>
+        <w:t>', '</w:t>
+      </w:r>
+      <w:proofErr w:type="spellStart"/>
+      <w:r>
+        <w:t>tool</w:t>
+      </w:r>
+      <w:proofErr w:type="spellEnd"/>
+      <w:r>
+        <w:t>': '</w:t>
+      </w:r>
+      <w:proofErr w:type="spellStart"/>
+      <w:r>
+        <w:t>obtener_consumo</w:t>
+      </w:r>
+      <w:proofErr w:type="spellEnd"/>
+      <w:r>
+        <w:t>', 'inputs': {'dispositivos': ['</w:t>
+      </w:r>
+      <w:proofErr w:type="spellStart"/>
+      <w:r>
+        <w:t>Total_Casa</w:t>
+      </w:r>
+      <w:proofErr w:type="spellEnd"/>
+      <w:r>
+        <w:t>'], '</w:t>
+      </w:r>
+      <w:proofErr w:type="spellStart"/>
+      <w:r>
+        <w:t>fecha_inicio</w:t>
+      </w:r>
+      <w:proofErr w:type="spellEnd"/>
+      <w:r>
+        <w:t>': '2024-01-01T00:00', '</w:t>
+      </w:r>
+      <w:proofErr w:type="spellStart"/>
+      <w:r>
+        <w:t>fecha_fin</w:t>
+      </w:r>
+      <w:proofErr w:type="spellEnd"/>
+      <w:r>
+        <w:t>': '2024-12-31T23:59', 'granularidad': 'total'}, '</w:t>
+      </w:r>
+      <w:proofErr w:type="spellStart"/>
+      <w:r>
+        <w:t>descripcion</w:t>
+      </w:r>
+      <w:proofErr w:type="spellEnd"/>
+      <w:r>
+        <w:t>': 'Obtener consumo total anual de todos los dispositivos en 2024'}]</w:t>
+      </w:r>
+    </w:p>
+    <w:p>
+      <w:pPr>
+        <w:rPr>
+          <w:b/>
+          <w:bCs/>
+        </w:rPr>
+      </w:pPr>
+      <w:r>
+        <w:rPr>
+          <w:b/>
+          <w:bCs/>
+        </w:rPr>
+        <w:t>Estado de solicitudes:</w:t>
+      </w:r>
+    </w:p>
+    <w:p>
+      <w:r>
+        <w:t>{'@1': {'estado': 'resuelta', 'motivo': ''}, '@2': {'estado': 'resuelta', 'motivo': ''}, '@3': {'estado': 'resuelta', 'motivo': ''}, '@4': {'estado': 'resuelta', 'motivo': ''}}</w:t>
+      </w:r>
+    </w:p>
+    <w:p>
+      <w:pPr>
+        <w:pStyle w:val="Ttulo3"/>
+      </w:pPr>
+      <w:r>
+        <w:t xml:space="preserve">Resultado </w:t>
+      </w:r>
+      <w:r>
+        <w:t xml:space="preserve">Llama 3.3 70b </w:t>
+      </w:r>
+      <w:r>
+        <w:t>(</w:t>
+      </w:r>
+      <w:proofErr w:type="spellStart"/>
+      <w:r>
+        <w:t>OpenRouter</w:t>
+      </w:r>
+      <w:proofErr w:type="spellEnd"/>
+      <w:r>
+        <w:t>)</w:t>
+      </w:r>
+    </w:p>
+    <w:p>
+      <w:pPr>
+        <w:rPr>
+          <w:b/>
+          <w:bCs/>
+        </w:rPr>
+      </w:pPr>
+      <w:r>
+        <w:rPr>
+          <w:b/>
+          <w:bCs/>
+        </w:rPr>
+        <w:t>Plan:</w:t>
+      </w:r>
+    </w:p>
+    <w:p>
+      <w:r>
+        <w:t>[{'id': '@1.1', '</w:t>
+      </w:r>
+      <w:proofErr w:type="spellStart"/>
+      <w:r>
+        <w:t>server_id</w:t>
+      </w:r>
+      <w:proofErr w:type="spellEnd"/>
+      <w:r>
+        <w:t>': '</w:t>
+      </w:r>
+      <w:proofErr w:type="spellStart"/>
+      <w:r>
+        <w:t>mcp_server_gravity</w:t>
+      </w:r>
+      <w:proofErr w:type="spellEnd"/>
+      <w:r>
+        <w:t>', '</w:t>
+      </w:r>
+      <w:proofErr w:type="spellStart"/>
+      <w:r>
+        <w:t>tool</w:t>
+      </w:r>
+      <w:proofErr w:type="spellEnd"/>
+      <w:r>
+        <w:t>': '</w:t>
+      </w:r>
+      <w:proofErr w:type="spellStart"/>
+      <w:r>
+        <w:t>obtener_consumo</w:t>
+      </w:r>
+      <w:proofErr w:type="spellEnd"/>
+      <w:r>
+        <w:t>', 'inputs': {'dispositivos': ['nevera'], '</w:t>
+      </w:r>
+      <w:proofErr w:type="spellStart"/>
+      <w:r>
+        <w:t>fecha_inicio</w:t>
+      </w:r>
+      <w:proofErr w:type="spellEnd"/>
+      <w:r>
+        <w:t>': '2024-11-14T18:00', '</w:t>
+      </w:r>
+      <w:proofErr w:type="spellStart"/>
+      <w:r>
+        <w:t>fecha_fin</w:t>
+      </w:r>
+      <w:proofErr w:type="spellEnd"/>
+      <w:r>
+        <w:t>': '2024-11-14T23:59', 'granularidad': 'total'}, '</w:t>
+      </w:r>
+      <w:proofErr w:type="spellStart"/>
+      <w:r>
+        <w:t>descripcion</w:t>
+      </w:r>
+      <w:proofErr w:type="spellEnd"/>
+      <w:r>
+        <w:t>': 'Obtener el consumo de la nevera ayer por la noche'}, {'id': '@2.1', '</w:t>
+      </w:r>
+      <w:proofErr w:type="spellStart"/>
+      <w:r>
+        <w:t>server_id</w:t>
+      </w:r>
+      <w:proofErr w:type="spellEnd"/>
+      <w:r>
+        <w:t>': '</w:t>
+      </w:r>
+      <w:proofErr w:type="spellStart"/>
+      <w:r>
+        <w:t>mcp_server_gravity</w:t>
+      </w:r>
+      <w:proofErr w:type="spellEnd"/>
+      <w:r>
+        <w:t>', '</w:t>
+      </w:r>
+      <w:proofErr w:type="spellStart"/>
+      <w:r>
+        <w:t>tool</w:t>
+      </w:r>
+      <w:proofErr w:type="spellEnd"/>
+      <w:r>
+        <w:t>': '</w:t>
+      </w:r>
+      <w:proofErr w:type="spellStart"/>
+      <w:r>
+        <w:t>obtener_consumo</w:t>
+      </w:r>
+      <w:proofErr w:type="spellEnd"/>
+      <w:r>
+        <w:t>', 'inputs': {'dispositivos': ['lavadora'], '</w:t>
+      </w:r>
+      <w:proofErr w:type="spellStart"/>
+      <w:r>
+        <w:t>fecha_inicio</w:t>
+      </w:r>
+      <w:proofErr w:type="spellEnd"/>
+      <w:r>
+        <w:t>': '2024-11-10T06:00', '</w:t>
+      </w:r>
+      <w:proofErr w:type="spellStart"/>
+      <w:r>
+        <w:t>fecha_fin</w:t>
+      </w:r>
+      <w:proofErr w:type="spellEnd"/>
+      <w:r>
+        <w:t>': '2024-11-10T11:59', 'granularidad': 'total'}, '</w:t>
+      </w:r>
+      <w:proofErr w:type="spellStart"/>
+      <w:r>
+        <w:t>descripcion</w:t>
+      </w:r>
+      <w:proofErr w:type="spellEnd"/>
+      <w:r>
+        <w:t>': 'Obtener el consumo de la lavadora el sábado pasado en la mañana'}, {'id': '@3.1', '</w:t>
+      </w:r>
+      <w:proofErr w:type="spellStart"/>
+      <w:r>
+        <w:t>server_id</w:t>
+      </w:r>
+      <w:proofErr w:type="spellEnd"/>
+      <w:r>
+        <w:t>': '</w:t>
+      </w:r>
+      <w:proofErr w:type="spellStart"/>
+      <w:r>
+        <w:t>mcp_server_gravity</w:t>
+      </w:r>
+      <w:proofErr w:type="spellEnd"/>
+      <w:r>
+        <w:t>', '</w:t>
+      </w:r>
+      <w:proofErr w:type="spellStart"/>
+      <w:r>
+        <w:t>tool</w:t>
+      </w:r>
+      <w:proofErr w:type="spellEnd"/>
+      <w:r>
+        <w:t>': '</w:t>
+      </w:r>
+      <w:proofErr w:type="spellStart"/>
+      <w:r>
+        <w:t>obtener_consumo</w:t>
+      </w:r>
+      <w:proofErr w:type="spellEnd"/>
+      <w:r>
+        <w:t>', 'inputs': {'dispositivos': ['nevera'], '</w:t>
+      </w:r>
+      <w:proofErr w:type="spellStart"/>
+      <w:r>
+        <w:t>fecha_inicio</w:t>
+      </w:r>
+      <w:proofErr w:type="spellEnd"/>
+      <w:r>
+        <w:t>': '2024-11-14T18:00', '</w:t>
+      </w:r>
+      <w:proofErr w:type="spellStart"/>
+      <w:r>
+        <w:t>fecha_fin</w:t>
+      </w:r>
+      <w:proofErr w:type="spellEnd"/>
+      <w:r>
+        <w:t>': '2024-11-14T23:59', 'granularidad': 'total'}, '</w:t>
+      </w:r>
+      <w:proofErr w:type="spellStart"/>
+      <w:r>
+        <w:t>descripcion</w:t>
+      </w:r>
+      <w:proofErr w:type="spellEnd"/>
+      <w:r>
+        <w:t>': 'Obtener el consumo de la nevera para comparación'}, {'id': '@3.2', '</w:t>
+      </w:r>
+      <w:proofErr w:type="spellStart"/>
+      <w:r>
+        <w:t>server_id</w:t>
+      </w:r>
+      <w:proofErr w:type="spellEnd"/>
+      <w:r>
+        <w:t>': '</w:t>
+      </w:r>
+      <w:proofErr w:type="spellStart"/>
+      <w:r>
+        <w:t>mcp_server_gravity</w:t>
+      </w:r>
+      <w:proofErr w:type="spellEnd"/>
+      <w:r>
+        <w:t>', '</w:t>
+      </w:r>
+      <w:proofErr w:type="spellStart"/>
+      <w:r>
+        <w:t>tool</w:t>
+      </w:r>
+      <w:proofErr w:type="spellEnd"/>
+      <w:r>
+        <w:t>': '</w:t>
+      </w:r>
+      <w:proofErr w:type="spellStart"/>
+      <w:r>
+        <w:t>obtener_consumo</w:t>
+      </w:r>
+      <w:proofErr w:type="spellEnd"/>
+      <w:r>
+        <w:t>', 'inputs': {'dispositivos': ['lavadora'], '</w:t>
+      </w:r>
+      <w:proofErr w:type="spellStart"/>
+      <w:r>
+        <w:t>fecha_inicio</w:t>
+      </w:r>
+      <w:proofErr w:type="spellEnd"/>
+      <w:r>
+        <w:t>': '2024-11-10T06:00', '</w:t>
+      </w:r>
+      <w:proofErr w:type="spellStart"/>
+      <w:r>
+        <w:t>fecha_fin</w:t>
+      </w:r>
+      <w:proofErr w:type="spellEnd"/>
+      <w:r>
+        <w:t>': '2024-11-10T11:59', 'granularidad': 'total'}, '</w:t>
+      </w:r>
+      <w:proofErr w:type="spellStart"/>
+      <w:r>
+        <w:t>descripcion</w:t>
+      </w:r>
+      <w:proofErr w:type="spellEnd"/>
+      <w:r>
+        <w:t>': 'Obtener el consumo de la lavadora para comparación'}, {'id': '@3.3', '</w:t>
+      </w:r>
+      <w:proofErr w:type="spellStart"/>
+      <w:r>
+        <w:t>server_id</w:t>
+      </w:r>
+      <w:proofErr w:type="spellEnd"/>
+      <w:r>
+        <w:t>': '</w:t>
+      </w:r>
+      <w:proofErr w:type="spellStart"/>
+      <w:r>
+        <w:t>mcp_server_gravity</w:t>
+      </w:r>
+      <w:proofErr w:type="spellEnd"/>
+      <w:r>
+        <w:t>', '</w:t>
+      </w:r>
+      <w:proofErr w:type="spellStart"/>
+      <w:r>
+        <w:t>tool</w:t>
+      </w:r>
+      <w:proofErr w:type="spellEnd"/>
+      <w:r>
+        <w:t>': '</w:t>
+      </w:r>
+      <w:proofErr w:type="spellStart"/>
+      <w:r>
+        <w:t>analizar_comparacion</w:t>
+      </w:r>
+      <w:proofErr w:type="spellEnd"/>
+      <w:r>
+        <w:t>', 'inputs': {'</w:t>
+      </w:r>
+      <w:proofErr w:type="spellStart"/>
+      <w:r>
+        <w:t>objetivo_a</w:t>
+      </w:r>
+      <w:proofErr w:type="spellEnd"/>
+      <w:r>
+        <w:t>': {'dispositivo': 'nevera', '</w:t>
+      </w:r>
+      <w:proofErr w:type="spellStart"/>
+      <w:r>
+        <w:t>fecha_inicio</w:t>
+      </w:r>
+      <w:proofErr w:type="spellEnd"/>
+      <w:r>
+        <w:t>': '2024-11-14T18:00', '</w:t>
+      </w:r>
+      <w:proofErr w:type="spellStart"/>
+      <w:r>
+        <w:t>fecha_fin</w:t>
+      </w:r>
+      <w:proofErr w:type="spellEnd"/>
+      <w:r>
+        <w:t>': '2024-11-14T23:59'}, '</w:t>
+      </w:r>
+      <w:proofErr w:type="spellStart"/>
+      <w:r>
+        <w:t>objetivo_b</w:t>
+      </w:r>
+      <w:proofErr w:type="spellEnd"/>
+      <w:r>
+        <w:t>': {'dispositivo': 'lavadora', '</w:t>
+      </w:r>
+      <w:proofErr w:type="spellStart"/>
+      <w:r>
+        <w:t>fecha_inicio</w:t>
+      </w:r>
+      <w:proofErr w:type="spellEnd"/>
+      <w:r>
+        <w:t>': '2024-11-10T06:00', '</w:t>
+      </w:r>
+      <w:proofErr w:type="spellStart"/>
+      <w:r>
+        <w:t>fecha_fin</w:t>
+      </w:r>
+      <w:proofErr w:type="spellEnd"/>
+      <w:r>
+        <w:t>': '2024-11-10T11:59'}}, '</w:t>
+      </w:r>
+      <w:proofErr w:type="spellStart"/>
+      <w:r>
+        <w:t>descripcion</w:t>
+      </w:r>
+      <w:proofErr w:type="spellEnd"/>
+      <w:r>
+        <w:t>': 'Comparar el consumo entre la nevera y la lavadora'}, {'id': '@4.1', '</w:t>
+      </w:r>
+      <w:proofErr w:type="spellStart"/>
+      <w:r>
+        <w:t>server_id</w:t>
+      </w:r>
+      <w:proofErr w:type="spellEnd"/>
+      <w:r>
+        <w:t>': '</w:t>
+      </w:r>
+      <w:proofErr w:type="spellStart"/>
+      <w:r>
+        <w:t>mcp_server_gravity</w:t>
+      </w:r>
+      <w:proofErr w:type="spellEnd"/>
+      <w:r>
+        <w:t>', '</w:t>
+      </w:r>
+      <w:proofErr w:type="spellStart"/>
+      <w:r>
+        <w:t>tool</w:t>
+      </w:r>
+      <w:proofErr w:type="spellEnd"/>
+      <w:r>
+        <w:t>': '</w:t>
+      </w:r>
+      <w:proofErr w:type="spellStart"/>
+      <w:r>
+        <w:t>obtener_consumo</w:t>
+      </w:r>
+      <w:proofErr w:type="spellEnd"/>
+      <w:r>
+        <w:t>', 'inputs': {'dispositivos': ['</w:t>
+      </w:r>
+      <w:proofErr w:type="spellStart"/>
+      <w:r>
+        <w:t>Total_Casa</w:t>
+      </w:r>
+      <w:proofErr w:type="spellEnd"/>
+      <w:r>
+        <w:t>'], '</w:t>
+      </w:r>
+      <w:proofErr w:type="spellStart"/>
+      <w:r>
+        <w:t>fecha_inicio</w:t>
+      </w:r>
+      <w:proofErr w:type="spellEnd"/>
+      <w:r>
+        <w:t>': '2024-01-01T00:00', '</w:t>
+      </w:r>
+      <w:proofErr w:type="spellStart"/>
+      <w:r>
+        <w:t>fecha_fin</w:t>
+      </w:r>
+      <w:proofErr w:type="spellEnd"/>
+      <w:r>
+        <w:t>': '2024-12-31T23:59', 'granularidad': 'total'}, '</w:t>
+      </w:r>
+      <w:proofErr w:type="spellStart"/>
+      <w:r>
+        <w:t>descripcion</w:t>
+      </w:r>
+      <w:proofErr w:type="spellEnd"/>
+      <w:r>
+        <w:t>': 'Obtener el consumo total de todos los dispositivos en el año 2024'}]</w:t>
+      </w:r>
+    </w:p>
+    <w:p>
+      <w:pPr>
+        <w:rPr>
+          <w:b/>
+          <w:bCs/>
+        </w:rPr>
+      </w:pPr>
+      <w:r>
+        <w:rPr>
+          <w:b/>
+          <w:bCs/>
+        </w:rPr>
+        <w:t>Estado de solicitudes:</w:t>
+      </w:r>
+    </w:p>
+    <w:p>
+      <w:r>
+        <w:t xml:space="preserve">{'@1': {'estado': 'resuelta', 'motivo': </w:t>
+      </w:r>
+      <w:proofErr w:type="spellStart"/>
+      <w:r>
+        <w:t>None</w:t>
+      </w:r>
+      <w:proofErr w:type="spellEnd"/>
+      <w:r>
+        <w:t xml:space="preserve">}, '@2': {'estado': 'resuelta', 'motivo': </w:t>
+      </w:r>
+      <w:proofErr w:type="spellStart"/>
+      <w:r>
+        <w:t>None</w:t>
+      </w:r>
+      <w:proofErr w:type="spellEnd"/>
+      <w:r>
+        <w:t xml:space="preserve">}, '@3': {'estado': 'resuelta', 'motivo': </w:t>
+      </w:r>
+      <w:proofErr w:type="spellStart"/>
+      <w:r>
+        <w:t>None</w:t>
+      </w:r>
+      <w:proofErr w:type="spellEnd"/>
+      <w:r>
+        <w:t xml:space="preserve">}, '@4': {'estado': 'resuelta', 'motivo': </w:t>
+      </w:r>
+      <w:proofErr w:type="spellStart"/>
+      <w:r>
+        <w:t>None</w:t>
+      </w:r>
+      <w:proofErr w:type="spellEnd"/>
+      <w:r>
+        <w:t>}}</w:t>
+      </w:r>
+    </w:p>
+    <w:p>
+      <w:pPr>
+        <w:pStyle w:val="Ttulo3"/>
+      </w:pPr>
+      <w:r>
+        <w:t xml:space="preserve">Resultado </w:t>
+      </w:r>
+      <w:r>
+        <w:t xml:space="preserve">Gemini 2.0 Flash </w:t>
+      </w:r>
+      <w:r>
+        <w:t>experimental (</w:t>
+      </w:r>
+      <w:proofErr w:type="spellStart"/>
+      <w:r>
+        <w:t>OpenRouter</w:t>
+      </w:r>
+      <w:proofErr w:type="spellEnd"/>
+      <w:r>
+        <w:t>)</w:t>
+      </w:r>
+    </w:p>
+    <w:p>
+      <w:pPr>
+        <w:rPr>
+          <w:b/>
+          <w:bCs/>
+        </w:rPr>
+      </w:pPr>
+      <w:r>
+        <w:rPr>
+          <w:b/>
+          <w:bCs/>
+        </w:rPr>
+        <w:t>Plan:</w:t>
+      </w:r>
+    </w:p>
+    <w:p>
+      <w:r>
+        <w:t>[{'id': '@1.1', '</w:t>
+      </w:r>
+      <w:proofErr w:type="spellStart"/>
+      <w:r>
+        <w:t>server_id</w:t>
+      </w:r>
+      <w:proofErr w:type="spellEnd"/>
+      <w:r>
+        <w:t>': '</w:t>
+      </w:r>
+      <w:proofErr w:type="spellStart"/>
+      <w:r>
+        <w:t>mcp_server_gravity</w:t>
+      </w:r>
+      <w:proofErr w:type="spellEnd"/>
+      <w:r>
+        <w:t>', '</w:t>
+      </w:r>
+      <w:proofErr w:type="spellStart"/>
+      <w:r>
+        <w:t>tool</w:t>
+      </w:r>
+      <w:proofErr w:type="spellEnd"/>
+      <w:r>
+        <w:t>': '</w:t>
+      </w:r>
+      <w:proofErr w:type="spellStart"/>
+      <w:r>
+        <w:t>obtener_consumo</w:t>
+      </w:r>
+      <w:proofErr w:type="spellEnd"/>
+      <w:r>
+        <w:t>', 'inputs': {'dispositivos': ['nevera'], '</w:t>
+      </w:r>
+      <w:proofErr w:type="spellStart"/>
+      <w:r>
+        <w:t>fecha_inicio</w:t>
+      </w:r>
+      <w:proofErr w:type="spellEnd"/>
+      <w:r>
+        <w:t>': '2024-11-14T18:00', '</w:t>
+      </w:r>
+      <w:proofErr w:type="spellStart"/>
+      <w:r>
+        <w:t>fecha_fin</w:t>
+      </w:r>
+      <w:proofErr w:type="spellEnd"/>
+      <w:r>
+        <w:t>': '2024-11-14T23:59', 'granularidad': 'total'}, '</w:t>
+      </w:r>
+      <w:proofErr w:type="spellStart"/>
+      <w:r>
+        <w:t>descripcion</w:t>
+      </w:r>
+      <w:proofErr w:type="spellEnd"/>
+      <w:r>
+        <w:t>': 'Obtener el consumo de la nevera ayer por la noche.'}, {'id': '@2.1', '</w:t>
+      </w:r>
+      <w:proofErr w:type="spellStart"/>
+      <w:r>
+        <w:t>server_id</w:t>
+      </w:r>
+      <w:proofErr w:type="spellEnd"/>
+      <w:r>
+        <w:t>': '</w:t>
+      </w:r>
+      <w:proofErr w:type="spellStart"/>
+      <w:r>
+        <w:t>mcp_server_gravity</w:t>
+      </w:r>
+      <w:proofErr w:type="spellEnd"/>
+      <w:r>
+        <w:t>', '</w:t>
+      </w:r>
+      <w:proofErr w:type="spellStart"/>
+      <w:r>
+        <w:t>tool</w:t>
+      </w:r>
+      <w:proofErr w:type="spellEnd"/>
+      <w:r>
+        <w:t>': '</w:t>
+      </w:r>
+      <w:proofErr w:type="spellStart"/>
+      <w:r>
+        <w:t>obtener_consumo</w:t>
+      </w:r>
+      <w:proofErr w:type="spellEnd"/>
+      <w:r>
+        <w:t>', 'inputs': {'dispositivos': ['lavadora'], '</w:t>
+      </w:r>
+      <w:proofErr w:type="spellStart"/>
+      <w:r>
+        <w:t>fecha_inicio</w:t>
+      </w:r>
+      <w:proofErr w:type="spellEnd"/>
+      <w:r>
+        <w:t>': '2024-11-09T06:00', '</w:t>
+      </w:r>
+      <w:proofErr w:type="spellStart"/>
+      <w:r>
+        <w:t>fecha_fin</w:t>
+      </w:r>
+      <w:proofErr w:type="spellEnd"/>
+      <w:r>
+        <w:t>': '2024-11-09T11:59', 'granularidad': 'total'}, '</w:t>
+      </w:r>
+      <w:proofErr w:type="spellStart"/>
+      <w:r>
+        <w:t>descripcion</w:t>
+      </w:r>
+      <w:proofErr w:type="spellEnd"/>
+      <w:r>
+        <w:t>': 'Obtener el consumo de la lavadora el sábado pasado en la mañana.'}, {'id': '@3.1', '</w:t>
+      </w:r>
+      <w:proofErr w:type="spellStart"/>
+      <w:r>
+        <w:t>server_id</w:t>
+      </w:r>
+      <w:proofErr w:type="spellEnd"/>
+      <w:r>
+        <w:t>': '</w:t>
+      </w:r>
+      <w:proofErr w:type="spellStart"/>
+      <w:r>
+        <w:t>mcp_server_gravity</w:t>
+      </w:r>
+      <w:proofErr w:type="spellEnd"/>
+      <w:r>
+        <w:t>', '</w:t>
+      </w:r>
+      <w:proofErr w:type="spellStart"/>
+      <w:r>
+        <w:t>tool</w:t>
+      </w:r>
+      <w:proofErr w:type="spellEnd"/>
+      <w:r>
+        <w:t>': '</w:t>
+      </w:r>
+      <w:proofErr w:type="spellStart"/>
+      <w:r>
+        <w:t>obtener_consumo</w:t>
+      </w:r>
+      <w:proofErr w:type="spellEnd"/>
+      <w:r>
+        <w:t>', 'inputs': {'dispositivos': ['nevera'], '</w:t>
+      </w:r>
+      <w:proofErr w:type="spellStart"/>
+      <w:r>
+        <w:t>fecha_inicio</w:t>
+      </w:r>
+      <w:proofErr w:type="spellEnd"/>
+      <w:r>
+        <w:t>': '2024-11-01T00:00', '</w:t>
+      </w:r>
+      <w:proofErr w:type="spellStart"/>
+      <w:r>
+        <w:t>fecha_fin</w:t>
+      </w:r>
+      <w:proofErr w:type="spellEnd"/>
+      <w:r>
+        <w:t>': '2024-11-15T23:59', 'granularidad': 'total'}, '</w:t>
+      </w:r>
+      <w:proofErr w:type="spellStart"/>
+      <w:r>
+        <w:t>descripcion</w:t>
+      </w:r>
+      <w:proofErr w:type="spellEnd"/>
+      <w:r>
+        <w:t>': 'Obtener el consumo de la nevera para la comparación.'}, {'id': '@3.2', '</w:t>
+      </w:r>
+      <w:proofErr w:type="spellStart"/>
+      <w:r>
+        <w:t>server_id</w:t>
+      </w:r>
+      <w:proofErr w:type="spellEnd"/>
+      <w:r>
+        <w:t>': '</w:t>
+      </w:r>
+      <w:proofErr w:type="spellStart"/>
+      <w:r>
+        <w:t>mcp_server_gravity</w:t>
+      </w:r>
+      <w:proofErr w:type="spellEnd"/>
+      <w:r>
+        <w:t>', '</w:t>
+      </w:r>
+      <w:proofErr w:type="spellStart"/>
+      <w:r>
+        <w:t>tool</w:t>
+      </w:r>
+      <w:proofErr w:type="spellEnd"/>
+      <w:r>
+        <w:t>': '</w:t>
+      </w:r>
+      <w:proofErr w:type="spellStart"/>
+      <w:r>
+        <w:t>obtener_consumo</w:t>
+      </w:r>
+      <w:proofErr w:type="spellEnd"/>
+      <w:r>
+        <w:t>', 'inputs': {'dispositivos': ['lavadora'], '</w:t>
+      </w:r>
+      <w:proofErr w:type="spellStart"/>
+      <w:r>
+        <w:t>fecha_inicio</w:t>
+      </w:r>
+      <w:proofErr w:type="spellEnd"/>
+      <w:r>
+        <w:t>': '2024-11-01T00:00', '</w:t>
+      </w:r>
+      <w:proofErr w:type="spellStart"/>
+      <w:r>
+        <w:t>fecha_fin</w:t>
+      </w:r>
+      <w:proofErr w:type="spellEnd"/>
+      <w:r>
+        <w:t>': '2024-11-15T23:59', 'granularidad': 'total'}, '</w:t>
+      </w:r>
+      <w:proofErr w:type="spellStart"/>
+      <w:r>
+        <w:t>descripcion</w:t>
+      </w:r>
+      <w:proofErr w:type="spellEnd"/>
+      <w:r>
+        <w:t>': 'Obtener el consumo de la lavadora para la comparación.'}, {'id': '@3.3', '</w:t>
+      </w:r>
+      <w:proofErr w:type="spellStart"/>
+      <w:r>
+        <w:t>server_id</w:t>
+      </w:r>
+      <w:proofErr w:type="spellEnd"/>
+      <w:r>
+        <w:t>': '</w:t>
+      </w:r>
+      <w:proofErr w:type="spellStart"/>
+      <w:r>
+        <w:t>mcp_server_gravity</w:t>
+      </w:r>
+      <w:proofErr w:type="spellEnd"/>
+      <w:r>
+        <w:t>', '</w:t>
+      </w:r>
+      <w:proofErr w:type="spellStart"/>
+      <w:r>
+        <w:t>tool</w:t>
+      </w:r>
+      <w:proofErr w:type="spellEnd"/>
+      <w:r>
+        <w:t>': '</w:t>
+      </w:r>
+      <w:proofErr w:type="spellStart"/>
+      <w:r>
+        <w:t>analizar_comparacion</w:t>
+      </w:r>
+      <w:proofErr w:type="spellEnd"/>
+      <w:r>
+        <w:t>', 'inputs': {'</w:t>
+      </w:r>
+      <w:proofErr w:type="spellStart"/>
+      <w:r>
+        <w:t>objetivo_a</w:t>
+      </w:r>
+      <w:proofErr w:type="spellEnd"/>
+      <w:r>
+        <w:t>': {'dispositivo': 'nevera', '</w:t>
+      </w:r>
+      <w:proofErr w:type="spellStart"/>
+      <w:r>
+        <w:t>fecha_inicio</w:t>
+      </w:r>
+      <w:proofErr w:type="spellEnd"/>
+      <w:r>
+        <w:t>': '2024-11-01T00:00', '</w:t>
+      </w:r>
+      <w:proofErr w:type="spellStart"/>
+      <w:r>
+        <w:t>fecha_fin</w:t>
+      </w:r>
+      <w:proofErr w:type="spellEnd"/>
+      <w:r>
+        <w:t>': '2024-11-15T23:59'}, '</w:t>
+      </w:r>
+      <w:proofErr w:type="spellStart"/>
+      <w:r>
+        <w:t>objetivo_b</w:t>
+      </w:r>
+      <w:proofErr w:type="spellEnd"/>
+      <w:r>
+        <w:t>': {'dispositivo': 'lavadora', '</w:t>
+      </w:r>
+      <w:proofErr w:type="spellStart"/>
+      <w:r>
+        <w:t>fecha_inicio</w:t>
+      </w:r>
+      <w:proofErr w:type="spellEnd"/>
+      <w:r>
+        <w:t>': '2024-11-01T00:00', '</w:t>
+      </w:r>
+      <w:proofErr w:type="spellStart"/>
+      <w:r>
+        <w:t>fecha_fin</w:t>
+      </w:r>
+      <w:proofErr w:type="spellEnd"/>
+      <w:r>
+        <w:t>': '2024-11-15T23:59'}}, '</w:t>
+      </w:r>
+      <w:proofErr w:type="spellStart"/>
+      <w:r>
+        <w:t>descripcion</w:t>
+      </w:r>
+      <w:proofErr w:type="spellEnd"/>
+      <w:r>
+        <w:t>': 'Comparar el consumo de la nevera y la lavadora.'}, {'id': '@4.1', '</w:t>
+      </w:r>
+      <w:proofErr w:type="spellStart"/>
+      <w:r>
+        <w:t>server_id</w:t>
+      </w:r>
+      <w:proofErr w:type="spellEnd"/>
+      <w:r>
+        <w:t>': '</w:t>
+      </w:r>
+      <w:proofErr w:type="spellStart"/>
+      <w:r>
+        <w:t>mcp_server_gravity</w:t>
+      </w:r>
+      <w:proofErr w:type="spellEnd"/>
+      <w:r>
+        <w:t>', '</w:t>
+      </w:r>
+      <w:proofErr w:type="spellStart"/>
+      <w:r>
+        <w:t>tool</w:t>
+      </w:r>
+      <w:proofErr w:type="spellEnd"/>
+      <w:r>
+        <w:t>': '</w:t>
+      </w:r>
+      <w:proofErr w:type="spellStart"/>
+      <w:r>
+        <w:t>obtener_consumo</w:t>
+      </w:r>
+      <w:proofErr w:type="spellEnd"/>
+      <w:r>
+        <w:t>', 'inputs': {'dispositivos': ['</w:t>
+      </w:r>
+      <w:proofErr w:type="spellStart"/>
+      <w:r>
+        <w:t>Total_Casa</w:t>
+      </w:r>
+      <w:proofErr w:type="spellEnd"/>
+      <w:r>
+        <w:t>'], '</w:t>
+      </w:r>
+      <w:proofErr w:type="spellStart"/>
+      <w:r>
+        <w:t>fecha_inicio</w:t>
+      </w:r>
+      <w:proofErr w:type="spellEnd"/>
+      <w:r>
+        <w:t>': '2024-01-01T00:00', '</w:t>
+      </w:r>
+      <w:proofErr w:type="spellStart"/>
+      <w:r>
+        <w:t>fecha_fin</w:t>
+      </w:r>
+      <w:proofErr w:type="spellEnd"/>
+      <w:r>
+        <w:t>': '2024-12-31T23:59', 'granularidad': 'total'}, '</w:t>
+      </w:r>
+      <w:proofErr w:type="spellStart"/>
+      <w:r>
+        <w:t>descripcion</w:t>
+      </w:r>
+      <w:proofErr w:type="spellEnd"/>
+      <w:r>
+        <w:t>': 'Obtener el consumo total de todos los dispositivos en el año 2024.'}]</w:t>
+      </w:r>
+    </w:p>
+    <w:p>
+      <w:pPr>
+        <w:rPr>
+          <w:b/>
+          <w:bCs/>
+        </w:rPr>
+      </w:pPr>
+      <w:r>
+        <w:rPr>
+          <w:b/>
+          <w:bCs/>
+        </w:rPr>
+        <w:t>Estado de solicitudes:</w:t>
+      </w:r>
+    </w:p>
+    <w:p>
+      <w:r>
+        <w:t>{'@1': {'estado': 'resuelta'}, '@2': {'estado': 'resuelta'}, '@3': {'estado': 'resuelta'}, '@4': {'estado': 'resuelta'}}</w:t>
+      </w:r>
+    </w:p>
+    <w:p>
+      <w:pPr>
+        <w:pStyle w:val="Ttulo3"/>
+      </w:pPr>
+      <w:r>
+        <w:t xml:space="preserve">Resultado </w:t>
+      </w:r>
+      <w:r>
+        <w:t>Mistral Devstral2</w:t>
+      </w:r>
+      <w:r>
+        <w:t xml:space="preserve"> </w:t>
+      </w:r>
+      <w:r>
+        <w:t xml:space="preserve">123b </w:t>
+      </w:r>
+      <w:r>
+        <w:t>(</w:t>
+      </w:r>
+      <w:proofErr w:type="spellStart"/>
+      <w:r>
+        <w:t>OpenRouter</w:t>
+      </w:r>
+      <w:proofErr w:type="spellEnd"/>
+      <w:r>
+        <w:t>)</w:t>
+      </w:r>
+    </w:p>
+    <w:p>
+      <w:pPr>
+        <w:rPr>
+          <w:b/>
+          <w:bCs/>
+        </w:rPr>
+      </w:pPr>
+      <w:r>
+        <w:rPr>
+          <w:b/>
+          <w:bCs/>
+        </w:rPr>
+        <w:t>Plan:</w:t>
+      </w:r>
+    </w:p>
+    <w:p>
+      <w:r>
+        <w:t>[{'id': '@1.1', '</w:t>
+      </w:r>
+      <w:proofErr w:type="spellStart"/>
+      <w:r>
+        <w:t>server_id</w:t>
+      </w:r>
+      <w:proofErr w:type="spellEnd"/>
+      <w:r>
+        <w:t>': '</w:t>
+      </w:r>
+      <w:proofErr w:type="spellStart"/>
+      <w:r>
+        <w:t>mcp_server_gravity</w:t>
+      </w:r>
+      <w:proofErr w:type="spellEnd"/>
+      <w:r>
+        <w:t>', '</w:t>
+      </w:r>
+      <w:proofErr w:type="spellStart"/>
+      <w:r>
+        <w:t>tool</w:t>
+      </w:r>
+      <w:proofErr w:type="spellEnd"/>
+      <w:r>
+        <w:t>': '</w:t>
+      </w:r>
+      <w:proofErr w:type="spellStart"/>
+      <w:r>
+        <w:t>obtener_consumo</w:t>
+      </w:r>
+      <w:proofErr w:type="spellEnd"/>
+      <w:r>
+        <w:t>', 'inputs': {'dispositivos': ['nevera'], '</w:t>
+      </w:r>
+      <w:proofErr w:type="spellStart"/>
+      <w:r>
+        <w:t>fecha_inicio</w:t>
+      </w:r>
+      <w:proofErr w:type="spellEnd"/>
+      <w:r>
+        <w:t>': '2024-11-14T18:00', '</w:t>
+      </w:r>
+      <w:proofErr w:type="spellStart"/>
+      <w:r>
+        <w:t>fecha_fin</w:t>
+      </w:r>
+      <w:proofErr w:type="spellEnd"/>
+      <w:r>
+        <w:t>': '2024-11-15T00:00', 'granularidad': 'total'}, '</w:t>
+      </w:r>
+      <w:proofErr w:type="spellStart"/>
+      <w:r>
+        <w:t>descripcion</w:t>
+      </w:r>
+      <w:proofErr w:type="spellEnd"/>
+      <w:r>
+        <w:t>': 'Obtener el consumo de la nevera durante la noche del día anterior.'}, {'id': '@2.1', '</w:t>
+      </w:r>
+      <w:proofErr w:type="spellStart"/>
+      <w:r>
+        <w:t>server_id</w:t>
+      </w:r>
+      <w:proofErr w:type="spellEnd"/>
+      <w:r>
+        <w:t>': '</w:t>
+      </w:r>
+      <w:proofErr w:type="spellStart"/>
+      <w:r>
+        <w:t>mcp_server_gravity</w:t>
+      </w:r>
+      <w:proofErr w:type="spellEnd"/>
+      <w:r>
+        <w:t>', '</w:t>
+      </w:r>
+      <w:proofErr w:type="spellStart"/>
+      <w:r>
+        <w:t>tool</w:t>
+      </w:r>
+      <w:proofErr w:type="spellEnd"/>
+      <w:r>
+        <w:t>': '</w:t>
+      </w:r>
+      <w:proofErr w:type="spellStart"/>
+      <w:r>
+        <w:t>obtener_consumo</w:t>
+      </w:r>
+      <w:proofErr w:type="spellEnd"/>
+      <w:r>
+        <w:t>', 'inputs': {'dispositivos': ['lavadora'], '</w:t>
+      </w:r>
+      <w:proofErr w:type="spellStart"/>
+      <w:r>
+        <w:t>fecha_inicio</w:t>
+      </w:r>
+      <w:proofErr w:type="spellEnd"/>
+      <w:r>
+        <w:t>': '2024-11-09T06:00', '</w:t>
+      </w:r>
+      <w:proofErr w:type="spellStart"/>
+      <w:r>
+        <w:t>fecha_fin</w:t>
+      </w:r>
+      <w:proofErr w:type="spellEnd"/>
+      <w:r>
+        <w:t>': '2024-11-09T12:00', 'granularidad': 'total'}, '</w:t>
+      </w:r>
+      <w:proofErr w:type="spellStart"/>
+      <w:r>
+        <w:t>descripcion</w:t>
+      </w:r>
+      <w:proofErr w:type="spellEnd"/>
+      <w:r>
+        <w:t>': 'Obtener el consumo de la lavadora durante la mañana del sábado pasado.'}, {'id': '@3.1', '</w:t>
+      </w:r>
+      <w:proofErr w:type="spellStart"/>
+      <w:r>
+        <w:t>server_id</w:t>
+      </w:r>
+      <w:proofErr w:type="spellEnd"/>
+      <w:r>
+        <w:t>': '</w:t>
+      </w:r>
+      <w:proofErr w:type="spellStart"/>
+      <w:r>
+        <w:t>mcp_server_gravity</w:t>
+      </w:r>
+      <w:proofErr w:type="spellEnd"/>
+      <w:r>
+        <w:t>', '</w:t>
+      </w:r>
+      <w:proofErr w:type="spellStart"/>
+      <w:r>
+        <w:t>tool</w:t>
+      </w:r>
+      <w:proofErr w:type="spellEnd"/>
+      <w:r>
+        <w:t>': '</w:t>
+      </w:r>
+      <w:proofErr w:type="spellStart"/>
+      <w:r>
+        <w:t>obtener_consumo</w:t>
+      </w:r>
+      <w:proofErr w:type="spellEnd"/>
+      <w:r>
+        <w:t>', 'inputs': {'dispositivos': ['nevera'], '</w:t>
+      </w:r>
+      <w:proofErr w:type="spellStart"/>
+      <w:r>
+        <w:t>fecha_inicio</w:t>
+      </w:r>
+      <w:proofErr w:type="spellEnd"/>
+      <w:r>
+        <w:t>': '2024-01-01T00:00', '</w:t>
+      </w:r>
+      <w:proofErr w:type="spellStart"/>
+      <w:r>
+        <w:t>fecha_fin</w:t>
+      </w:r>
+      <w:proofErr w:type="spellEnd"/>
+      <w:r>
+        <w:t>': '2024-12-31T23:59', 'granularidad': 'total'}, '</w:t>
+      </w:r>
+      <w:proofErr w:type="spellStart"/>
+      <w:r>
+        <w:t>descripcion</w:t>
+      </w:r>
+      <w:proofErr w:type="spellEnd"/>
+      <w:r>
+        <w:t>': 'Obtener el consumo total de la nevera en el año 2024 para la comparación.'}, {'id': '@3.2', '</w:t>
+      </w:r>
+      <w:proofErr w:type="spellStart"/>
+      <w:r>
+        <w:t>server_id</w:t>
+      </w:r>
+      <w:proofErr w:type="spellEnd"/>
+      <w:r>
+        <w:t>': '</w:t>
+      </w:r>
+      <w:proofErr w:type="spellStart"/>
+      <w:r>
+        <w:t>mcp_server_gravity</w:t>
+      </w:r>
+      <w:proofErr w:type="spellEnd"/>
+      <w:r>
+        <w:t>', '</w:t>
+      </w:r>
+      <w:proofErr w:type="spellStart"/>
+      <w:r>
+        <w:t>tool</w:t>
+      </w:r>
+      <w:proofErr w:type="spellEnd"/>
+      <w:r>
+        <w:t>': '</w:t>
+      </w:r>
+      <w:proofErr w:type="spellStart"/>
+      <w:r>
+        <w:t>obtener_consumo</w:t>
+      </w:r>
+      <w:proofErr w:type="spellEnd"/>
+      <w:r>
+        <w:t>', 'inputs': {'dispositivos': ['lavadora'], '</w:t>
+      </w:r>
+      <w:proofErr w:type="spellStart"/>
+      <w:r>
+        <w:t>fecha_inicio</w:t>
+      </w:r>
+      <w:proofErr w:type="spellEnd"/>
+      <w:r>
+        <w:t>': '2024-01-01T00:00', '</w:t>
+      </w:r>
+      <w:proofErr w:type="spellStart"/>
+      <w:r>
+        <w:t>fecha_fin</w:t>
+      </w:r>
+      <w:proofErr w:type="spellEnd"/>
+      <w:r>
+        <w:t>': '2024-12-31T23:59', 'granularidad': 'total'}, '</w:t>
+      </w:r>
+      <w:proofErr w:type="spellStart"/>
+      <w:r>
+        <w:t>descripcion</w:t>
+      </w:r>
+      <w:proofErr w:type="spellEnd"/>
+      <w:r>
+        <w:t>': 'Obtener el consumo total de la lavadora en el año 2024 para la comparación.'}, {'id': '@3.3', '</w:t>
+      </w:r>
+      <w:proofErr w:type="spellStart"/>
+      <w:r>
+        <w:t>server_id</w:t>
+      </w:r>
+      <w:proofErr w:type="spellEnd"/>
+      <w:r>
+        <w:t>': '</w:t>
+      </w:r>
+      <w:proofErr w:type="spellStart"/>
+      <w:r>
+        <w:t>mcp_server_gravity</w:t>
+      </w:r>
+      <w:proofErr w:type="spellEnd"/>
+      <w:r>
+        <w:t>', '</w:t>
+      </w:r>
+      <w:proofErr w:type="spellStart"/>
+      <w:r>
+        <w:t>tool</w:t>
+      </w:r>
+      <w:proofErr w:type="spellEnd"/>
+      <w:r>
+        <w:t>': '</w:t>
+      </w:r>
+      <w:proofErr w:type="spellStart"/>
+      <w:r>
+        <w:t>analizar_comparacion</w:t>
+      </w:r>
+      <w:proofErr w:type="spellEnd"/>
+      <w:r>
+        <w:t>', 'inputs': {'</w:t>
+      </w:r>
+      <w:proofErr w:type="spellStart"/>
+      <w:r>
+        <w:t>objetivo_a</w:t>
+      </w:r>
+      <w:proofErr w:type="spellEnd"/>
+      <w:r>
+        <w:t>': {'dispositivo': 'nevera', '</w:t>
+      </w:r>
+      <w:proofErr w:type="spellStart"/>
+      <w:r>
+        <w:t>fecha_inicio</w:t>
+      </w:r>
+      <w:proofErr w:type="spellEnd"/>
+      <w:r>
+        <w:t>': '2024-01-01T00:00', '</w:t>
+      </w:r>
+      <w:proofErr w:type="spellStart"/>
+      <w:r>
+        <w:t>fecha_fin</w:t>
+      </w:r>
+      <w:proofErr w:type="spellEnd"/>
+      <w:r>
+        <w:t>': '2024-12-31T23:59'}, '</w:t>
+      </w:r>
+      <w:proofErr w:type="spellStart"/>
+      <w:r>
+        <w:t>objetivo_b</w:t>
+      </w:r>
+      <w:proofErr w:type="spellEnd"/>
+      <w:r>
+        <w:t>': {'dispositivo': 'lavadora', '</w:t>
+      </w:r>
+      <w:proofErr w:type="spellStart"/>
+      <w:r>
+        <w:t>fecha_inicio</w:t>
+      </w:r>
+      <w:proofErr w:type="spellEnd"/>
+      <w:r>
+        <w:t>': '2024-01-01T00:00', '</w:t>
+      </w:r>
+      <w:proofErr w:type="spellStart"/>
+      <w:r>
+        <w:t>fecha_fin</w:t>
+      </w:r>
+      <w:proofErr w:type="spellEnd"/>
+      <w:r>
+        <w:t>': '2024-12-31T23:59'}}, '</w:t>
+      </w:r>
+      <w:proofErr w:type="spellStart"/>
+      <w:r>
+        <w:t>descripcion</w:t>
+      </w:r>
+      <w:proofErr w:type="spellEnd"/>
+      <w:r>
+        <w:t>': 'Comparar el consumo total entre la nevera y la lavadora en el año 2024.'}, {'id': '@4.1', '</w:t>
+      </w:r>
+      <w:proofErr w:type="spellStart"/>
+      <w:r>
+        <w:t>server_id</w:t>
+      </w:r>
+      <w:proofErr w:type="spellEnd"/>
+      <w:r>
+        <w:t>': '</w:t>
+      </w:r>
+      <w:proofErr w:type="spellStart"/>
+      <w:r>
+        <w:t>mcp_server_gravity</w:t>
+      </w:r>
+      <w:proofErr w:type="spellEnd"/>
+      <w:r>
+        <w:t>', '</w:t>
+      </w:r>
+      <w:proofErr w:type="spellStart"/>
+      <w:r>
+        <w:t>tool</w:t>
+      </w:r>
+      <w:proofErr w:type="spellEnd"/>
+      <w:r>
+        <w:t>': '</w:t>
+      </w:r>
+      <w:proofErr w:type="spellStart"/>
+      <w:r>
+        <w:t>obtener_consumo</w:t>
+      </w:r>
+      <w:proofErr w:type="spellEnd"/>
+      <w:r>
+        <w:t>', 'inputs': {'dispositivos': ['</w:t>
+      </w:r>
+      <w:proofErr w:type="spellStart"/>
+      <w:r>
+        <w:t>Total_Casa</w:t>
+      </w:r>
+      <w:proofErr w:type="spellEnd"/>
+      <w:r>
+        <w:t>'], '</w:t>
+      </w:r>
+      <w:proofErr w:type="spellStart"/>
+      <w:r>
+        <w:t>fecha_inicio</w:t>
+      </w:r>
+      <w:proofErr w:type="spellEnd"/>
+      <w:r>
+        <w:t>': '2024-01-01T00:00', '</w:t>
+      </w:r>
+      <w:proofErr w:type="spellStart"/>
+      <w:r>
+        <w:t>fecha_fin</w:t>
+      </w:r>
+      <w:proofErr w:type="spellEnd"/>
+      <w:r>
+        <w:t>': '2024-12-31T23:59', 'granularidad': 'mes'}, '</w:t>
+      </w:r>
+      <w:proofErr w:type="spellStart"/>
+      <w:r>
+        <w:t>descripcion</w:t>
+      </w:r>
+      <w:proofErr w:type="spellEnd"/>
+      <w:r>
+        <w:t>': 'Obtener el consumo total de todos los dispositivos en el año 2024 para generar un gráfico.'}]</w:t>
+      </w:r>
+    </w:p>
+    <w:p>
+      <w:pPr>
+        <w:rPr>
+          <w:b/>
+          <w:bCs/>
+        </w:rPr>
+      </w:pPr>
+      <w:r>
+        <w:rPr>
+          <w:b/>
+          <w:bCs/>
+        </w:rPr>
+        <w:t>Estado de solicitudes:</w:t>
+      </w:r>
+    </w:p>
+    <w:p>
+      <w:r>
+        <w:t>{'@1': {'estado': 'resuelta', 'motivo': 'Se planificó la obtención del consumo de la nevera durante la noche del día anterior.'}, '@2': {'estado': 'resuelta', 'motivo': 'Se planificó la obtención del consumo de la lavadora durante la mañana del sábado pasado.'}, '@3': {'estado': 'resuelta', 'motivo': 'Se planificó la comparación de consumos entre la nevera y la lavadora para el año 2024.'}, '@4': {'estado': 'resuelta', 'motivo': 'Se planificó la obtención del consumo total de todos los dispositivos en el año 2024 para generar un gráfico.'}}</w:t>
+      </w:r>
+    </w:p>
+    <w:p>
+      <w:pPr>
+        <w:pStyle w:val="Ttulo3"/>
+        <w:rPr>
+          <w:lang w:val="en-US"/>
+        </w:rPr>
+      </w:pPr>
+      <w:proofErr w:type="spellStart"/>
+      <w:r>
+        <w:rPr>
+          <w:lang w:val="en-US"/>
+        </w:rPr>
+        <w:t>Resultado</w:t>
+      </w:r>
+      <w:proofErr w:type="spellEnd"/>
+      <w:r>
+        <w:rPr>
+          <w:lang w:val="en-US"/>
+        </w:rPr>
+        <w:t xml:space="preserve"> Xiaomi MimoV2 Flash 15b 309b (</w:t>
+      </w:r>
+      <w:proofErr w:type="spellStart"/>
+      <w:r>
+        <w:rPr>
+          <w:lang w:val="en-US"/>
+        </w:rPr>
+        <w:t>OpenRouter</w:t>
+      </w:r>
+      <w:proofErr w:type="spellEnd"/>
+      <w:r>
+        <w:rPr>
+          <w:lang w:val="en-US"/>
+        </w:rPr>
+        <w:t>)</w:t>
+      </w:r>
+    </w:p>
+    <w:p>
+      <w:pPr>
+        <w:rPr>
+          <w:b/>
+          <w:bCs/>
+        </w:rPr>
+      </w:pPr>
+      <w:r>
+        <w:rPr>
+          <w:b/>
+          <w:bCs/>
+        </w:rPr>
+        <w:t>Plan:</w:t>
+      </w:r>
+    </w:p>
+    <w:p>
+      <w:r>
+        <w:t>[{'id': '@1.1', '</w:t>
+      </w:r>
+      <w:proofErr w:type="spellStart"/>
+      <w:r>
+        <w:t>server_id</w:t>
+      </w:r>
+      <w:proofErr w:type="spellEnd"/>
+      <w:r>
+        <w:t>': '</w:t>
+      </w:r>
+      <w:proofErr w:type="spellStart"/>
+      <w:r>
+        <w:t>mcp_server_gravity</w:t>
+      </w:r>
+      <w:proofErr w:type="spellEnd"/>
+      <w:r>
+        <w:t>', '</w:t>
+      </w:r>
+      <w:proofErr w:type="spellStart"/>
+      <w:r>
+        <w:t>tool</w:t>
+      </w:r>
+      <w:proofErr w:type="spellEnd"/>
+      <w:r>
+        <w:t>': '</w:t>
+      </w:r>
+      <w:proofErr w:type="spellStart"/>
+      <w:r>
+        <w:t>obtener_consumo</w:t>
+      </w:r>
+      <w:proofErr w:type="spellEnd"/>
+      <w:r>
+        <w:t>', 'inputs': {'dispositivos': ['nevera'], '</w:t>
+      </w:r>
+      <w:proofErr w:type="spellStart"/>
+      <w:r>
+        <w:t>fecha_inicio</w:t>
+      </w:r>
+      <w:proofErr w:type="spellEnd"/>
+      <w:r>
+        <w:t>': '2024-11-14T18:00', '</w:t>
+      </w:r>
+      <w:proofErr w:type="spellStart"/>
+      <w:r>
+        <w:t>fecha_fin</w:t>
+      </w:r>
+      <w:proofErr w:type="spellEnd"/>
+      <w:r>
+        <w:t>': '2024-11-15T05:59', 'granularidad': 'total'}, '</w:t>
+      </w:r>
+      <w:proofErr w:type="spellStart"/>
+      <w:r>
+        <w:t>descripcion</w:t>
+      </w:r>
+      <w:proofErr w:type="spellEnd"/>
+      <w:r>
+        <w:t>': 'Obtener el consumo total de la nevera durante el periodo de la noche del día anterior.'}, {'id': '@2.1', '</w:t>
+      </w:r>
+      <w:proofErr w:type="spellStart"/>
+      <w:r>
+        <w:t>server_id</w:t>
+      </w:r>
+      <w:proofErr w:type="spellEnd"/>
+      <w:r>
+        <w:t>': '</w:t>
+      </w:r>
+      <w:proofErr w:type="spellStart"/>
+      <w:r>
+        <w:t>mcp_server_gravity</w:t>
+      </w:r>
+      <w:proofErr w:type="spellEnd"/>
+      <w:r>
+        <w:t>', '</w:t>
+      </w:r>
+      <w:proofErr w:type="spellStart"/>
+      <w:r>
+        <w:t>tool</w:t>
+      </w:r>
+      <w:proofErr w:type="spellEnd"/>
+      <w:r>
+        <w:t>': '</w:t>
+      </w:r>
+      <w:proofErr w:type="spellStart"/>
+      <w:r>
+        <w:t>obtener_consumo</w:t>
+      </w:r>
+      <w:proofErr w:type="spellEnd"/>
+      <w:r>
+        <w:t>', 'inputs': {'dispositivos': ['lavadora'], '</w:t>
+      </w:r>
+      <w:proofErr w:type="spellStart"/>
+      <w:r>
+        <w:t>fecha_inicio</w:t>
+      </w:r>
+      <w:proofErr w:type="spellEnd"/>
+      <w:r>
+        <w:t>': '2024-11-09T06:00', '</w:t>
+      </w:r>
+      <w:proofErr w:type="spellStart"/>
+      <w:r>
+        <w:t>fecha_fin</w:t>
+      </w:r>
+      <w:proofErr w:type="spellEnd"/>
+      <w:r>
+        <w:t>': '2024-11-09T11:59', 'granularidad': 'total'}, '</w:t>
+      </w:r>
+      <w:proofErr w:type="spellStart"/>
+      <w:r>
+        <w:t>descripcion</w:t>
+      </w:r>
+      <w:proofErr w:type="spellEnd"/>
+      <w:r>
+        <w:t>': 'Obtener el consumo total de la lavadora durante la mañana del sábado pasado.'}, {'id': '@3.1', '</w:t>
+      </w:r>
+      <w:proofErr w:type="spellStart"/>
+      <w:r>
+        <w:t>server_id</w:t>
+      </w:r>
+      <w:proofErr w:type="spellEnd"/>
+      <w:r>
+        <w:t>': '</w:t>
+      </w:r>
+      <w:proofErr w:type="spellStart"/>
+      <w:r>
+        <w:t>mcp_server_gravity</w:t>
+      </w:r>
+      <w:proofErr w:type="spellEnd"/>
+      <w:r>
+        <w:t>', '</w:t>
+      </w:r>
+      <w:proofErr w:type="spellStart"/>
+      <w:r>
+        <w:t>tool</w:t>
+      </w:r>
+      <w:proofErr w:type="spellEnd"/>
+      <w:r>
+        <w:t>': '</w:t>
+      </w:r>
+      <w:proofErr w:type="spellStart"/>
+      <w:r>
+        <w:t>analizar_comparacion</w:t>
+      </w:r>
+      <w:proofErr w:type="spellEnd"/>
+      <w:r>
+        <w:t>', 'inputs': {'</w:t>
+      </w:r>
+      <w:proofErr w:type="spellStart"/>
+      <w:r>
+        <w:t>objetivo_a</w:t>
+      </w:r>
+      <w:proofErr w:type="spellEnd"/>
+      <w:r>
+        <w:t>': {'dispositivo': 'nevera', '</w:t>
+      </w:r>
+      <w:proofErr w:type="spellStart"/>
+      <w:r>
+        <w:t>fecha_inicio</w:t>
+      </w:r>
+      <w:proofErr w:type="spellEnd"/>
+      <w:r>
+        <w:t>': '2024-11-14T18:00', '</w:t>
+      </w:r>
+      <w:proofErr w:type="spellStart"/>
+      <w:r>
+        <w:t>fecha_fin</w:t>
+      </w:r>
+      <w:proofErr w:type="spellEnd"/>
+      <w:r>
+        <w:t>': '2024-11-15T05:59'}, '</w:t>
+      </w:r>
+      <w:proofErr w:type="spellStart"/>
+      <w:r>
+        <w:t>objetivo_b</w:t>
+      </w:r>
+      <w:proofErr w:type="spellEnd"/>
+      <w:r>
+        <w:t>': {'dispositivo': 'lavadora', '</w:t>
+      </w:r>
+      <w:proofErr w:type="spellStart"/>
+      <w:r>
+        <w:t>fecha_inicio</w:t>
+      </w:r>
+      <w:proofErr w:type="spellEnd"/>
+      <w:r>
+        <w:t>': '2024-11-09T06:00', '</w:t>
+      </w:r>
+      <w:proofErr w:type="spellStart"/>
+      <w:r>
+        <w:t>fecha_fin</w:t>
+      </w:r>
+      <w:proofErr w:type="spellEnd"/>
+      <w:r>
+        <w:t>': '2024-11-09T11:59'}}, '</w:t>
+      </w:r>
+      <w:proofErr w:type="spellStart"/>
+      <w:r>
+        <w:t>descripcion</w:t>
+      </w:r>
+      <w:proofErr w:type="spellEnd"/>
+      <w:r>
+        <w:t>': 'Comparar el consumo de la nevera (noche anterior) con el de la lavadora (sábado pasado).'}, {'id': '@4.1', '</w:t>
+      </w:r>
+      <w:proofErr w:type="spellStart"/>
+      <w:r>
+        <w:t>server_id</w:t>
+      </w:r>
+      <w:proofErr w:type="spellEnd"/>
+      <w:r>
+        <w:t>': '</w:t>
+      </w:r>
+      <w:proofErr w:type="spellStart"/>
+      <w:r>
+        <w:t>mcp_server_gravity</w:t>
+      </w:r>
+      <w:proofErr w:type="spellEnd"/>
+      <w:r>
+        <w:t>', '</w:t>
+      </w:r>
+      <w:proofErr w:type="spellStart"/>
+      <w:r>
+        <w:t>tool</w:t>
+      </w:r>
+      <w:proofErr w:type="spellEnd"/>
+      <w:r>
+        <w:t>': '</w:t>
+      </w:r>
+      <w:proofErr w:type="spellStart"/>
+      <w:r>
+        <w:t>obtener_consumo</w:t>
+      </w:r>
+      <w:proofErr w:type="spellEnd"/>
+      <w:r>
+        <w:t>', 'inputs': {'dispositivos': ['</w:t>
+      </w:r>
+      <w:proofErr w:type="spellStart"/>
+      <w:r>
+        <w:t>Total_Casa</w:t>
+      </w:r>
+      <w:proofErr w:type="spellEnd"/>
+      <w:r>
+        <w:t>'], '</w:t>
+      </w:r>
+      <w:proofErr w:type="spellStart"/>
+      <w:r>
+        <w:t>fecha_inicio</w:t>
+      </w:r>
+      <w:proofErr w:type="spellEnd"/>
+      <w:r>
+        <w:t>': '2024-01-01T00:00', '</w:t>
+      </w:r>
+      <w:proofErr w:type="spellStart"/>
+      <w:r>
+        <w:t>fecha_fin</w:t>
+      </w:r>
+      <w:proofErr w:type="spellEnd"/>
+      <w:r>
+        <w:t>': '2024-12-31T23:59', 'granularidad': 'mes'}, '</w:t>
+      </w:r>
+      <w:proofErr w:type="spellStart"/>
+      <w:r>
+        <w:t>descripcion</w:t>
+      </w:r>
+      <w:proofErr w:type="spellEnd"/>
+      <w:r>
+        <w:t>': 'Obtener el consumo total de la casa por mes durante el año 2024 para generar un gráfico.'}]</w:t>
+      </w:r>
+    </w:p>
+    <w:p>
+      <w:pPr>
+        <w:rPr>
+          <w:b/>
+          <w:bCs/>
+        </w:rPr>
+      </w:pPr>
+      <w:r>
+        <w:rPr>
+          <w:b/>
+          <w:bCs/>
+        </w:rPr>
+        <w:t>Estado de solicitudes:</w:t>
+      </w:r>
+    </w:p>
+    <w:p>
+      <w:r>
+        <w:t>{'@1': {'estado': 'resuelta', 'motivo': 'Se ha planificado la acción para obtener el consumo de la nevera en el periodo solicitado.'}, '@2': {'estado': 'resuelta', 'motivo': 'Se ha planificado la acción para obtener el consumo de la lavadora en el periodo solicitado.'}, '@3': {'estado': 'resuelta', 'motivo': 'Se ha planificado la acción de comparación entre los dos dispositivos en sus respectivos periodos.'}, '@4': {'estado': 'resuelta', 'motivo': 'Se ha planificado la acción para obtener el consumo total por mes del año 2024, lo que permite generar el gráfico solicitado.'}}</w:t>
+      </w:r>
+    </w:p>
+    <w:p>
+      <w:pPr>
+        <w:pStyle w:val="Ttulo3"/>
+      </w:pPr>
+      <w:r>
+        <w:t xml:space="preserve">Resultado </w:t>
+      </w:r>
+      <w:proofErr w:type="spellStart"/>
+      <w:r>
+        <w:t>Qwen</w:t>
+      </w:r>
+      <w:proofErr w:type="spellEnd"/>
+      <w:r>
+        <w:t xml:space="preserve"> 3 </w:t>
+      </w:r>
+      <w:proofErr w:type="spellStart"/>
+      <w:r>
+        <w:t>Coder</w:t>
+      </w:r>
+      <w:proofErr w:type="spellEnd"/>
+      <w:r>
+        <w:t xml:space="preserve"> 35b 480b </w:t>
+      </w:r>
+      <w:r>
+        <w:t>(</w:t>
+      </w:r>
+      <w:proofErr w:type="spellStart"/>
+      <w:r>
+        <w:t>OpenRouter</w:t>
+      </w:r>
+      <w:proofErr w:type="spellEnd"/>
+      <w:r>
+        <w:t>)</w:t>
+      </w:r>
+    </w:p>
+    <w:p>
+      <w:pPr>
+        <w:rPr>
+          <w:b/>
+          <w:bCs/>
+        </w:rPr>
+      </w:pPr>
+      <w:r>
+        <w:rPr>
+          <w:b/>
+          <w:bCs/>
+        </w:rPr>
+        <w:t>Plan:</w:t>
+      </w:r>
+    </w:p>
+    <w:p>
+      <w:r>
+        <w:t>[{'id': '@1.1', '</w:t>
+      </w:r>
+      <w:proofErr w:type="spellStart"/>
+      <w:r>
+        <w:t>server_id</w:t>
+      </w:r>
+      <w:proofErr w:type="spellEnd"/>
+      <w:r>
+        <w:t>': '</w:t>
+      </w:r>
+      <w:proofErr w:type="spellStart"/>
+      <w:r>
+        <w:t>mcp_server_gravity</w:t>
+      </w:r>
+      <w:proofErr w:type="spellEnd"/>
+      <w:r>
+        <w:t>', '</w:t>
+      </w:r>
+      <w:proofErr w:type="spellStart"/>
+      <w:r>
+        <w:t>tool</w:t>
+      </w:r>
+      <w:proofErr w:type="spellEnd"/>
+      <w:r>
+        <w:t>': '</w:t>
+      </w:r>
+      <w:proofErr w:type="spellStart"/>
+      <w:r>
+        <w:t>obtener_consumo</w:t>
+      </w:r>
+      <w:proofErr w:type="spellEnd"/>
+      <w:r>
+        <w:t>', 'inputs': {'dispositivos': ['nevera'], '</w:t>
+      </w:r>
+      <w:proofErr w:type="spellStart"/>
+      <w:r>
+        <w:t>fecha_inicio</w:t>
+      </w:r>
+      <w:proofErr w:type="spellEnd"/>
+      <w:r>
+        <w:t>': '2024-11-14T18:00', '</w:t>
+      </w:r>
+      <w:proofErr w:type="spellStart"/>
+      <w:r>
+        <w:t>fecha_fin</w:t>
+      </w:r>
+      <w:proofErr w:type="spellEnd"/>
+      <w:r>
+        <w:t>': '2024-11-14T23:59'}, '</w:t>
+      </w:r>
+      <w:proofErr w:type="spellStart"/>
+      <w:r>
+        <w:t>descripcion</w:t>
+      </w:r>
+      <w:proofErr w:type="spellEnd"/>
+      <w:r>
+        <w:t>': 'Obtener el consumo de la nevera durante la noche del día anterior (ayer por la noche).'}, {'id': '@2.1', '</w:t>
+      </w:r>
+      <w:proofErr w:type="spellStart"/>
+      <w:r>
+        <w:t>server_id</w:t>
+      </w:r>
+      <w:proofErr w:type="spellEnd"/>
+      <w:r>
+        <w:t>': '</w:t>
+      </w:r>
+      <w:proofErr w:type="spellStart"/>
+      <w:r>
+        <w:t>mcp_server_gravity</w:t>
+      </w:r>
+      <w:proofErr w:type="spellEnd"/>
+      <w:r>
+        <w:t>', '</w:t>
+      </w:r>
+      <w:proofErr w:type="spellStart"/>
+      <w:r>
+        <w:t>tool</w:t>
+      </w:r>
+      <w:proofErr w:type="spellEnd"/>
+      <w:r>
+        <w:t>': '</w:t>
+      </w:r>
+      <w:proofErr w:type="spellStart"/>
+      <w:r>
+        <w:t>obtener_consumo</w:t>
+      </w:r>
+      <w:proofErr w:type="spellEnd"/>
+      <w:r>
+        <w:t>', 'inputs': {'dispositivos': ['lavadora'], '</w:t>
+      </w:r>
+      <w:proofErr w:type="spellStart"/>
+      <w:r>
+        <w:t>fecha_inicio</w:t>
+      </w:r>
+      <w:proofErr w:type="spellEnd"/>
+      <w:r>
+        <w:t>': '2024-11-09T06:00', '</w:t>
+      </w:r>
+      <w:proofErr w:type="spellStart"/>
+      <w:r>
+        <w:t>fecha_fin</w:t>
+      </w:r>
+      <w:proofErr w:type="spellEnd"/>
+      <w:r>
+        <w:t>': '2024-11-09T11:59'}, '</w:t>
+      </w:r>
+      <w:proofErr w:type="spellStart"/>
+      <w:r>
+        <w:t>descripcion</w:t>
+      </w:r>
+      <w:proofErr w:type="spellEnd"/>
+      <w:r>
+        <w:t>': 'Obtener el consumo de la lavadora durante la mañana del sábado pasado.'}, {'id': '@3.1', '</w:t>
+      </w:r>
+      <w:proofErr w:type="spellStart"/>
+      <w:r>
+        <w:t>server_id</w:t>
+      </w:r>
+      <w:proofErr w:type="spellEnd"/>
+      <w:r>
+        <w:t>': '</w:t>
+      </w:r>
+      <w:proofErr w:type="spellStart"/>
+      <w:r>
+        <w:t>mcp_server_gravity</w:t>
+      </w:r>
+      <w:proofErr w:type="spellEnd"/>
+      <w:r>
+        <w:t>', '</w:t>
+      </w:r>
+      <w:proofErr w:type="spellStart"/>
+      <w:r>
+        <w:t>tool</w:t>
+      </w:r>
+      <w:proofErr w:type="spellEnd"/>
+      <w:r>
+        <w:t>': '</w:t>
+      </w:r>
+      <w:proofErr w:type="spellStart"/>
+      <w:r>
+        <w:t>analizar_comparacion</w:t>
+      </w:r>
+      <w:proofErr w:type="spellEnd"/>
+      <w:r>
+        <w:t>', 'inputs': {'</w:t>
+      </w:r>
+      <w:proofErr w:type="spellStart"/>
+      <w:r>
+        <w:t>objetivo_a</w:t>
+      </w:r>
+      <w:proofErr w:type="spellEnd"/>
+      <w:r>
+        <w:t>': {'dispositivo': 'nevera', '</w:t>
+      </w:r>
+      <w:proofErr w:type="spellStart"/>
+      <w:r>
+        <w:t>fecha_inicio</w:t>
+      </w:r>
+      <w:proofErr w:type="spellEnd"/>
+      <w:r>
+        <w:t>': '2024-11-14T18:00', '</w:t>
+      </w:r>
+      <w:proofErr w:type="spellStart"/>
+      <w:r>
+        <w:t>fecha_fin</w:t>
+      </w:r>
+      <w:proofErr w:type="spellEnd"/>
+      <w:r>
+        <w:t>': '2024-11-14T23:59'}, '</w:t>
+      </w:r>
+      <w:proofErr w:type="spellStart"/>
+      <w:r>
+        <w:t>objetivo_b</w:t>
+      </w:r>
+      <w:proofErr w:type="spellEnd"/>
+      <w:r>
+        <w:t>': {'dispositivo': 'lavadora', '</w:t>
+      </w:r>
+      <w:proofErr w:type="spellStart"/>
+      <w:r>
+        <w:t>fecha_inicio</w:t>
+      </w:r>
+      <w:proofErr w:type="spellEnd"/>
+      <w:r>
+        <w:t>': '2024-11-09T06:00', '</w:t>
+      </w:r>
+      <w:proofErr w:type="spellStart"/>
+      <w:r>
+        <w:t>fecha_fin</w:t>
+      </w:r>
+      <w:proofErr w:type="spellEnd"/>
+      <w:r>
+        <w:t>': '2024-11-09T11:59'}}, '</w:t>
+      </w:r>
+      <w:proofErr w:type="spellStart"/>
+      <w:r>
+        <w:t>descripcion</w:t>
+      </w:r>
+      <w:proofErr w:type="spellEnd"/>
+      <w:r>
+        <w:t>': 'Comparar el consumo entre la nevera (ayer por la noche) y la lavadora (el sábado pasado en la mañana).'}, {'id': '@4.1', '</w:t>
+      </w:r>
+      <w:proofErr w:type="spellStart"/>
+      <w:r>
+        <w:t>server_id</w:t>
+      </w:r>
+      <w:proofErr w:type="spellEnd"/>
+      <w:r>
+        <w:t>': '</w:t>
+      </w:r>
+      <w:proofErr w:type="spellStart"/>
+      <w:r>
+        <w:t>mcp_server_gravity</w:t>
+      </w:r>
+      <w:proofErr w:type="spellEnd"/>
+      <w:r>
+        <w:t>', '</w:t>
+      </w:r>
+      <w:proofErr w:type="spellStart"/>
+      <w:r>
+        <w:t>tool</w:t>
+      </w:r>
+      <w:proofErr w:type="spellEnd"/>
+      <w:r>
+        <w:t>': '</w:t>
+      </w:r>
+      <w:proofErr w:type="spellStart"/>
+      <w:r>
+        <w:t>obtener_consumo</w:t>
+      </w:r>
+      <w:proofErr w:type="spellEnd"/>
+      <w:r>
+        <w:t>', 'inputs': {'dispositivos': ['</w:t>
+      </w:r>
+      <w:proofErr w:type="spellStart"/>
+      <w:r>
+        <w:t>Total_Casa</w:t>
+      </w:r>
+      <w:proofErr w:type="spellEnd"/>
+      <w:r>
+        <w:t>'], '</w:t>
+      </w:r>
+      <w:proofErr w:type="spellStart"/>
+      <w:r>
+        <w:t>fecha_inicio</w:t>
+      </w:r>
+      <w:proofErr w:type="spellEnd"/>
+      <w:r>
+        <w:t>': '2024-01-01T00:00', '</w:t>
+      </w:r>
+      <w:proofErr w:type="spellStart"/>
+      <w:r>
+        <w:t>fecha_fin</w:t>
+      </w:r>
+      <w:proofErr w:type="spellEnd"/>
+      <w:r>
+        <w:t>': '2024-12-31T23:59', 'granularidad': 'mes'}, '</w:t>
+      </w:r>
+      <w:proofErr w:type="spellStart"/>
+      <w:r>
+        <w:t>descripcion</w:t>
+      </w:r>
+      <w:proofErr w:type="spellEnd"/>
+      <w:r>
+        <w:t>': 'Obtener el consumo total de todos los dispositivos durante el año 2024, con granularidad mensual para facilitar la representación gráfica.'}]</w:t>
+      </w:r>
+    </w:p>
+    <w:p>
+      <w:pPr>
+        <w:rPr>
+          <w:b/>
+          <w:bCs/>
+        </w:rPr>
+      </w:pPr>
+      <w:r>
+        <w:rPr>
+          <w:b/>
+          <w:bCs/>
+        </w:rPr>
+        <w:t>Estado de solicitudes:</w:t>
+      </w:r>
+    </w:p>
+    <w:p>
+      <w:r>
+        <w:t>{'@1': {'estado': 'resuelta'}, '@2': {'estado': 'resuelta'}, '@3': {'estado': 'resuelta'}, '@4': {'estado': 'resuelta'}}</w:t>
+      </w:r>
+    </w:p>
+    <w:p>
+      <w:pPr>
+        <w:pStyle w:val="Ttulo3"/>
+        <w:rPr>
+          <w:lang w:val="en-US"/>
+        </w:rPr>
+      </w:pPr>
+      <w:proofErr w:type="spellStart"/>
+      <w:r>
+        <w:rPr>
+          <w:lang w:val="en-US"/>
+        </w:rPr>
+        <w:t>Resultado</w:t>
+      </w:r>
+      <w:proofErr w:type="spellEnd"/>
+      <w:r>
+        <w:rPr>
+          <w:lang w:val="en-US"/>
+        </w:rPr>
+        <w:t xml:space="preserve"> </w:t>
+      </w:r>
+      <w:proofErr w:type="spellStart"/>
+      <w:r>
+        <w:rPr>
+          <w:lang w:val="en-US"/>
+        </w:rPr>
+        <w:t>Deepseek</w:t>
+      </w:r>
+      <w:proofErr w:type="spellEnd"/>
+      <w:r>
+        <w:rPr>
+          <w:lang w:val="en-US"/>
+        </w:rPr>
+        <w:t xml:space="preserve"> R1 T2 Chimera 671b (</w:t>
+      </w:r>
+      <w:proofErr w:type="spellStart"/>
+      <w:r>
+        <w:rPr>
+          <w:lang w:val="en-US"/>
+        </w:rPr>
+        <w:t>OpenRouter</w:t>
+      </w:r>
+      <w:proofErr w:type="spellEnd"/>
+      <w:r>
+        <w:rPr>
+          <w:lang w:val="en-US"/>
+        </w:rPr>
+        <w:t>)</w:t>
+      </w:r>
+    </w:p>
+    <w:p>
+      <w:pPr>
+        <w:rPr>
+          <w:b/>
+          <w:bCs/>
+        </w:rPr>
+      </w:pPr>
+      <w:r>
+        <w:rPr>
+          <w:b/>
+          <w:bCs/>
+        </w:rPr>
+        <w:t>Plan:</w:t>
+      </w:r>
+    </w:p>
+    <w:p>
+      <w:r>
+        <w:t>[{'id': '@1.1', '</w:t>
+      </w:r>
+      <w:proofErr w:type="spellStart"/>
+      <w:r>
+        <w:t>server_id</w:t>
+      </w:r>
+      <w:proofErr w:type="spellEnd"/>
+      <w:r>
+        <w:t>': '</w:t>
+      </w:r>
+      <w:proofErr w:type="spellStart"/>
+      <w:r>
+        <w:t>mcp_server_gravity</w:t>
+      </w:r>
+      <w:proofErr w:type="spellEnd"/>
+      <w:r>
+        <w:t>', '</w:t>
+      </w:r>
+      <w:proofErr w:type="spellStart"/>
+      <w:r>
+        <w:t>tool</w:t>
+      </w:r>
+      <w:proofErr w:type="spellEnd"/>
+      <w:r>
+        <w:t>': '</w:t>
+      </w:r>
+      <w:proofErr w:type="spellStart"/>
+      <w:r>
+        <w:t>obtener_consumo</w:t>
+      </w:r>
+      <w:proofErr w:type="spellEnd"/>
+      <w:r>
+        <w:t>', 'inputs': {'dispositivos': ['nevera'], '</w:t>
+      </w:r>
+      <w:proofErr w:type="spellStart"/>
+      <w:r>
+        <w:t>fecha_inicio</w:t>
+      </w:r>
+      <w:proofErr w:type="spellEnd"/>
+      <w:r>
+        <w:t>': '2024-11-14T18:00', '</w:t>
+      </w:r>
+      <w:proofErr w:type="spellStart"/>
+      <w:r>
+        <w:t>fecha_fin</w:t>
+      </w:r>
+      <w:proofErr w:type="spellEnd"/>
+      <w:r>
+        <w:t>': '2024-11-14T23:59', 'granularidad': 'total'}, '</w:t>
+      </w:r>
+      <w:proofErr w:type="spellStart"/>
+      <w:r>
+        <w:t>descripcion</w:t>
+      </w:r>
+      <w:proofErr w:type="spellEnd"/>
+      <w:r>
+        <w:t>': 'Obtener consumo de la nevera durante la noche de ayer (2024-11-14)'}, {'id': '@2.1', '</w:t>
+      </w:r>
+      <w:proofErr w:type="spellStart"/>
+      <w:r>
+        <w:t>server_id</w:t>
+      </w:r>
+      <w:proofErr w:type="spellEnd"/>
+      <w:r>
+        <w:t>': '</w:t>
+      </w:r>
+      <w:proofErr w:type="spellStart"/>
+      <w:r>
+        <w:t>mcp_server_gravity</w:t>
+      </w:r>
+      <w:proofErr w:type="spellEnd"/>
+      <w:r>
+        <w:t>', '</w:t>
+      </w:r>
+      <w:proofErr w:type="spellStart"/>
+      <w:r>
+        <w:t>tool</w:t>
+      </w:r>
+      <w:proofErr w:type="spellEnd"/>
+      <w:r>
+        <w:t>': '</w:t>
+      </w:r>
+      <w:proofErr w:type="spellStart"/>
+      <w:r>
+        <w:t>obtener_consumo</w:t>
+      </w:r>
+      <w:proofErr w:type="spellEnd"/>
+      <w:r>
+        <w:t>', 'inputs': {'dispositivos': ['lavadora'], '</w:t>
+      </w:r>
+      <w:proofErr w:type="spellStart"/>
+      <w:r>
+        <w:t>fecha_inicio</w:t>
+      </w:r>
+      <w:proofErr w:type="spellEnd"/>
+      <w:r>
+        <w:t>': '2024-11-09T06:00', '</w:t>
+      </w:r>
+      <w:proofErr w:type="spellStart"/>
+      <w:r>
+        <w:t>fecha_fin</w:t>
+      </w:r>
+      <w:proofErr w:type="spellEnd"/>
+      <w:r>
+        <w:t>': '2024-11-09T11:59', 'granularidad': 'total'}, '</w:t>
+      </w:r>
+      <w:proofErr w:type="spellStart"/>
+      <w:r>
+        <w:t>descripcion</w:t>
+      </w:r>
+      <w:proofErr w:type="spellEnd"/>
+      <w:r>
+        <w:t>': 'Obtener consumo de la lavadora durante la mañana del sábado pasado (2024-11-09)'}, {'id': '@3.1', '</w:t>
+      </w:r>
+      <w:proofErr w:type="spellStart"/>
+      <w:r>
+        <w:t>server_id</w:t>
+      </w:r>
+      <w:proofErr w:type="spellEnd"/>
+      <w:r>
+        <w:t>': '</w:t>
+      </w:r>
+      <w:proofErr w:type="spellStart"/>
+      <w:r>
+        <w:t>mcp_server_gravity</w:t>
+      </w:r>
+      <w:proofErr w:type="spellEnd"/>
+      <w:r>
+        <w:t>', '</w:t>
+      </w:r>
+      <w:proofErr w:type="spellStart"/>
+      <w:r>
+        <w:t>tool</w:t>
+      </w:r>
+      <w:proofErr w:type="spellEnd"/>
+      <w:r>
+        <w:t>': '</w:t>
+      </w:r>
+      <w:proofErr w:type="spellStart"/>
+      <w:r>
+        <w:t>obtener_consumo</w:t>
+      </w:r>
+      <w:proofErr w:type="spellEnd"/>
+      <w:r>
+        <w:t>', 'inputs': {'dispositivos': ['nevera'], '</w:t>
+      </w:r>
+      <w:proofErr w:type="spellStart"/>
+      <w:r>
+        <w:t>fecha_inicio</w:t>
+      </w:r>
+      <w:proofErr w:type="spellEnd"/>
+      <w:r>
+        <w:t>': '2024-11-14T00:00', '</w:t>
+      </w:r>
+      <w:proofErr w:type="spellStart"/>
+      <w:r>
+        <w:t>fecha_fin</w:t>
+      </w:r>
+      <w:proofErr w:type="spellEnd"/>
+      <w:r>
+        <w:t>': '2024-11-14T23:59', 'granularidad': 'total'}, '</w:t>
+      </w:r>
+      <w:proofErr w:type="spellStart"/>
+      <w:r>
+        <w:t>descripcion</w:t>
+      </w:r>
+      <w:proofErr w:type="spellEnd"/>
+      <w:r>
+        <w:t>': 'Obtener consumo diario de la nevera para comparación (periodo supuesto 2024-11-14)'}, {'id': '@3.2', '</w:t>
+      </w:r>
+      <w:proofErr w:type="spellStart"/>
+      <w:r>
+        <w:t>server_id</w:t>
+      </w:r>
+      <w:proofErr w:type="spellEnd"/>
+      <w:r>
+        <w:t>': '</w:t>
+      </w:r>
+      <w:proofErr w:type="spellStart"/>
+      <w:r>
+        <w:t>mcp_server_gravity</w:t>
+      </w:r>
+      <w:proofErr w:type="spellEnd"/>
+      <w:r>
+        <w:t>', '</w:t>
+      </w:r>
+      <w:proofErr w:type="spellStart"/>
+      <w:r>
+        <w:t>tool</w:t>
+      </w:r>
+      <w:proofErr w:type="spellEnd"/>
+      <w:r>
+        <w:t>': '</w:t>
+      </w:r>
+      <w:proofErr w:type="spellStart"/>
+      <w:r>
+        <w:t>obtener_consumo</w:t>
+      </w:r>
+      <w:proofErr w:type="spellEnd"/>
+      <w:r>
+        <w:t>', 'inputs': {'dispositivos': ['lavadora'], '</w:t>
+      </w:r>
+      <w:proofErr w:type="spellStart"/>
+      <w:r>
+        <w:t>fecha_inicio</w:t>
+      </w:r>
+      <w:proofErr w:type="spellEnd"/>
+      <w:r>
+        <w:t>': '2024-11-14T00:00', '</w:t>
+      </w:r>
+      <w:proofErr w:type="spellStart"/>
+      <w:r>
+        <w:t>fecha_fin</w:t>
+      </w:r>
+      <w:proofErr w:type="spellEnd"/>
+      <w:r>
+        <w:t>': '2024-11-14T23:59', 'granularidad': 'total'}, '</w:t>
+      </w:r>
+      <w:proofErr w:type="spellStart"/>
+      <w:r>
+        <w:t>descripcion</w:t>
+      </w:r>
+      <w:proofErr w:type="spellEnd"/>
+      <w:r>
+        <w:t>': 'Obtener consumo diario de la lavadora para comparación (periodo supuesto 2024-11-14)'}, {'id': '@3.3', '</w:t>
+      </w:r>
+      <w:proofErr w:type="spellStart"/>
+      <w:r>
+        <w:t>server_id</w:t>
+      </w:r>
+      <w:proofErr w:type="spellEnd"/>
+      <w:r>
+        <w:t>': '</w:t>
+      </w:r>
+      <w:proofErr w:type="spellStart"/>
+      <w:r>
+        <w:t>mcp_server_gravity</w:t>
+      </w:r>
+      <w:proofErr w:type="spellEnd"/>
+      <w:r>
+        <w:t>', '</w:t>
+      </w:r>
+      <w:proofErr w:type="spellStart"/>
+      <w:r>
+        <w:t>tool</w:t>
+      </w:r>
+      <w:proofErr w:type="spellEnd"/>
+      <w:r>
+        <w:t>': '</w:t>
+      </w:r>
+      <w:proofErr w:type="spellStart"/>
+      <w:r>
+        <w:t>analizar_comparacion</w:t>
+      </w:r>
+      <w:proofErr w:type="spellEnd"/>
+      <w:r>
+        <w:t>', 'inputs': {'</w:t>
+      </w:r>
+      <w:proofErr w:type="spellStart"/>
+      <w:r>
+        <w:t>objetivo_a</w:t>
+      </w:r>
+      <w:proofErr w:type="spellEnd"/>
+      <w:r>
+        <w:t>': {'dispositivo': 'nevera', '</w:t>
+      </w:r>
+      <w:proofErr w:type="spellStart"/>
+      <w:r>
+        <w:t>fecha_inicio</w:t>
+      </w:r>
+      <w:proofErr w:type="spellEnd"/>
+      <w:r>
+        <w:t>': '2024-11-14T00:00', '</w:t>
+      </w:r>
+      <w:proofErr w:type="spellStart"/>
+      <w:r>
+        <w:t>fecha_fin</w:t>
+      </w:r>
+      <w:proofErr w:type="spellEnd"/>
+      <w:r>
+        <w:t>': '2024-11-14T23:59'}, '</w:t>
+      </w:r>
+      <w:proofErr w:type="spellStart"/>
+      <w:r>
+        <w:t>objetivo_b</w:t>
+      </w:r>
+      <w:proofErr w:type="spellEnd"/>
+      <w:r>
+        <w:t>': {'dispositivo': 'lavadora', '</w:t>
+      </w:r>
+      <w:proofErr w:type="spellStart"/>
+      <w:r>
+        <w:t>fecha_inicio</w:t>
+      </w:r>
+      <w:proofErr w:type="spellEnd"/>
+      <w:r>
+        <w:t>': '2024-11-14T00:00', '</w:t>
+      </w:r>
+      <w:proofErr w:type="spellStart"/>
+      <w:r>
+        <w:t>fecha_fin</w:t>
+      </w:r>
+      <w:proofErr w:type="spellEnd"/>
+      <w:r>
+        <w:t>': '2024-11-14T23:59'}}, '</w:t>
+      </w:r>
+      <w:proofErr w:type="spellStart"/>
+      <w:r>
+        <w:t>descripcion</w:t>
+      </w:r>
+      <w:proofErr w:type="spellEnd"/>
+      <w:r>
+        <w:t>': 'Comparar consumos entre nevera y lavadora en periodo común supuesto'}, {'id': '@4.1', '</w:t>
+      </w:r>
+      <w:proofErr w:type="spellStart"/>
+      <w:r>
+        <w:t>server_id</w:t>
+      </w:r>
+      <w:proofErr w:type="spellEnd"/>
+      <w:r>
+        <w:t>': '</w:t>
+      </w:r>
+      <w:proofErr w:type="spellStart"/>
+      <w:r>
+        <w:t>mcp_server_gravity</w:t>
+      </w:r>
+      <w:proofErr w:type="spellEnd"/>
+      <w:r>
+        <w:t>', '</w:t>
+      </w:r>
+      <w:proofErr w:type="spellStart"/>
+      <w:r>
+        <w:t>tool</w:t>
+      </w:r>
+      <w:proofErr w:type="spellEnd"/>
+      <w:r>
+        <w:t>': '</w:t>
+      </w:r>
+      <w:proofErr w:type="spellStart"/>
+      <w:r>
+        <w:t>obtener_consumo</w:t>
+      </w:r>
+      <w:proofErr w:type="spellEnd"/>
+      <w:r>
+        <w:t>', 'inputs': {'dispositivos': ['</w:t>
+      </w:r>
+      <w:proofErr w:type="spellStart"/>
+      <w:r>
+        <w:t>Total_Casa</w:t>
+      </w:r>
+      <w:proofErr w:type="spellEnd"/>
+      <w:r>
+        <w:t>'], '</w:t>
+      </w:r>
+      <w:proofErr w:type="spellStart"/>
+      <w:r>
+        <w:t>fecha_inicio</w:t>
+      </w:r>
+      <w:proofErr w:type="spellEnd"/>
+      <w:r>
+        <w:t>': '2024-01-01T00:00', '</w:t>
+      </w:r>
+      <w:proofErr w:type="spellStart"/>
+      <w:r>
+        <w:t>fecha_fin</w:t>
+      </w:r>
+      <w:proofErr w:type="spellEnd"/>
+      <w:r>
+        <w:t>': '2024-12-31T23:59', 'granularidad': 'mes'}, '</w:t>
+      </w:r>
+      <w:proofErr w:type="spellStart"/>
+      <w:r>
+        <w:t>descripcion</w:t>
+      </w:r>
+      <w:proofErr w:type="spellEnd"/>
+      <w:r>
+        <w:t>': 'Obtener consumo mensual agregado de todos los dispositivos para 2024'}]</w:t>
+      </w:r>
+    </w:p>
+    <w:p>
+      <w:pPr>
+        <w:rPr>
+          <w:b/>
+          <w:bCs/>
+        </w:rPr>
+      </w:pPr>
+      <w:r>
+        <w:rPr>
+          <w:b/>
+          <w:bCs/>
+        </w:rPr>
+        <w:t>Estado de solicitudes:</w:t>
+      </w:r>
+    </w:p>
+    <w:p>
+      <w:r>
+        <w:t xml:space="preserve">{'@1': {'estado': 'resuelta'}, '@2': {'estado': 'resuelta'}, '@3': {'estado': 'parcial', </w:t>
+      </w:r>
+      <w:r>
+        <w:rPr>
+          <w:u w:val="single"/>
+        </w:rPr>
+        <w:t>'motivo'</w:t>
+      </w:r>
+      <w:r>
+        <w:t xml:space="preserve">: 'La comparación se realizó en un periodo temporal supuesto (2024-11-14) al no especificarse en la solicitud'}, '@4': {'estado': 'parcial', 'motivo': 'Se obtuvieron los </w:t>
+      </w:r>
+      <w:proofErr w:type="gramStart"/>
+      <w:r>
+        <w:t>datos</w:t>
+      </w:r>
+      <w:proofErr w:type="gramEnd"/>
+      <w:r>
+        <w:t xml:space="preserve"> pero no se puede cumplir con el formato gráfico solicitado por falta de herramientas de visualización'}}</w:t>
+      </w:r>
+    </w:p>
+    <w:p>
+      <w:pPr>
+        <w:pStyle w:val="Ttulo3"/>
+      </w:pPr>
+      <w:r>
+        <w:t>Análisis</w:t>
+      </w:r>
+    </w:p>
+    <w:p>
+      <w:r>
+        <w:t>Se siguen presentando errores (Principalmente en modelos pequeños, aunque medianos también)</w:t>
+      </w:r>
+      <w:r>
+        <w:t xml:space="preserve"> en la catalogación de los estados, no respetan el formato esperado por el usuario y lo marcan como “resuelto” y no “parcial” cuando no se entregó el formato gráfico.</w:t>
+      </w:r>
+    </w:p>
+    <w:p>
+      <w:r>
+        <w:t>Algunos modelos siguen irrespetando el formato de las horas establecido, sin embargo, en menor proporción.</w:t>
+      </w:r>
+    </w:p>
+    <w:p>
+      <w:pPr>
+        <w:pStyle w:val="Ttulo2"/>
+      </w:pPr>
+      <w:r>
+        <w:t xml:space="preserve">Tercera </w:t>
+      </w:r>
+      <w:r>
+        <w:t>prueba</w:t>
+      </w:r>
+    </w:p>
+    <w:p>
+      <w:pPr>
+        <w:pStyle w:val="Prrafodelista"/>
+        <w:numPr>
+          <w:ilvl w:val="0"/>
+          <w:numId w:val="1"/>
+        </w:numPr>
+      </w:pPr>
+      <w:r>
+        <w:t>Se mejoró la descripción de “</w:t>
+      </w:r>
+      <w:proofErr w:type="spellStart"/>
+      <w:r>
+        <w:t>solicitudes_categorizadas</w:t>
+      </w:r>
+      <w:proofErr w:type="spellEnd"/>
+      <w:r>
+        <w:t>” debido a error en el que marcaba las solicitudes como “resueltas” y no “parcial” cuando no se cumplía el formato solicitado por el usuario. Esto se le atribuye a que se menciona en la entrada, que el formato puede ser ignorado.</w:t>
+      </w:r>
+    </w:p>
+    <w:p>
+      <w:pPr>
+        <w:pStyle w:val="Prrafodelista"/>
+        <w:numPr>
+          <w:ilvl w:val="0"/>
+          <w:numId w:val="1"/>
+        </w:numPr>
+      </w:pPr>
+      <w:r>
+        <w:t>Se mejora la descripción del “</w:t>
+      </w:r>
+      <w:proofErr w:type="spellStart"/>
+      <w:r>
+        <w:t>temporal_context</w:t>
+      </w:r>
+      <w:proofErr w:type="spellEnd"/>
+      <w:r>
+        <w:t>” debido a error en el que el modelo solicitaba referencias futuras a la fecha del sistema.</w:t>
+      </w:r>
+    </w:p>
+    <w:p>
+      <w:pPr>
+        <w:pStyle w:val="Prrafodelista"/>
+        <w:numPr>
+          <w:ilvl w:val="0"/>
+          <w:numId w:val="1"/>
+        </w:numPr>
+      </w:pPr>
+      <w:r>
+        <w:t xml:space="preserve">Se mejora descripción del estado de salida </w:t>
+      </w:r>
+      <w:r>
+        <w:t>tal que se categoricen los tipos de errores.</w:t>
+      </w:r>
+    </w:p>
+    <w:p>
+      <w:pPr>
+        <w:pStyle w:val="Ttulo3"/>
+      </w:pPr>
+      <w:proofErr w:type="spellStart"/>
+      <w:r>
+        <w:t>Signature</w:t>
+      </w:r>
+      <w:proofErr w:type="spellEnd"/>
+    </w:p>
+    <w:p>
+      <w:proofErr w:type="spellStart"/>
+      <w:r>
+        <w:t>class</w:t>
+      </w:r>
+      <w:proofErr w:type="spellEnd"/>
+      <w:r>
+        <w:t xml:space="preserve"> Planeador(</w:t>
+      </w:r>
+      <w:proofErr w:type="spellStart"/>
+      <w:proofErr w:type="gramStart"/>
+      <w:r>
+        <w:t>dspy.Signature</w:t>
+      </w:r>
+      <w:proofErr w:type="spellEnd"/>
+      <w:proofErr w:type="gramEnd"/>
+      <w:r>
+        <w:t>):</w:t>
+      </w:r>
+    </w:p>
+    <w:p>
+      <w:r>
+        <w:t>    """</w:t>
+      </w:r>
+    </w:p>
+    <w:p>
+      <w:r>
+        <w:t xml:space="preserve">    El planeador se encarga de traducir las solicitudes categorizadas por el </w:t>
+      </w:r>
+      <w:proofErr w:type="spellStart"/>
+      <w:r>
+        <w:t>inferenciador</w:t>
+      </w:r>
+      <w:proofErr w:type="spellEnd"/>
+    </w:p>
+    <w:p>
+      <w:r>
+        <w:t>    en un conjunto estructurado de acciones sobre las herramientas disponibles del sistema.</w:t>
+      </w:r>
+    </w:p>
+    <w:p>
+      <w:r>
+        <w:t>    Su función es decidir qué herramientas utilizar, en qué orden y con qué parámetros,</w:t>
+      </w:r>
+    </w:p>
+    <w:p>
+      <w:r>
+        <w:t>    evaluando la viabilidad funcional de cada solicitud.</w:t>
+      </w:r>
+    </w:p>
+    <w:p>
+      <w:r>
+        <w:t>    """</w:t>
+      </w:r>
+    </w:p>
+    <w:p/>
+    <w:p>
+      <w:r>
+        <w:t xml:space="preserve">    </w:t>
+      </w:r>
+      <w:proofErr w:type="spellStart"/>
+      <w:r>
+        <w:t>solicitudes_categorizadas</w:t>
+      </w:r>
+      <w:proofErr w:type="spellEnd"/>
+      <w:r>
+        <w:t xml:space="preserve">: </w:t>
+      </w:r>
+      <w:proofErr w:type="spellStart"/>
+      <w:proofErr w:type="gramStart"/>
+      <w:r>
+        <w:t>dict</w:t>
+      </w:r>
+      <w:proofErr w:type="spellEnd"/>
+      <w:r>
+        <w:t>[</w:t>
+      </w:r>
+      <w:proofErr w:type="spellStart"/>
+      <w:proofErr w:type="gramEnd"/>
+      <w:r>
+        <w:t>str</w:t>
+      </w:r>
+      <w:proofErr w:type="spellEnd"/>
+      <w:r>
+        <w:t xml:space="preserve">, </w:t>
+      </w:r>
+      <w:proofErr w:type="spellStart"/>
+      <w:r>
+        <w:t>dict</w:t>
+      </w:r>
+      <w:proofErr w:type="spellEnd"/>
+      <w:r>
+        <w:t xml:space="preserve">] = </w:t>
+      </w:r>
+      <w:proofErr w:type="spellStart"/>
+      <w:proofErr w:type="gramStart"/>
+      <w:r>
+        <w:t>dspy.InputField</w:t>
+      </w:r>
+      <w:proofErr w:type="spellEnd"/>
+      <w:proofErr w:type="gramEnd"/>
+      <w:r>
+        <w:t>(</w:t>
+      </w:r>
+    </w:p>
+    <w:p>
+      <w:r>
+        <w:t xml:space="preserve">        </w:t>
+      </w:r>
+      <w:proofErr w:type="spellStart"/>
+      <w:r>
+        <w:t>desc</w:t>
+      </w:r>
+      <w:proofErr w:type="spellEnd"/>
+      <w:proofErr w:type="gramStart"/>
+      <w:r>
+        <w:t>=(</w:t>
+      </w:r>
+      <w:proofErr w:type="gramEnd"/>
+    </w:p>
+    <w:p>
+      <w:r>
+        <w:t xml:space="preserve">            "Conjunto de solicitudes previamente segmentadas y categorizadas por el </w:t>
+      </w:r>
+      <w:proofErr w:type="spellStart"/>
+      <w:r>
+        <w:t>inferenciador</w:t>
+      </w:r>
+      <w:proofErr w:type="spellEnd"/>
+      <w:r>
+        <w:t>. "</w:t>
+      </w:r>
+    </w:p>
+    <w:p>
+      <w:r>
+        <w:t>            "Cada clave representa una solicitud individual identificada con un identificador '@N'. "</w:t>
+      </w:r>
+    </w:p>
+    <w:p>
+      <w:r>
+        <w:t>            "Cada valor es un diccionario con las siguientes claves:\n"</w:t>
+      </w:r>
+    </w:p>
+    <w:p>
+      <w:r>
+        <w:t>            "- 'solicitud' (</w:t>
+      </w:r>
+      <w:proofErr w:type="spellStart"/>
+      <w:r>
+        <w:t>string</w:t>
+      </w:r>
+      <w:proofErr w:type="spellEnd"/>
+      <w:r>
+        <w:t>): formulación autocontenida de la intención del usuario, utilizada "</w:t>
+      </w:r>
+    </w:p>
+    <w:p>
+      <w:r>
+        <w:t>            "como base principal para la planificación de acciones.\n"</w:t>
+      </w:r>
+    </w:p>
+    <w:p>
+      <w:r>
+        <w:t>            "- 'escenario' (</w:t>
+      </w:r>
+      <w:proofErr w:type="spellStart"/>
+      <w:r>
+        <w:t>string</w:t>
+      </w:r>
+      <w:proofErr w:type="spellEnd"/>
+      <w:r>
+        <w:t xml:space="preserve">): clasificación funcional inferida (por ejemplo, </w:t>
+      </w:r>
+      <w:proofErr w:type="spellStart"/>
+      <w:r>
+        <w:t>consumo_basico</w:t>
+      </w:r>
+      <w:proofErr w:type="spellEnd"/>
+      <w:r>
+        <w:t>, "</w:t>
+      </w:r>
+    </w:p>
+    <w:p>
+      <w:r>
+        <w:t>            "</w:t>
+      </w:r>
+      <w:proofErr w:type="spellStart"/>
+      <w:r>
+        <w:t>comparacion_consumos</w:t>
+      </w:r>
+      <w:proofErr w:type="spellEnd"/>
+      <w:r>
+        <w:t xml:space="preserve">, </w:t>
+      </w:r>
+      <w:proofErr w:type="spellStart"/>
+      <w:r>
+        <w:t>deteccion_anomalias</w:t>
+      </w:r>
+      <w:proofErr w:type="spellEnd"/>
+      <w:r>
+        <w:t>). Este campo sirve como guía semántica para "</w:t>
+      </w:r>
+    </w:p>
+    <w:p>
+      <w:r>
+        <w:t>            "priorizar y seleccionar herramientas.\n"</w:t>
+      </w:r>
+    </w:p>
+    <w:p>
+      <w:r>
+        <w:t>            "- 'formato' (</w:t>
+      </w:r>
+      <w:proofErr w:type="spellStart"/>
+      <w:r>
+        <w:t>string</w:t>
+      </w:r>
+      <w:proofErr w:type="spellEnd"/>
+      <w:r>
+        <w:t>): preferencia de presentación de la respuesta esperada por el usuario "</w:t>
+      </w:r>
+    </w:p>
+    <w:p>
+      <w:r>
+        <w:t>            "('texto', 'grafico', 'mixto' o '</w:t>
+      </w:r>
+      <w:proofErr w:type="spellStart"/>
+      <w:r>
+        <w:t>no_especificado</w:t>
+      </w:r>
+      <w:proofErr w:type="spellEnd"/>
+      <w:r>
+        <w:t xml:space="preserve">'). Este campo es opcional y dependerá de las capacidades del sistema," </w:t>
+      </w:r>
+    </w:p>
+    <w:p>
+      <w:r>
+        <w:t>            "en caso de no cumplirse debe ser informado."</w:t>
+      </w:r>
+    </w:p>
+    <w:p>
+      <w:pPr>
+        <w:rPr>
+          <w:lang w:val="en-US"/>
+        </w:rPr>
+      </w:pPr>
+      <w:r>
+        <w:t xml:space="preserve">        </w:t>
+      </w:r>
+      <w:r>
+        <w:rPr>
+          <w:lang w:val="en-US"/>
+        </w:rPr>
+        <w:t>)</w:t>
+      </w:r>
+    </w:p>
+    <w:p>
+      <w:pPr>
+        <w:rPr>
+          <w:lang w:val="en-US"/>
+        </w:rPr>
+      </w:pPr>
+      <w:r>
+        <w:rPr>
+          <w:lang w:val="en-US"/>
+        </w:rPr>
+        <w:t>    )</w:t>
+      </w:r>
+    </w:p>
+    <w:p>
+      <w:pPr>
+        <w:rPr>
+          <w:lang w:val="en-US"/>
+        </w:rPr>
+      </w:pPr>
+    </w:p>
+    <w:p>
+      <w:pPr>
+        <w:rPr>
+          <w:lang w:val="en-US"/>
+        </w:rPr>
+      </w:pPr>
+      <w:r>
+        <w:rPr>
+          <w:lang w:val="en-US"/>
+        </w:rPr>
+        <w:t xml:space="preserve">    </w:t>
+      </w:r>
+      <w:proofErr w:type="spellStart"/>
+      <w:r>
+        <w:rPr>
+          <w:lang w:val="en-US"/>
+        </w:rPr>
+        <w:t>system_summary</w:t>
+      </w:r>
+      <w:proofErr w:type="spellEnd"/>
+      <w:r>
+        <w:rPr>
+          <w:lang w:val="en-US"/>
+        </w:rPr>
+        <w:t xml:space="preserve">: </w:t>
+      </w:r>
+      <w:proofErr w:type="spellStart"/>
+      <w:r>
+        <w:rPr>
+          <w:lang w:val="en-US"/>
+        </w:rPr>
+        <w:t>dict</w:t>
+      </w:r>
+      <w:proofErr w:type="spellEnd"/>
+      <w:r>
+        <w:rPr>
+          <w:lang w:val="en-US"/>
+        </w:rPr>
+        <w:t xml:space="preserve"> = </w:t>
+      </w:r>
+      <w:proofErr w:type="spellStart"/>
+      <w:proofErr w:type="gramStart"/>
+      <w:r>
+        <w:rPr>
+          <w:lang w:val="en-US"/>
+        </w:rPr>
+        <w:t>dspy.InputField</w:t>
+      </w:r>
+      <w:proofErr w:type="spellEnd"/>
+      <w:proofErr w:type="gramEnd"/>
+      <w:r>
+        <w:rPr>
+          <w:lang w:val="en-US"/>
+        </w:rPr>
+        <w:t>(</w:t>
+      </w:r>
+    </w:p>
+    <w:p>
+      <w:r>
+        <w:rPr>
+          <w:lang w:val="en-US"/>
+        </w:rPr>
+        <w:t xml:space="preserve">        </w:t>
+      </w:r>
+      <w:proofErr w:type="spellStart"/>
+      <w:r>
+        <w:t>desc</w:t>
+      </w:r>
+      <w:proofErr w:type="spellEnd"/>
+      <w:proofErr w:type="gramStart"/>
+      <w:r>
+        <w:t>=(</w:t>
+      </w:r>
+      <w:proofErr w:type="gramEnd"/>
+    </w:p>
+    <w:p>
+      <w:r>
+        <w:t>            "Resumen estructurado de las herramientas disponibles en el sistema, organizado por servidores. "</w:t>
+      </w:r>
+    </w:p>
+    <w:p>
+      <w:r>
+        <w:t>            "Incluye, para cada herramienta, su propósito, criterios de uso, esquema de entradas (</w:t>
+      </w:r>
+      <w:proofErr w:type="spellStart"/>
+      <w:r>
+        <w:t>input_schema</w:t>
+      </w:r>
+      <w:proofErr w:type="spellEnd"/>
+      <w:r>
+        <w:t>) "</w:t>
+      </w:r>
+    </w:p>
+    <w:p>
+      <w:r>
+        <w:t>            "y esquema de salidas (</w:t>
+      </w:r>
+      <w:proofErr w:type="spellStart"/>
+      <w:r>
+        <w:t>output_schema</w:t>
+      </w:r>
+      <w:proofErr w:type="spellEnd"/>
+      <w:r>
+        <w:t>). Esta información debe ser utilizada por el planeador para:\n"</w:t>
+      </w:r>
+    </w:p>
+    <w:p>
+      <w:r>
+        <w:t xml:space="preserve">            "- determinar qué herramientas son funcionalmente adecuadas para cada </w:t>
+      </w:r>
+      <w:proofErr w:type="gramStart"/>
+      <w:r>
+        <w:t>solicitud,\</w:t>
+      </w:r>
+      <w:proofErr w:type="gramEnd"/>
+      <w:r>
+        <w:t>n"</w:t>
+      </w:r>
+    </w:p>
+    <w:p>
+      <w:r>
+        <w:t xml:space="preserve">            "- construir cadenas de acciones donde la salida de una herramienta pueda servir como entrada de </w:t>
+      </w:r>
+      <w:proofErr w:type="gramStart"/>
+      <w:r>
+        <w:t>otra,\</w:t>
+      </w:r>
+      <w:proofErr w:type="gramEnd"/>
+      <w:r>
+        <w:t>n"</w:t>
+      </w:r>
+    </w:p>
+    <w:p>
+      <w:r>
+        <w:t>            "- y evaluar la viabilidad de un plan antes de su ejecución."</w:t>
+      </w:r>
+    </w:p>
+    <w:p>
+      <w:pPr>
+        <w:rPr>
+          <w:lang w:val="en-US"/>
+        </w:rPr>
+      </w:pPr>
+      <w:r>
+        <w:t xml:space="preserve">        </w:t>
+      </w:r>
+      <w:r>
+        <w:rPr>
+          <w:lang w:val="en-US"/>
+        </w:rPr>
+        <w:t>)</w:t>
+      </w:r>
+    </w:p>
+    <w:p>
+      <w:pPr>
+        <w:rPr>
+          <w:lang w:val="en-US"/>
+        </w:rPr>
+      </w:pPr>
+      <w:r>
+        <w:rPr>
+          <w:lang w:val="en-US"/>
+        </w:rPr>
+        <w:t>    )</w:t>
+      </w:r>
+    </w:p>
+    <w:p>
+      <w:pPr>
+        <w:rPr>
+          <w:lang w:val="en-US"/>
+        </w:rPr>
+      </w:pPr>
+      <w:r>
+        <w:rPr>
+          <w:lang w:val="en-US"/>
+        </w:rPr>
+        <w:t xml:space="preserve">    </w:t>
+      </w:r>
+      <w:proofErr w:type="spellStart"/>
+      <w:r>
+        <w:rPr>
+          <w:lang w:val="en-US"/>
+        </w:rPr>
+        <w:t>temporal_context</w:t>
+      </w:r>
+      <w:proofErr w:type="spellEnd"/>
+      <w:r>
+        <w:rPr>
+          <w:lang w:val="en-US"/>
+        </w:rPr>
+        <w:t xml:space="preserve">: </w:t>
+      </w:r>
+      <w:proofErr w:type="spellStart"/>
+      <w:r>
+        <w:rPr>
+          <w:lang w:val="en-US"/>
+        </w:rPr>
+        <w:t>dict</w:t>
+      </w:r>
+      <w:proofErr w:type="spellEnd"/>
+      <w:r>
+        <w:rPr>
+          <w:lang w:val="en-US"/>
+        </w:rPr>
+        <w:t xml:space="preserve"> = </w:t>
+      </w:r>
+      <w:proofErr w:type="spellStart"/>
+      <w:proofErr w:type="gramStart"/>
+      <w:r>
+        <w:rPr>
+          <w:lang w:val="en-US"/>
+        </w:rPr>
+        <w:t>dspy.InputField</w:t>
+      </w:r>
+      <w:proofErr w:type="spellEnd"/>
+      <w:proofErr w:type="gramEnd"/>
+      <w:r>
+        <w:rPr>
+          <w:lang w:val="en-US"/>
+        </w:rPr>
+        <w:t>(</w:t>
+      </w:r>
+    </w:p>
+    <w:p>
+      <w:r>
+        <w:rPr>
+          <w:lang w:val="en-US"/>
+        </w:rPr>
+        <w:t xml:space="preserve">    </w:t>
+      </w:r>
+      <w:proofErr w:type="spellStart"/>
+      <w:r>
+        <w:t>desc</w:t>
+      </w:r>
+      <w:proofErr w:type="spellEnd"/>
+      <w:proofErr w:type="gramStart"/>
+      <w:r>
+        <w:t>=(</w:t>
+      </w:r>
+      <w:proofErr w:type="gramEnd"/>
+    </w:p>
+    <w:p>
+      <w:r>
+        <w:t>        "Contexto temporal del sistema, utilizado como referencia para interpretar "</w:t>
+      </w:r>
+    </w:p>
+    <w:p>
+      <w:r>
+        <w:t>        "expresiones temporales relativas presentes en las solicitudes del usuario. "</w:t>
+      </w:r>
+    </w:p>
+    <w:p>
+      <w:r>
+        <w:t>        "Los rangos son disjuntos, no se solapan y no deben combinarse ni extenderse "</w:t>
+      </w:r>
+    </w:p>
+    <w:p>
+      <w:r>
+        <w:t>        "fuera de sus límites definidos."</w:t>
+      </w:r>
+    </w:p>
+    <w:p>
+      <w:pPr>
+        <w:rPr>
+          <w:lang w:val="en-US"/>
+        </w:rPr>
+      </w:pPr>
+      <w:r>
+        <w:t xml:space="preserve">        </w:t>
+      </w:r>
+      <w:r>
+        <w:rPr>
+          <w:lang w:val="en-US"/>
+        </w:rPr>
+        <w:t>)</w:t>
+      </w:r>
+    </w:p>
+    <w:p>
+      <w:pPr>
+        <w:rPr>
+          <w:lang w:val="en-US"/>
+        </w:rPr>
+      </w:pPr>
+      <w:r>
+        <w:rPr>
+          <w:lang w:val="en-US"/>
+        </w:rPr>
+        <w:t>    )</w:t>
+      </w:r>
+    </w:p>
+    <w:p>
+      <w:pPr>
+        <w:rPr>
+          <w:lang w:val="en-US"/>
+        </w:rPr>
+      </w:pPr>
+      <w:r>
+        <w:rPr>
+          <w:lang w:val="en-US"/>
+        </w:rPr>
+        <w:br/>
+      </w:r>
+    </w:p>
+    <w:p>
+      <w:pPr>
+        <w:rPr>
+          <w:lang w:val="en-US"/>
+        </w:rPr>
+      </w:pPr>
+      <w:r>
+        <w:rPr>
+          <w:lang w:val="en-US"/>
+        </w:rPr>
+        <w:t xml:space="preserve">    </w:t>
+      </w:r>
+      <w:proofErr w:type="spellStart"/>
+      <w:r>
+        <w:rPr>
+          <w:lang w:val="en-US"/>
+        </w:rPr>
+        <w:t>plan_acciones</w:t>
+      </w:r>
+      <w:proofErr w:type="spellEnd"/>
+      <w:r>
+        <w:rPr>
+          <w:lang w:val="en-US"/>
+        </w:rPr>
+        <w:t>: list[</w:t>
+      </w:r>
+      <w:proofErr w:type="spellStart"/>
+      <w:r>
+        <w:rPr>
+          <w:lang w:val="en-US"/>
+        </w:rPr>
+        <w:t>dict</w:t>
+      </w:r>
+      <w:proofErr w:type="spellEnd"/>
+      <w:r>
+        <w:rPr>
+          <w:lang w:val="en-US"/>
+        </w:rPr>
+        <w:t xml:space="preserve">] = </w:t>
+      </w:r>
+      <w:proofErr w:type="spellStart"/>
+      <w:proofErr w:type="gramStart"/>
+      <w:r>
+        <w:rPr>
+          <w:lang w:val="en-US"/>
+        </w:rPr>
+        <w:t>dspy.OutputField</w:t>
+      </w:r>
+      <w:proofErr w:type="spellEnd"/>
+      <w:proofErr w:type="gramEnd"/>
+      <w:r>
+        <w:rPr>
+          <w:lang w:val="en-US"/>
+        </w:rPr>
+        <w:t>(</w:t>
+      </w:r>
+    </w:p>
+    <w:p>
+      <w:r>
+        <w:rPr>
+          <w:lang w:val="en-US"/>
+        </w:rPr>
+        <w:t xml:space="preserve">        </w:t>
+      </w:r>
+      <w:proofErr w:type="spellStart"/>
+      <w:r>
+        <w:t>desc</w:t>
+      </w:r>
+      <w:proofErr w:type="spellEnd"/>
+      <w:proofErr w:type="gramStart"/>
+      <w:r>
+        <w:t>=(</w:t>
+      </w:r>
+      <w:proofErr w:type="gramEnd"/>
+    </w:p>
+    <w:p>
+      <w:r>
+        <w:t>            "Lista estructurada de acciones planificadas para resolver las solicitudes del usuario. "</w:t>
+      </w:r>
+    </w:p>
+    <w:p>
+      <w:r>
+        <w:t>            "Cada elemento de la lista representa una acción individual e incluye:\n"</w:t>
+      </w:r>
+    </w:p>
+    <w:p>
+      <w:r>
+        <w:t>            "- 'id' (</w:t>
+      </w:r>
+      <w:proofErr w:type="spellStart"/>
+      <w:r>
+        <w:t>string</w:t>
+      </w:r>
+      <w:proofErr w:type="spellEnd"/>
+      <w:r>
+        <w:t>): identificador único de la acción, con el formato '@N.M', donde '@N' "</w:t>
+      </w:r>
+    </w:p>
+    <w:p>
+      <w:r>
+        <w:t>            "corresponde a la solicitud de origen y 'M' indica el orden secuencial de la acción dentro "</w:t>
+      </w:r>
+    </w:p>
+    <w:p>
+      <w:r>
+        <w:t>            "de dicha solicitud.\n"</w:t>
+      </w:r>
+    </w:p>
+    <w:p>
+      <w:r>
+        <w:t>            "- '</w:t>
+      </w:r>
+      <w:proofErr w:type="spellStart"/>
+      <w:r>
+        <w:t>server_id</w:t>
+      </w:r>
+      <w:proofErr w:type="spellEnd"/>
+      <w:r>
+        <w:t>' (</w:t>
+      </w:r>
+      <w:proofErr w:type="spellStart"/>
+      <w:r>
+        <w:t>string</w:t>
+      </w:r>
+      <w:proofErr w:type="spellEnd"/>
+      <w:r>
+        <w:t>): identificador del servidor donde se encuentra la herramienta a invocar.\n"</w:t>
+      </w:r>
+    </w:p>
+    <w:p>
+      <w:r>
+        <w:t>            "- '</w:t>
+      </w:r>
+      <w:proofErr w:type="spellStart"/>
+      <w:r>
+        <w:t>tool</w:t>
+      </w:r>
+      <w:proofErr w:type="spellEnd"/>
+      <w:r>
+        <w:t>' (</w:t>
+      </w:r>
+      <w:proofErr w:type="spellStart"/>
+      <w:r>
+        <w:t>string</w:t>
+      </w:r>
+      <w:proofErr w:type="spellEnd"/>
+      <w:r>
+        <w:t>): nombre de la herramienta seleccionada.\n"</w:t>
+      </w:r>
+    </w:p>
+    <w:p>
+      <w:r>
+        <w:t>            "- 'inputs' (</w:t>
+      </w:r>
+      <w:proofErr w:type="spellStart"/>
+      <w:r>
+        <w:t>dict</w:t>
+      </w:r>
+      <w:proofErr w:type="spellEnd"/>
+      <w:r>
+        <w:t>): parámetros de entrada de la herramienta, que pueden incluir referencias "</w:t>
+      </w:r>
+    </w:p>
+    <w:p>
+      <w:r>
+        <w:t>            "a salidas de acciones previas mediante identificadores '@N.M'.\n"</w:t>
+      </w:r>
+    </w:p>
+    <w:p>
+      <w:r>
+        <w:t>            "- '</w:t>
+      </w:r>
+      <w:proofErr w:type="spellStart"/>
+      <w:r>
+        <w:t>descripcion</w:t>
+      </w:r>
+      <w:proofErr w:type="spellEnd"/>
+      <w:r>
+        <w:t>' (</w:t>
+      </w:r>
+      <w:proofErr w:type="spellStart"/>
+      <w:r>
+        <w:t>string</w:t>
+      </w:r>
+      <w:proofErr w:type="spellEnd"/>
+      <w:r>
+        <w:t>): breve descripción semántica de la acción y su propósito dentro del plan."</w:t>
+      </w:r>
+    </w:p>
+    <w:p>
+      <w:pPr>
+        <w:rPr>
+          <w:lang w:val="en-US"/>
+        </w:rPr>
+      </w:pPr>
+      <w:r>
+        <w:t xml:space="preserve">        </w:t>
+      </w:r>
+      <w:r>
+        <w:rPr>
+          <w:lang w:val="en-US"/>
+        </w:rPr>
+        <w:t>)</w:t>
+      </w:r>
+    </w:p>
+    <w:p>
+      <w:pPr>
+        <w:rPr>
+          <w:lang w:val="en-US"/>
+        </w:rPr>
+      </w:pPr>
+      <w:r>
+        <w:rPr>
+          <w:lang w:val="en-US"/>
+        </w:rPr>
+        <w:t>    )</w:t>
+      </w:r>
+    </w:p>
+    <w:p>
+      <w:pPr>
+        <w:rPr>
+          <w:lang w:val="en-US"/>
+        </w:rPr>
+      </w:pPr>
+    </w:p>
+    <w:p>
+      <w:pPr>
+        <w:rPr>
+          <w:lang w:val="en-US"/>
+        </w:rPr>
+      </w:pPr>
+      <w:r>
+        <w:rPr>
+          <w:lang w:val="en-US"/>
+        </w:rPr>
+        <w:t xml:space="preserve">    </w:t>
+      </w:r>
+      <w:proofErr w:type="spellStart"/>
+      <w:r>
+        <w:rPr>
+          <w:lang w:val="en-US"/>
+        </w:rPr>
+        <w:t>estado_solicitudes</w:t>
+      </w:r>
+      <w:proofErr w:type="spellEnd"/>
+      <w:r>
+        <w:rPr>
+          <w:lang w:val="en-US"/>
+        </w:rPr>
+        <w:t xml:space="preserve">: </w:t>
+      </w:r>
+      <w:proofErr w:type="spellStart"/>
+      <w:proofErr w:type="gramStart"/>
+      <w:r>
+        <w:rPr>
+          <w:lang w:val="en-US"/>
+        </w:rPr>
+        <w:t>dict</w:t>
+      </w:r>
+      <w:proofErr w:type="spellEnd"/>
+      <w:r>
+        <w:rPr>
+          <w:lang w:val="en-US"/>
+        </w:rPr>
+        <w:t>[</w:t>
+      </w:r>
+      <w:proofErr w:type="gramEnd"/>
+      <w:r>
+        <w:rPr>
+          <w:lang w:val="en-US"/>
+        </w:rPr>
+        <w:t xml:space="preserve">str, </w:t>
+      </w:r>
+      <w:proofErr w:type="spellStart"/>
+      <w:r>
+        <w:rPr>
+          <w:lang w:val="en-US"/>
+        </w:rPr>
+        <w:t>dict</w:t>
+      </w:r>
+      <w:proofErr w:type="spellEnd"/>
+      <w:r>
+        <w:rPr>
+          <w:lang w:val="en-US"/>
+        </w:rPr>
+        <w:t xml:space="preserve">] = </w:t>
+      </w:r>
+      <w:proofErr w:type="spellStart"/>
+      <w:proofErr w:type="gramStart"/>
+      <w:r>
+        <w:rPr>
+          <w:lang w:val="en-US"/>
+        </w:rPr>
+        <w:t>dspy.OutputField</w:t>
+      </w:r>
+      <w:proofErr w:type="spellEnd"/>
+      <w:proofErr w:type="gramEnd"/>
+      <w:r>
+        <w:rPr>
+          <w:lang w:val="en-US"/>
+        </w:rPr>
+        <w:t>(</w:t>
+      </w:r>
+    </w:p>
+    <w:p>
+      <w:r>
+        <w:rPr>
+          <w:lang w:val="en-US"/>
+        </w:rPr>
+        <w:t xml:space="preserve">    </w:t>
+      </w:r>
+      <w:proofErr w:type="spellStart"/>
+      <w:r>
+        <w:t>desc</w:t>
+      </w:r>
+      <w:proofErr w:type="spellEnd"/>
+      <w:proofErr w:type="gramStart"/>
+      <w:r>
+        <w:t>=(</w:t>
+      </w:r>
+      <w:proofErr w:type="gramEnd"/>
+    </w:p>
+    <w:p>
+      <w:r>
+        <w:t>        "Estado final de cada solicitud procesada. Cada clave '@N' corresponde "</w:t>
+      </w:r>
+    </w:p>
+    <w:p>
+      <w:r>
+        <w:t>        "a cada solicitud de entrada y su valor es un diccionario con:\n"</w:t>
+      </w:r>
+    </w:p>
+    <w:p>
+      <w:r>
+        <w:t>        "- 'estado': estado final de la solicitud, puede ser 'resuelta' cuando la solicitud se resuelve en su totalidad, 'parcial' cuando la solicitud se resolvió parcialmente, o '</w:t>
+      </w:r>
+      <w:proofErr w:type="spellStart"/>
+      <w:r>
+        <w:t>no_resuelta</w:t>
+      </w:r>
+      <w:proofErr w:type="spellEnd"/>
+      <w:r>
+        <w:t>' cuando la solicitud no se pudo resolver.\n"</w:t>
+      </w:r>
+    </w:p>
+    <w:p>
+      <w:r>
+        <w:t xml:space="preserve">        "- 'motivo' (obligatorio si </w:t>
+      </w:r>
+      <w:proofErr w:type="gramStart"/>
+      <w:r>
+        <w:t>estado !</w:t>
+      </w:r>
+      <w:proofErr w:type="gramEnd"/>
+      <w:r>
+        <w:t>= 'resuelta'): diccionario con las claves:\n"</w:t>
+      </w:r>
+    </w:p>
+    <w:p>
+      <w:r>
+        <w:t>        "    - 'tipo': categoría del problema detectado. Valores permitidos:\n"</w:t>
+      </w:r>
+    </w:p>
+    <w:p>
+      <w:r>
+        <w:t>        "        * '</w:t>
+      </w:r>
+      <w:proofErr w:type="spellStart"/>
+      <w:r>
+        <w:t>ambiguedad_semantica</w:t>
+      </w:r>
+      <w:proofErr w:type="spellEnd"/>
+      <w:r>
+        <w:t>'\n"</w:t>
+      </w:r>
+    </w:p>
+    <w:p>
+      <w:r>
+        <w:t>        "        * '</w:t>
+      </w:r>
+      <w:proofErr w:type="spellStart"/>
+      <w:r>
+        <w:t>falta_informacion_usuario</w:t>
+      </w:r>
+      <w:proofErr w:type="spellEnd"/>
+      <w:r>
+        <w:t>'\n"</w:t>
+      </w:r>
+    </w:p>
+    <w:p>
+      <w:r>
+        <w:t>        "        * '</w:t>
+      </w:r>
+      <w:proofErr w:type="spellStart"/>
+      <w:r>
+        <w:t>parametros_incompatibles</w:t>
+      </w:r>
+      <w:proofErr w:type="spellEnd"/>
+      <w:r>
+        <w:t>'\n"</w:t>
+      </w:r>
+    </w:p>
+    <w:p>
+      <w:r>
+        <w:t>        "        * '</w:t>
+      </w:r>
+      <w:proofErr w:type="spellStart"/>
+      <w:r>
+        <w:t>limitacion_sistema</w:t>
+      </w:r>
+      <w:proofErr w:type="spellEnd"/>
+      <w:r>
+        <w:t>'\n"</w:t>
+      </w:r>
+    </w:p>
+    <w:p>
+      <w:r>
+        <w:t>        "        * '</w:t>
+      </w:r>
+      <w:proofErr w:type="spellStart"/>
+      <w:r>
+        <w:t>encadenamiento_invalido</w:t>
+      </w:r>
+      <w:proofErr w:type="spellEnd"/>
+      <w:r>
+        <w:t>'\n"</w:t>
+      </w:r>
+    </w:p>
+    <w:p>
+      <w:r>
+        <w:t>        "    - 'detalle': descripción breve y concreta del problema, indicando qué parte "</w:t>
+      </w:r>
+    </w:p>
+    <w:p>
+      <w:r>
+        <w:t>        "      de la solicitud no pudo resolverse. No debe proponer soluciones ni preguntas."</w:t>
+      </w:r>
+    </w:p>
+    <w:p>
+      <w:r>
+        <w:t>    )</w:t>
+      </w:r>
+    </w:p>
+    <w:p>
+      <w:r>
+        <w:t>)</w:t>
+      </w:r>
+    </w:p>
+    <w:p/>
+    <w:p/>
+    <w:p>
+      <w:pPr>
+        <w:pStyle w:val="Ttulo3"/>
+      </w:pPr>
+      <w:r>
+        <w:t>Resultado llama 3.1 8b (Local)</w:t>
+      </w:r>
+    </w:p>
+    <w:p>
+      <w:pPr>
+        <w:rPr>
+          <w:b/>
+          <w:bCs/>
+        </w:rPr>
+      </w:pPr>
+      <w:r>
+        <w:rPr>
+          <w:b/>
+          <w:bCs/>
+        </w:rPr>
+        <w:t>Plan:</w:t>
+      </w:r>
+    </w:p>
+    <w:p>
+      <w:pPr>
+        <w:rPr>
+          <w:b/>
+          <w:bCs/>
+        </w:rPr>
+      </w:pPr>
+      <w:r>
+        <w:rPr>
+          <w:b/>
+          <w:bCs/>
+        </w:rPr>
+        <w:t>Estado de solicitudes:</w:t>
+      </w:r>
+    </w:p>
+    <w:p>
+      <w:pPr>
+        <w:pStyle w:val="Ttulo3"/>
+      </w:pPr>
+      <w:r>
+        <w:t xml:space="preserve">Resultado </w:t>
+      </w:r>
+      <w:proofErr w:type="spellStart"/>
+      <w:r>
+        <w:t>deepseek</w:t>
+      </w:r>
+      <w:proofErr w:type="spellEnd"/>
+      <w:r>
+        <w:t xml:space="preserve"> r1 8b (Local)</w:t>
+      </w:r>
+    </w:p>
+    <w:p>
+      <w:pPr>
+        <w:rPr>
+          <w:b/>
+          <w:bCs/>
+        </w:rPr>
+      </w:pPr>
+      <w:r>
+        <w:rPr>
+          <w:b/>
+          <w:bCs/>
+        </w:rPr>
+        <w:t>Plan:</w:t>
+      </w:r>
+    </w:p>
+    <w:p>
+      <w:pPr>
+        <w:rPr>
+          <w:b/>
+          <w:bCs/>
+        </w:rPr>
+      </w:pPr>
+      <w:r>
+        <w:rPr>
+          <w:b/>
+          <w:bCs/>
+        </w:rPr>
+        <w:t>Estado de solicitudes:</w:t>
+      </w:r>
+    </w:p>
+    <w:p>
+      <w:pPr>
+        <w:pStyle w:val="Ttulo3"/>
+      </w:pPr>
+      <w:r>
+        <w:t>Resultado Gemma 7b (Local)</w:t>
+      </w:r>
+    </w:p>
+    <w:p>
+      <w:pPr>
+        <w:rPr>
+          <w:b/>
+          <w:bCs/>
+        </w:rPr>
+      </w:pPr>
+      <w:r>
+        <w:rPr>
+          <w:b/>
+          <w:bCs/>
+        </w:rPr>
+        <w:t>Plan:</w:t>
+      </w:r>
+    </w:p>
+    <w:p>
+      <w:pPr>
+        <w:rPr>
+          <w:b/>
+          <w:bCs/>
+        </w:rPr>
+      </w:pPr>
+      <w:r>
+        <w:rPr>
+          <w:b/>
+          <w:bCs/>
+        </w:rPr>
+        <w:t>Estado de solicitudes:</w:t>
+      </w:r>
+    </w:p>
+    <w:p>
+      <w:pPr>
+        <w:pStyle w:val="Ttulo3"/>
+      </w:pPr>
+      <w:r>
+        <w:t>Resultado Mistral 7b (Local)</w:t>
+      </w:r>
+    </w:p>
+    <w:p>
+      <w:pPr>
+        <w:rPr>
+          <w:b/>
+          <w:bCs/>
+        </w:rPr>
+      </w:pPr>
+      <w:r>
+        <w:rPr>
+          <w:b/>
+          <w:bCs/>
+        </w:rPr>
+        <w:t>Plan:</w:t>
+      </w:r>
+    </w:p>
+    <w:p>
+      <w:pPr>
+        <w:rPr>
+          <w:b/>
+          <w:bCs/>
+        </w:rPr>
+      </w:pPr>
+      <w:r>
+        <w:rPr>
+          <w:b/>
+          <w:bCs/>
+        </w:rPr>
+        <w:t>Estado de solicitudes:</w:t>
+      </w:r>
+    </w:p>
+    <w:p>
+      <w:pPr>
+        <w:pStyle w:val="Ttulo3"/>
+      </w:pPr>
+      <w:r>
+        <w:t>Resultado Qwen3 4b (Local)</w:t>
+      </w:r>
+    </w:p>
+    <w:p>
+      <w:pPr>
+        <w:rPr>
+          <w:b/>
+          <w:bCs/>
+        </w:rPr>
+      </w:pPr>
+      <w:r>
+        <w:rPr>
+          <w:b/>
+          <w:bCs/>
+        </w:rPr>
+        <w:t>Plan:</w:t>
+      </w:r>
+    </w:p>
+    <w:p>
+      <w:pPr>
+        <w:rPr>
+          <w:b/>
+          <w:bCs/>
+        </w:rPr>
+      </w:pPr>
+      <w:r>
+        <w:rPr>
+          <w:b/>
+          <w:bCs/>
+        </w:rPr>
+        <w:t>Estado de solicitudes:</w:t>
+      </w:r>
+    </w:p>
+    <w:p>
+      <w:pPr>
+        <w:pStyle w:val="Ttulo3"/>
+      </w:pPr>
+      <w:r>
         <w:lastRenderedPageBreak/>
-        <w:t>[{'id': '@1.1', '</w:t>
-      </w:r>
-      <w:proofErr w:type="spellStart"/>
-      <w:r>
-        <w:t>server_id</w:t>
-      </w:r>
-      <w:proofErr w:type="spellEnd"/>
-      <w:r>
-        <w:t>': '</w:t>
-      </w:r>
-      <w:proofErr w:type="spellStart"/>
-      <w:r>
-        <w:t>mcp_server_gravity</w:t>
-      </w:r>
-      <w:proofErr w:type="spellEnd"/>
-      <w:r>
-        <w:t>', '</w:t>
-      </w:r>
-      <w:proofErr w:type="spellStart"/>
-      <w:r>
-        <w:t>tool</w:t>
-      </w:r>
-      <w:proofErr w:type="spellEnd"/>
-      <w:r>
-        <w:t>': '</w:t>
-      </w:r>
-      <w:proofErr w:type="spellStart"/>
-      <w:r>
-        <w:t>obtener_consumo</w:t>
-      </w:r>
-      <w:proofErr w:type="spellEnd"/>
-      <w:r>
-        <w:t>', 'inputs': {'dispositivos': ['Nevera', 'Lavadora'], '</w:t>
-      </w:r>
-      <w:proofErr w:type="spellStart"/>
-      <w:r>
-        <w:t>fecha_inicio</w:t>
-      </w:r>
-      <w:proofErr w:type="spellEnd"/>
-      <w:r>
-        <w:t>': '2024-11-15T00:00', '</w:t>
-      </w:r>
-      <w:proofErr w:type="spellStart"/>
-      <w:r>
-        <w:t>fecha_fin</w:t>
-      </w:r>
-      <w:proofErr w:type="spellEnd"/>
-      <w:r>
-        <w:t>': '2024-11-15T23:59', 'granularidad': 'total'}, '</w:t>
-      </w:r>
-      <w:proofErr w:type="spellStart"/>
-      <w:r>
-        <w:t>descripcion</w:t>
-      </w:r>
-      <w:proofErr w:type="spellEnd"/>
-      <w:r>
-        <w:t>': 'Obtener el consumo total de Nevera y Lavadora durante la noche del 15 de noviembre de 2024.'}, {'id': '@2.1', '</w:t>
-      </w:r>
-      <w:proofErr w:type="spellStart"/>
-      <w:r>
-        <w:t>server_id</w:t>
-      </w:r>
-      <w:proofErr w:type="spellEnd"/>
-      <w:r>
-        <w:t>': '</w:t>
-      </w:r>
-      <w:proofErr w:type="spellStart"/>
-      <w:r>
-        <w:t>mcp_server_gravity</w:t>
-      </w:r>
-      <w:proofErr w:type="spellEnd"/>
-      <w:r>
-        <w:t>', '</w:t>
-      </w:r>
-      <w:proofErr w:type="spellStart"/>
-      <w:r>
-        <w:t>tool</w:t>
-      </w:r>
-      <w:proofErr w:type="spellEnd"/>
-      <w:r>
-        <w:t>': '</w:t>
-      </w:r>
-      <w:proofErr w:type="spellStart"/>
-      <w:r>
-        <w:t>obtener_consumo</w:t>
-      </w:r>
-      <w:proofErr w:type="spellEnd"/>
-      <w:r>
-        <w:t>', 'inputs': {'dispositivos': ['Lavadora'], '</w:t>
-      </w:r>
-      <w:proofErr w:type="spellStart"/>
-      <w:r>
-        <w:t>fecha_inicio</w:t>
-      </w:r>
-      <w:proofErr w:type="spellEnd"/>
-      <w:r>
-        <w:t>': '2024-11-16T00:00', '</w:t>
-      </w:r>
-      <w:proofErr w:type="spellStart"/>
-      <w:r>
-        <w:t>fecha_fin</w:t>
-      </w:r>
-      <w:proofErr w:type="spellEnd"/>
-      <w:r>
-        <w:t>': '2024-11-16T23:59', 'granularidad': 'total'}, '</w:t>
-      </w:r>
-      <w:proofErr w:type="spellStart"/>
-      <w:r>
-        <w:t>descripcion</w:t>
-      </w:r>
-      <w:proofErr w:type="spellEnd"/>
-      <w:r>
-        <w:t>': 'Obtener el consumo total de la Lavadora en la mañana del 16 de noviembre de 2024.'}, {'id': '@3.1', '</w:t>
-      </w:r>
-      <w:proofErr w:type="spellStart"/>
-      <w:r>
-        <w:t>server_id</w:t>
-      </w:r>
-      <w:proofErr w:type="spellEnd"/>
-      <w:r>
-        <w:t>': '</w:t>
-      </w:r>
-      <w:proofErr w:type="spellStart"/>
-      <w:r>
-        <w:t>mcp_server_gravity</w:t>
-      </w:r>
-      <w:proofErr w:type="spellEnd"/>
-      <w:r>
-        <w:t>', '</w:t>
-      </w:r>
-      <w:proofErr w:type="spellStart"/>
-      <w:r>
-        <w:t>tool</w:t>
-      </w:r>
-      <w:proofErr w:type="spellEnd"/>
-      <w:r>
-        <w:t>': '</w:t>
-      </w:r>
-      <w:proofErr w:type="spellStart"/>
-      <w:r>
-        <w:t>analizar_comparacion</w:t>
-      </w:r>
-      <w:proofErr w:type="spellEnd"/>
-      <w:r>
-        <w:t>', 'inputs': {'</w:t>
-      </w:r>
-      <w:proofErr w:type="spellStart"/>
-      <w:r>
-        <w:t>objetivo_a</w:t>
-      </w:r>
-      <w:proofErr w:type="spellEnd"/>
-      <w:r>
-        <w:t>': {'dispositivo': 'Nevera', '</w:t>
-      </w:r>
-      <w:proofErr w:type="spellStart"/>
-      <w:r>
-        <w:t>fecha_inicio</w:t>
-      </w:r>
-      <w:proofErr w:type="spellEnd"/>
-      <w:r>
-        <w:t>': '2024-11-15T00:00', '</w:t>
-      </w:r>
-      <w:proofErr w:type="spellStart"/>
-      <w:r>
-        <w:t>fecha_fin</w:t>
-      </w:r>
-      <w:proofErr w:type="spellEnd"/>
-      <w:r>
-        <w:t>': '2024-11-15T23:59'}, '</w:t>
-      </w:r>
-      <w:proofErr w:type="spellStart"/>
-      <w:r>
-        <w:t>objetivo_b</w:t>
-      </w:r>
-      <w:proofErr w:type="spellEnd"/>
-      <w:r>
-        <w:t>': {'dispositivo': 'Lavadora', '</w:t>
-      </w:r>
-      <w:proofErr w:type="spellStart"/>
-      <w:r>
-        <w:t>fecha_inicio</w:t>
-      </w:r>
-      <w:proofErr w:type="spellEnd"/>
-      <w:r>
-        <w:t>': '2024-11-15T00:00', '</w:t>
-      </w:r>
-      <w:proofErr w:type="spellStart"/>
-      <w:r>
-        <w:t>fecha_fin</w:t>
-      </w:r>
-      <w:proofErr w:type="spellEnd"/>
-      <w:r>
-        <w:t>': '2024-11-15T23:59'}}, '</w:t>
-      </w:r>
-      <w:proofErr w:type="spellStart"/>
-      <w:r>
-        <w:t>descripcion</w:t>
-      </w:r>
-      <w:proofErr w:type="spellEnd"/>
-      <w:r>
-        <w:t>': 'Comparar el consumo entre Nevera y Lavadora durante la noche del 15 de noviembre de 2024.'}, {'id': '@4.1', '</w:t>
-      </w:r>
-      <w:proofErr w:type="spellStart"/>
-      <w:r>
-        <w:t>server_id</w:t>
-      </w:r>
-      <w:proofErr w:type="spellEnd"/>
-      <w:r>
-        <w:t>': '</w:t>
-      </w:r>
-      <w:proofErr w:type="spellStart"/>
-      <w:r>
-        <w:t>mcp_server_gravity</w:t>
-      </w:r>
-      <w:proofErr w:type="spellEnd"/>
-      <w:r>
-        <w:t>', '</w:t>
-      </w:r>
-      <w:proofErr w:type="spellStart"/>
-      <w:r>
-        <w:t>tool</w:t>
-      </w:r>
-      <w:proofErr w:type="spellEnd"/>
-      <w:r>
-        <w:t>': '</w:t>
-      </w:r>
-      <w:proofErr w:type="spellStart"/>
-      <w:r>
-        <w:t>obtener_consumo</w:t>
-      </w:r>
-      <w:proofErr w:type="spellEnd"/>
-      <w:r>
-        <w:t>', 'inputs': {'dispositivos': ['</w:t>
-      </w:r>
-      <w:proofErr w:type="spellStart"/>
-      <w:r>
-        <w:t>Total_Casa</w:t>
-      </w:r>
-      <w:proofErr w:type="spellEnd"/>
-      <w:r>
-        <w:t>'], '</w:t>
-      </w:r>
-      <w:proofErr w:type="spellStart"/>
-      <w:r>
-        <w:t>fecha_inicio</w:t>
-      </w:r>
-      <w:proofErr w:type="spellEnd"/>
-      <w:r>
-        <w:t>': '2024-01-01T00:00', '</w:t>
-      </w:r>
-      <w:proofErr w:type="spellStart"/>
-      <w:r>
-        <w:t>fecha_fin</w:t>
-      </w:r>
-      <w:proofErr w:type="spellEnd"/>
-      <w:r>
-        <w:t>': '2024-12-31T23:59', 'granularidad': 'total'}, '</w:t>
-      </w:r>
-      <w:proofErr w:type="spellStart"/>
-      <w:r>
-        <w:t>descripcion</w:t>
-      </w:r>
-      <w:proofErr w:type="spellEnd"/>
-      <w:r>
-        <w:t>': 'Obtener el consumo total de todos los dispositivos durante el año 2024.'}]</w:t>
-      </w:r>
-    </w:p>
-    <w:p>
-      <w:pPr>
-        <w:rPr>
-          <w:b/>
-          <w:bCs/>
-        </w:rPr>
-      </w:pPr>
-      <w:r>
-        <w:rPr>
-          <w:b/>
-          <w:bCs/>
-        </w:rPr>
-        <w:t>Estado de solicitudes:</w:t>
-      </w:r>
-    </w:p>
-    <w:p>
-      <w:r>
-        <w:t>{'@1': {'estado': 'resuelta', 'motivo': ''}, '@2': {'estado': 'resuelta', 'motivo': ''}, '@3': {'estado': 'resuelta', 'motivo': ''}, '@4': {'estado': '</w:t>
-      </w:r>
-      <w:proofErr w:type="spellStart"/>
-      <w:r>
-        <w:t>no_resuelta</w:t>
-      </w:r>
-      <w:proofErr w:type="spellEnd"/>
-      <w:r>
-        <w:t>', 'motivo': 'La herramienta no puede manejar rangos anuales'}}</w:t>
-      </w:r>
-    </w:p>
-    <w:p>
-      <w:pPr>
-        <w:pStyle w:val="Ttulo3"/>
-      </w:pPr>
-      <w:r>
-        <w:t>Resultado Gemma 7b (Local)</w:t>
-      </w:r>
-    </w:p>
-    <w:p>
-      <w:pPr>
-        <w:rPr>
-          <w:b/>
-          <w:bCs/>
-        </w:rPr>
-      </w:pPr>
-      <w:r>
-        <w:rPr>
-          <w:b/>
-          <w:bCs/>
-        </w:rPr>
-        <w:t>Plan:</w:t>
-      </w:r>
-    </w:p>
-    <w:p>
-      <w:r>
-        <w:t>[{'id': '@1.1', '</w:t>
-      </w:r>
-      <w:proofErr w:type="spellStart"/>
-      <w:r>
-        <w:t>server_id</w:t>
-      </w:r>
-      <w:proofErr w:type="spellEnd"/>
-      <w:r>
-        <w:t>': '</w:t>
-      </w:r>
-      <w:proofErr w:type="spellStart"/>
-      <w:r>
-        <w:t>mcp_server_gravity</w:t>
-      </w:r>
-      <w:proofErr w:type="spellEnd"/>
-      <w:r>
-        <w:t>', '</w:t>
-      </w:r>
-      <w:proofErr w:type="spellStart"/>
-      <w:r>
-        <w:t>tool</w:t>
-      </w:r>
-      <w:proofErr w:type="spellEnd"/>
-      <w:r>
-        <w:t>': '</w:t>
-      </w:r>
-      <w:proofErr w:type="spellStart"/>
-      <w:r>
-        <w:t>obtener_consumo</w:t>
-      </w:r>
-      <w:proofErr w:type="spellEnd"/>
-      <w:r>
-        <w:t>', 'inputs': {'dispositivos': ['</w:t>
-      </w:r>
-      <w:proofErr w:type="spellStart"/>
-      <w:r>
-        <w:t>Total_Casa</w:t>
-      </w:r>
-      <w:proofErr w:type="spellEnd"/>
-      <w:r>
-        <w:t>'], '</w:t>
-      </w:r>
-      <w:proofErr w:type="spellStart"/>
-      <w:r>
-        <w:t>fecha_inicio</w:t>
-      </w:r>
-      <w:proofErr w:type="spellEnd"/>
-      <w:r>
-        <w:t>': '2024-11-14T00:00', '</w:t>
-      </w:r>
-      <w:proofErr w:type="spellStart"/>
-      <w:r>
-        <w:t>fecha_fin</w:t>
-      </w:r>
-      <w:proofErr w:type="spellEnd"/>
-      <w:r>
-        <w:t>': '2024-11-15T00:00', 'granularidad': '</w:t>
-      </w:r>
-      <w:proofErr w:type="spellStart"/>
-      <w:r>
-        <w:t>dia</w:t>
-      </w:r>
-      <w:proofErr w:type="spellEnd"/>
-      <w:r>
-        <w:t>'}, '</w:t>
-      </w:r>
-      <w:proofErr w:type="spellStart"/>
-      <w:r>
-        <w:t>descripcion</w:t>
-      </w:r>
-      <w:proofErr w:type="spellEnd"/>
-      <w:r>
-        <w:t>': 'Obtiene consumo energético total de la casa para el día ayer.'}, {'id': '@2.1', '</w:t>
-      </w:r>
-      <w:proofErr w:type="spellStart"/>
-      <w:r>
-        <w:t>server_id</w:t>
-      </w:r>
-      <w:proofErr w:type="spellEnd"/>
-      <w:r>
-        <w:t>': '</w:t>
-      </w:r>
-      <w:proofErr w:type="spellStart"/>
-      <w:r>
-        <w:t>mcp_server_gravity</w:t>
-      </w:r>
-      <w:proofErr w:type="spellEnd"/>
-      <w:r>
-        <w:t>', '</w:t>
-      </w:r>
-      <w:proofErr w:type="spellStart"/>
-      <w:r>
-        <w:t>tool</w:t>
-      </w:r>
-      <w:proofErr w:type="spellEnd"/>
-      <w:r>
-        <w:t>': '</w:t>
-      </w:r>
-      <w:proofErr w:type="spellStart"/>
-      <w:r>
-        <w:t>obtener_consumo</w:t>
-      </w:r>
-      <w:proofErr w:type="spellEnd"/>
-      <w:r>
-        <w:t>', 'inputs': {'dispositivos': ['</w:t>
-      </w:r>
-      <w:proofErr w:type="spellStart"/>
-      <w:r>
-        <w:t>Total_Casa</w:t>
-      </w:r>
-      <w:proofErr w:type="spellEnd"/>
-      <w:r>
-        <w:t>'], '</w:t>
-      </w:r>
-      <w:proofErr w:type="spellStart"/>
-      <w:r>
-        <w:t>fecha_inicio</w:t>
-      </w:r>
-      <w:proofErr w:type="spellEnd"/>
-      <w:r>
-        <w:t>': '2024-11-13T00:00', '</w:t>
-      </w:r>
-      <w:proofErr w:type="spellStart"/>
-      <w:r>
-        <w:t>fecha_fin</w:t>
-      </w:r>
-      <w:proofErr w:type="spellEnd"/>
-      <w:r>
-        <w:t>': '2024-11-14T00:00', 'granularidad': '</w:t>
-      </w:r>
-      <w:proofErr w:type="spellStart"/>
-      <w:r>
-        <w:t>dia</w:t>
-      </w:r>
-      <w:proofErr w:type="spellEnd"/>
-      <w:r>
-        <w:t>'}, '</w:t>
-      </w:r>
-      <w:proofErr w:type="spellStart"/>
-      <w:r>
-        <w:t>descripcion</w:t>
-      </w:r>
-      <w:proofErr w:type="spellEnd"/>
-      <w:r>
-        <w:t>': 'Obtiene consumo energético total de la casa para el día antes ayer.'}, {'id': '@3.1', '</w:t>
-      </w:r>
-      <w:proofErr w:type="spellStart"/>
-      <w:r>
-        <w:t>server_id</w:t>
-      </w:r>
-      <w:proofErr w:type="spellEnd"/>
-      <w:r>
-        <w:t>': '</w:t>
-      </w:r>
-      <w:proofErr w:type="spellStart"/>
-      <w:r>
-        <w:t>mcp_server_gravity</w:t>
-      </w:r>
-      <w:proofErr w:type="spellEnd"/>
-      <w:r>
-        <w:t>', '</w:t>
-      </w:r>
-      <w:proofErr w:type="spellStart"/>
-      <w:r>
-        <w:t>tool</w:t>
-      </w:r>
-      <w:proofErr w:type="spellEnd"/>
-      <w:r>
-        <w:t>': '</w:t>
-      </w:r>
-      <w:proofErr w:type="spellStart"/>
-      <w:r>
-        <w:t>analizar_comparacion</w:t>
-      </w:r>
-      <w:proofErr w:type="spellEnd"/>
-      <w:r>
-        <w:t>', 'inputs': {'</w:t>
-      </w:r>
-      <w:proofErr w:type="spellStart"/>
-      <w:r>
-        <w:t>objetivo_a</w:t>
-      </w:r>
-      <w:proofErr w:type="spellEnd"/>
-      <w:r>
-        <w:t>': {'dispositivo': '@1.1', '</w:t>
-      </w:r>
-      <w:proofErr w:type="spellStart"/>
-      <w:r>
-        <w:t>fecha_inicio</w:t>
-      </w:r>
-      <w:proofErr w:type="spellEnd"/>
-      <w:r>
-        <w:t>': '2024-11-14T00:00', '</w:t>
-      </w:r>
-      <w:proofErr w:type="spellStart"/>
-      <w:r>
-        <w:t>fecha_fin</w:t>
-      </w:r>
-      <w:proofErr w:type="spellEnd"/>
-      <w:r>
-        <w:t>': '2024-11-15T00:00'}, '</w:t>
-      </w:r>
-      <w:proofErr w:type="spellStart"/>
-      <w:r>
-        <w:t>objetivo_b</w:t>
-      </w:r>
-      <w:proofErr w:type="spellEnd"/>
-      <w:r>
-        <w:t>': {'dispositivo': '@2.1', '</w:t>
-      </w:r>
-      <w:proofErr w:type="spellStart"/>
-      <w:r>
-        <w:t>fecha_inicio</w:t>
-      </w:r>
-      <w:proofErr w:type="spellEnd"/>
-      <w:r>
-        <w:t>': '2024-11-13T00:00', '</w:t>
-      </w:r>
-      <w:proofErr w:type="spellStart"/>
-      <w:r>
-        <w:t>fecha_fin</w:t>
-      </w:r>
-      <w:proofErr w:type="spellEnd"/>
-      <w:r>
-        <w:t>': '2024-11-14T00:00'}}, '</w:t>
-      </w:r>
-      <w:proofErr w:type="spellStart"/>
-      <w:r>
-        <w:t>descripcion</w:t>
-      </w:r>
-      <w:proofErr w:type="spellEnd"/>
-      <w:r>
-        <w:t>': 'Compara consumo energético entre ayer y el día antes ayer.'}, {'id': '@4.1', '</w:t>
-      </w:r>
-      <w:proofErr w:type="spellStart"/>
-      <w:r>
-        <w:t>server_id</w:t>
-      </w:r>
-      <w:proofErr w:type="spellEnd"/>
-      <w:r>
-        <w:t>': '</w:t>
-      </w:r>
-      <w:proofErr w:type="spellStart"/>
-      <w:r>
-        <w:t>mcp_server_gravity</w:t>
-      </w:r>
-      <w:proofErr w:type="spellEnd"/>
-      <w:r>
-        <w:t>', '</w:t>
-      </w:r>
-      <w:proofErr w:type="spellStart"/>
-      <w:r>
-        <w:t>tool</w:t>
-      </w:r>
-      <w:proofErr w:type="spellEnd"/>
-      <w:r>
-        <w:t>': '</w:t>
-      </w:r>
-      <w:proofErr w:type="spellStart"/>
-      <w:r>
-        <w:t>obtener_consumo</w:t>
-      </w:r>
-      <w:proofErr w:type="spellEnd"/>
-      <w:r>
-        <w:t>', 'inputs': {'dispositivos': ['</w:t>
-      </w:r>
-      <w:proofErr w:type="spellStart"/>
-      <w:r>
-        <w:t>Total_Casa</w:t>
-      </w:r>
-      <w:proofErr w:type="spellEnd"/>
-      <w:r>
-        <w:t>'], '</w:t>
-      </w:r>
-      <w:proofErr w:type="spellStart"/>
-      <w:r>
-        <w:t>fecha_inicio</w:t>
-      </w:r>
-      <w:proofErr w:type="spellEnd"/>
-      <w:r>
-        <w:t>': '2024-01-</w:t>
-      </w:r>
-      <w:r>
-        <w:lastRenderedPageBreak/>
-        <w:t>01T00:00', '</w:t>
-      </w:r>
-      <w:proofErr w:type="spellStart"/>
-      <w:r>
-        <w:t>fecha_fin</w:t>
-      </w:r>
-      <w:proofErr w:type="spellEnd"/>
-      <w:r>
-        <w:t>': '2024-11-15T00:00', 'granularidad': 'mes'}, '</w:t>
-      </w:r>
-      <w:proofErr w:type="spellStart"/>
-      <w:r>
-        <w:t>descripcion</w:t>
-      </w:r>
-      <w:proofErr w:type="spellEnd"/>
-      <w:r>
-        <w:t>': 'Obtiene consumo energético total de la casa para el año 2024.'}]</w:t>
-      </w:r>
-    </w:p>
-    <w:p>
-      <w:pPr>
-        <w:rPr>
-          <w:b/>
-          <w:bCs/>
-        </w:rPr>
-      </w:pPr>
-      <w:r>
-        <w:rPr>
-          <w:b/>
-          <w:bCs/>
-        </w:rPr>
-        <w:t>Estado de solicitudes:</w:t>
-      </w:r>
-    </w:p>
-    <w:p>
-      <w:r>
-        <w:t>{'@1': {'estado': 'resuelta'}, '@2': {'estado': 'resuelta'}, '@3': {'estado': 'resuelta'}, '@4': {'estado': 'resuelto'}}</w:t>
-      </w:r>
-    </w:p>
-    <w:p>
-      <w:pPr>
-        <w:pStyle w:val="Ttulo3"/>
-      </w:pPr>
-      <w:r>
-        <w:t>Resultado Mistral 7b (Local)</w:t>
-      </w:r>
-    </w:p>
-    <w:p>
-      <w:pPr>
-        <w:rPr>
-          <w:b/>
-          <w:bCs/>
-        </w:rPr>
-      </w:pPr>
-      <w:r>
-        <w:rPr>
-          <w:b/>
-          <w:bCs/>
-        </w:rPr>
-        <w:t>Plan:</w:t>
-      </w:r>
-    </w:p>
-    <w:p>
-      <w:r>
-        <w:t>[{'id': '@1.1', '</w:t>
-      </w:r>
-      <w:proofErr w:type="spellStart"/>
-      <w:r>
-        <w:t>server_id</w:t>
-      </w:r>
-      <w:proofErr w:type="spellEnd"/>
-      <w:r>
-        <w:t>': '</w:t>
-      </w:r>
-      <w:proofErr w:type="spellStart"/>
-      <w:r>
-        <w:t>mcp_server_gravity</w:t>
-      </w:r>
-      <w:proofErr w:type="spellEnd"/>
-      <w:r>
-        <w:t>', '</w:t>
-      </w:r>
-      <w:proofErr w:type="spellStart"/>
-      <w:r>
-        <w:t>tool</w:t>
-      </w:r>
-      <w:proofErr w:type="spellEnd"/>
-      <w:r>
-        <w:t>': '</w:t>
-      </w:r>
-      <w:proofErr w:type="spellStart"/>
-      <w:r>
-        <w:t>obtener_consumo</w:t>
-      </w:r>
-      <w:proofErr w:type="spellEnd"/>
-      <w:r>
-        <w:t>', 'inputs': {'dispositivos': ['nevera'], '</w:t>
-      </w:r>
-      <w:proofErr w:type="spellStart"/>
-      <w:r>
-        <w:t>fecha_inicio</w:t>
-      </w:r>
-      <w:proofErr w:type="spellEnd"/>
-      <w:r>
-        <w:t>': '2024-11-14T18:00', '</w:t>
-      </w:r>
-      <w:proofErr w:type="spellStart"/>
-      <w:r>
-        <w:t>fecha_fin</w:t>
-      </w:r>
-      <w:proofErr w:type="spellEnd"/>
-      <w:r>
-        <w:t>': '2024-11-15T05:59'}, '</w:t>
-      </w:r>
-      <w:proofErr w:type="spellStart"/>
-      <w:r>
-        <w:t>descripcion</w:t>
-      </w:r>
-      <w:proofErr w:type="spellEnd"/>
-      <w:r>
-        <w:t>': 'Obtener el consumo de la nevera durante la noche del 14 al 15 de noviembre de 2024.'}, {'id': '@1.2', '</w:t>
-      </w:r>
-      <w:proofErr w:type="spellStart"/>
-      <w:r>
-        <w:t>server_id</w:t>
-      </w:r>
-      <w:proofErr w:type="spellEnd"/>
-      <w:r>
-        <w:t>': '</w:t>
-      </w:r>
-      <w:proofErr w:type="spellStart"/>
-      <w:r>
-        <w:t>mcp_server_gravity</w:t>
-      </w:r>
-      <w:proofErr w:type="spellEnd"/>
-      <w:r>
-        <w:t>', '</w:t>
-      </w:r>
-      <w:proofErr w:type="spellStart"/>
-      <w:r>
-        <w:t>tool</w:t>
-      </w:r>
-      <w:proofErr w:type="spellEnd"/>
-      <w:r>
-        <w:t>': '</w:t>
-      </w:r>
-      <w:proofErr w:type="spellStart"/>
-      <w:r>
-        <w:t>obtener_consumo</w:t>
-      </w:r>
-      <w:proofErr w:type="spellEnd"/>
-      <w:r>
-        <w:t>', 'inputs': {'dispositivos': ['nevera'], '</w:t>
-      </w:r>
-      <w:proofErr w:type="spellStart"/>
-      <w:r>
-        <w:t>fecha_inicio</w:t>
-      </w:r>
-      <w:proofErr w:type="spellEnd"/>
-      <w:r>
-        <w:t>': '2024-11-15T06:00', '</w:t>
-      </w:r>
-      <w:proofErr w:type="spellStart"/>
-      <w:r>
-        <w:t>fecha_fin</w:t>
-      </w:r>
-      <w:proofErr w:type="spellEnd"/>
-      <w:r>
-        <w:t>': '2024-11-15T17:59'}, '</w:t>
-      </w:r>
-      <w:proofErr w:type="spellStart"/>
-      <w:r>
-        <w:t>descripcion</w:t>
-      </w:r>
-      <w:proofErr w:type="spellEnd"/>
-      <w:r>
-        <w:t>': 'Obtener el consumo de la nevera durante el día 15 de noviembre de 2024.'}, {'id': '@2.1', '</w:t>
-      </w:r>
-      <w:proofErr w:type="spellStart"/>
-      <w:r>
-        <w:t>server_id</w:t>
-      </w:r>
-      <w:proofErr w:type="spellEnd"/>
-      <w:r>
-        <w:t>': '</w:t>
-      </w:r>
-      <w:proofErr w:type="spellStart"/>
-      <w:r>
-        <w:t>mcp_server_gravity</w:t>
-      </w:r>
-      <w:proofErr w:type="spellEnd"/>
-      <w:r>
-        <w:t>', '</w:t>
-      </w:r>
-      <w:proofErr w:type="spellStart"/>
-      <w:r>
-        <w:t>tool</w:t>
-      </w:r>
-      <w:proofErr w:type="spellEnd"/>
-      <w:r>
-        <w:t>': '</w:t>
-      </w:r>
-      <w:proofErr w:type="spellStart"/>
-      <w:r>
-        <w:t>obtener_consumo</w:t>
-      </w:r>
-      <w:proofErr w:type="spellEnd"/>
-      <w:r>
-        <w:t>', 'inputs': {'dispositivos': ['lavadora'], '</w:t>
-      </w:r>
-      <w:proofErr w:type="spellStart"/>
-      <w:r>
-        <w:t>fecha_inicio</w:t>
-      </w:r>
-      <w:proofErr w:type="spellEnd"/>
-      <w:r>
-        <w:t>': '2024-11-13T06:00', '</w:t>
-      </w:r>
-      <w:proofErr w:type="spellStart"/>
-      <w:r>
-        <w:t>fecha_fin</w:t>
-      </w:r>
-      <w:proofErr w:type="spellEnd"/>
-      <w:r>
-        <w:t>': '2024-11-13T11:59'}, '</w:t>
-      </w:r>
-      <w:proofErr w:type="spellStart"/>
-      <w:r>
-        <w:t>descripcion</w:t>
-      </w:r>
-      <w:proofErr w:type="spellEnd"/>
-      <w:r>
-        <w:t>': 'Obtener el consumo de la lavadora el sábado 13 de noviembre de 2024.'}, {'id': '@2.2', '</w:t>
-      </w:r>
-      <w:proofErr w:type="spellStart"/>
-      <w:r>
-        <w:t>server_id</w:t>
-      </w:r>
-      <w:proofErr w:type="spellEnd"/>
-      <w:r>
-        <w:t>': '</w:t>
-      </w:r>
-      <w:proofErr w:type="spellStart"/>
-      <w:r>
-        <w:t>mcp_server_gravity</w:t>
-      </w:r>
-      <w:proofErr w:type="spellEnd"/>
-      <w:r>
-        <w:t>', '</w:t>
-      </w:r>
-      <w:proofErr w:type="spellStart"/>
-      <w:r>
-        <w:t>tool</w:t>
-      </w:r>
-      <w:proofErr w:type="spellEnd"/>
-      <w:r>
-        <w:t>': '</w:t>
-      </w:r>
-      <w:proofErr w:type="spellStart"/>
-      <w:r>
-        <w:t>obtener_consumo</w:t>
-      </w:r>
-      <w:proofErr w:type="spellEnd"/>
-      <w:r>
-        <w:t>', 'inputs': {'dispositivos': ['lavadora'], '</w:t>
-      </w:r>
-      <w:proofErr w:type="spellStart"/>
-      <w:r>
-        <w:t>fecha_inicio</w:t>
-      </w:r>
-      <w:proofErr w:type="spellEnd"/>
-      <w:r>
-        <w:t>': '2024-11-13T12:00', '</w:t>
-      </w:r>
-      <w:proofErr w:type="spellStart"/>
-      <w:r>
-        <w:t>fecha_fin</w:t>
-      </w:r>
-      <w:proofErr w:type="spellEnd"/>
-      <w:r>
-        <w:t>': '2024-11-13T17:59'}, '</w:t>
-      </w:r>
-      <w:proofErr w:type="spellStart"/>
-      <w:r>
-        <w:t>descripcion</w:t>
-      </w:r>
-      <w:proofErr w:type="spellEnd"/>
-      <w:r>
-        <w:t>': 'Obtener el consumo de la lavadora durante el sábado 13 de noviembre de 2024.'}, {'id': '@3.1', '</w:t>
-      </w:r>
-      <w:proofErr w:type="spellStart"/>
-      <w:r>
-        <w:t>server_id</w:t>
-      </w:r>
-      <w:proofErr w:type="spellEnd"/>
-      <w:r>
-        <w:t>': '</w:t>
-      </w:r>
-      <w:proofErr w:type="spellStart"/>
-      <w:r>
-        <w:t>mcp_server_gravity</w:t>
-      </w:r>
-      <w:proofErr w:type="spellEnd"/>
-      <w:r>
-        <w:t>', '</w:t>
-      </w:r>
-      <w:proofErr w:type="spellStart"/>
-      <w:r>
-        <w:t>tool</w:t>
-      </w:r>
-      <w:proofErr w:type="spellEnd"/>
-      <w:r>
-        <w:t>': '</w:t>
-      </w:r>
-      <w:proofErr w:type="spellStart"/>
-      <w:r>
-        <w:t>analizar_comparacion</w:t>
-      </w:r>
-      <w:proofErr w:type="spellEnd"/>
-      <w:r>
-        <w:t>', 'inputs': {'</w:t>
-      </w:r>
-      <w:proofErr w:type="spellStart"/>
-      <w:r>
-        <w:t>objetivo_a</w:t>
-      </w:r>
-      <w:proofErr w:type="spellEnd"/>
-      <w:r>
-        <w:t>': {'dispositivo': 'nevera', '</w:t>
-      </w:r>
-      <w:proofErr w:type="spellStart"/>
-      <w:r>
-        <w:t>fecha_inicio</w:t>
-      </w:r>
-      <w:proofErr w:type="spellEnd"/>
-      <w:r>
-        <w:t>': '@1.1.fecha_fin', '</w:t>
-      </w:r>
-      <w:proofErr w:type="spellStart"/>
-      <w:r>
-        <w:t>fecha_fin</w:t>
-      </w:r>
-      <w:proofErr w:type="spellEnd"/>
-      <w:r>
-        <w:t>': '@1.2.fecha_inicio'}, '</w:t>
-      </w:r>
-      <w:proofErr w:type="spellStart"/>
-      <w:r>
-        <w:t>objetivo_b</w:t>
-      </w:r>
-      <w:proofErr w:type="spellEnd"/>
-      <w:r>
-        <w:t>': {'dispositivo': 'lavadora', '</w:t>
-      </w:r>
-      <w:proofErr w:type="spellStart"/>
-      <w:r>
-        <w:t>fecha_inicio</w:t>
-      </w:r>
-      <w:proofErr w:type="spellEnd"/>
-      <w:r>
-        <w:t>': '@2.1.fecha_fin', '</w:t>
-      </w:r>
-      <w:proofErr w:type="spellStart"/>
-      <w:r>
-        <w:t>fecha_fin</w:t>
-      </w:r>
-      <w:proofErr w:type="spellEnd"/>
-      <w:r>
-        <w:t>': '@2.2.fecha_inicio'}}, '</w:t>
-      </w:r>
-      <w:proofErr w:type="spellStart"/>
-      <w:r>
-        <w:t>descripcion</w:t>
-      </w:r>
-      <w:proofErr w:type="spellEnd"/>
-      <w:r>
-        <w:t>': 'Comparar el consumo de la nevera y la lavadora durante los días 14 y 15 de noviembre de 2024.'}]</w:t>
-      </w:r>
-    </w:p>
-    <w:p>
-      <w:pPr>
-        <w:rPr>
-          <w:b/>
-          <w:bCs/>
-        </w:rPr>
-      </w:pPr>
-      <w:r>
-        <w:rPr>
-          <w:b/>
-          <w:bCs/>
-        </w:rPr>
-        <w:t>Estado de solicitudes:</w:t>
-      </w:r>
-    </w:p>
-    <w:p>
-      <w:r>
-        <w:t>{'@1': {'estado': 'completado', 'resultados': [{'fecha': '@1.1.fecha', 'consumo': '@1.1.consumo'}, {'fecha': '@1.2.fecha', 'consumo': '@1.2.consumo'}]}, '@2': {'estado': 'completado', 'resultados': [{'fecha': '@2.1.fecha', 'consumo': '@2.1.consumo'}, {'fecha': '@2.2.fecha', 'consumo': '@2.2.consumo'}]}, '@3': {'estado': 'completado', 'resultados': {'</w:t>
-      </w:r>
-      <w:proofErr w:type="spellStart"/>
-      <w:r>
-        <w:t>valor_a</w:t>
-      </w:r>
-      <w:proofErr w:type="spellEnd"/>
-      <w:r>
-        <w:t>': '@3.1.objetivo_a.consumo', '</w:t>
-      </w:r>
-      <w:proofErr w:type="spellStart"/>
-      <w:r>
-        <w:t>valor_b</w:t>
-      </w:r>
-      <w:proofErr w:type="spellEnd"/>
-      <w:r>
-        <w:t>': '@3.1.objetivo_b.consumo', '</w:t>
-      </w:r>
-      <w:proofErr w:type="spellStart"/>
-      <w:r>
-        <w:t>diferencia_absoluta</w:t>
-      </w:r>
-      <w:proofErr w:type="spellEnd"/>
-      <w:r>
-        <w:t>': '@3.1.comparacion.diferencia_absoluta', '</w:t>
-      </w:r>
-      <w:proofErr w:type="spellStart"/>
-      <w:r>
-        <w:t>diferencia_porcentual</w:t>
-      </w:r>
-      <w:proofErr w:type="spellEnd"/>
-      <w:r>
-        <w:t>': '@3.1.comparacion.diferencia_porcentual', '</w:t>
-      </w:r>
-      <w:proofErr w:type="spellStart"/>
-      <w:r>
-        <w:t>mayor_consumo</w:t>
-      </w:r>
-      <w:proofErr w:type="spellEnd"/>
-      <w:r>
-        <w:t>': '@3.1.comparacion.mayor_consumo'}}}</w:t>
-      </w:r>
-    </w:p>
-    <w:p>
-      <w:pPr>
-        <w:pStyle w:val="Ttulo3"/>
-      </w:pPr>
-      <w:r>
-        <w:lastRenderedPageBreak/>
-        <w:t>Resultado Qwen3 4b (Local)</w:t>
-      </w:r>
-    </w:p>
-    <w:p>
-      <w:pPr>
-        <w:rPr>
-          <w:b/>
-          <w:bCs/>
-        </w:rPr>
-      </w:pPr>
-      <w:r>
-        <w:rPr>
-          <w:b/>
-          <w:bCs/>
-        </w:rPr>
-        <w:t>Plan:</w:t>
-      </w:r>
-    </w:p>
-    <w:p>
-      <w:r>
-        <w:t>[{'id': '@1.1', '</w:t>
-      </w:r>
-      <w:proofErr w:type="spellStart"/>
-      <w:r>
-        <w:t>server_id</w:t>
-      </w:r>
-      <w:proofErr w:type="spellEnd"/>
-      <w:r>
-        <w:t>': '</w:t>
-      </w:r>
-      <w:proofErr w:type="spellStart"/>
-      <w:r>
-        <w:t>mcp_server_gravity</w:t>
-      </w:r>
-      <w:proofErr w:type="spellEnd"/>
-      <w:r>
-        <w:t>', '</w:t>
-      </w:r>
-      <w:proofErr w:type="spellStart"/>
-      <w:r>
-        <w:t>tool</w:t>
-      </w:r>
-      <w:proofErr w:type="spellEnd"/>
-      <w:r>
-        <w:t>': '</w:t>
-      </w:r>
-      <w:proofErr w:type="spellStart"/>
-      <w:r>
-        <w:t>obtener_consumo</w:t>
-      </w:r>
-      <w:proofErr w:type="spellEnd"/>
-      <w:r>
-        <w:t>', 'inputs': {'dispositivos': ['nevera'], '</w:t>
-      </w:r>
-      <w:proofErr w:type="spellStart"/>
-      <w:r>
-        <w:t>fecha_inicio</w:t>
-      </w:r>
-      <w:proofErr w:type="spellEnd"/>
-      <w:r>
-        <w:t>': '2024-11-14T22:00', '</w:t>
-      </w:r>
-      <w:proofErr w:type="spellStart"/>
-      <w:r>
-        <w:t>fecha_fin</w:t>
-      </w:r>
-      <w:proofErr w:type="spellEnd"/>
-      <w:r>
-        <w:t>': '2024-11-14T23:59', 'granularidad': 'hora'}, '</w:t>
-      </w:r>
-      <w:proofErr w:type="spellStart"/>
-      <w:r>
-        <w:t>descripcion</w:t>
-      </w:r>
-      <w:proofErr w:type="spellEnd"/>
-      <w:r>
-        <w:t>': 'Obtener consumo de la nevera durante la noche del día anterior (2024-11-14)'}, {'id': '@2.1', '</w:t>
-      </w:r>
-      <w:proofErr w:type="spellStart"/>
-      <w:r>
-        <w:t>server_id</w:t>
-      </w:r>
-      <w:proofErr w:type="spellEnd"/>
-      <w:r>
-        <w:t>': '</w:t>
-      </w:r>
-      <w:proofErr w:type="spellStart"/>
-      <w:r>
-        <w:t>mcp_server_gravity</w:t>
-      </w:r>
-      <w:proofErr w:type="spellEnd"/>
-      <w:r>
-        <w:t>', '</w:t>
-      </w:r>
-      <w:proofErr w:type="spellStart"/>
-      <w:r>
-        <w:t>tool</w:t>
-      </w:r>
-      <w:proofErr w:type="spellEnd"/>
-      <w:r>
-        <w:t>': '</w:t>
-      </w:r>
-      <w:proofErr w:type="spellStart"/>
-      <w:r>
-        <w:t>obtener_consumo</w:t>
-      </w:r>
-      <w:proofErr w:type="spellEnd"/>
-      <w:r>
-        <w:t>', 'inputs': {'dispositivos': ['lavadora'], '</w:t>
-      </w:r>
-      <w:proofErr w:type="spellStart"/>
-      <w:r>
-        <w:t>fecha_inicio</w:t>
-      </w:r>
-      <w:proofErr w:type="spellEnd"/>
-      <w:r>
-        <w:t>': '2024-11-06T06:00', '</w:t>
-      </w:r>
-      <w:proofErr w:type="spellStart"/>
-      <w:r>
-        <w:t>fecha_fin</w:t>
-      </w:r>
-      <w:proofErr w:type="spellEnd"/>
-      <w:r>
-        <w:t>': '2024-11-06T11:59', 'granularidad': 'hora'}, '</w:t>
-      </w:r>
-      <w:proofErr w:type="spellStart"/>
-      <w:r>
-        <w:t>descripcion</w:t>
-      </w:r>
-      <w:proofErr w:type="spellEnd"/>
-      <w:r>
-        <w:t>': 'Obtener consumo de la lavadora el sábado pasado (2024-11-06) en la mañana'}, {'id': '@3.1', '</w:t>
-      </w:r>
-      <w:proofErr w:type="spellStart"/>
-      <w:r>
-        <w:t>server_id</w:t>
-      </w:r>
-      <w:proofErr w:type="spellEnd"/>
-      <w:r>
-        <w:t>': '</w:t>
-      </w:r>
-      <w:proofErr w:type="spellStart"/>
-      <w:r>
-        <w:t>mcp_server_gravity</w:t>
-      </w:r>
-      <w:proofErr w:type="spellEnd"/>
-      <w:r>
-        <w:t>', '</w:t>
-      </w:r>
-      <w:proofErr w:type="spellStart"/>
-      <w:r>
-        <w:t>tool</w:t>
-      </w:r>
-      <w:proofErr w:type="spellEnd"/>
-      <w:r>
-        <w:t>': '</w:t>
-      </w:r>
-      <w:proofErr w:type="spellStart"/>
-      <w:r>
-        <w:t>analizar_comparacion</w:t>
-      </w:r>
-      <w:proofErr w:type="spellEnd"/>
-      <w:r>
-        <w:t>', 'inputs': {'</w:t>
-      </w:r>
-      <w:proofErr w:type="spellStart"/>
-      <w:r>
-        <w:t>objetivo_a</w:t>
-      </w:r>
-      <w:proofErr w:type="spellEnd"/>
-      <w:r>
-        <w:t>': {'dispositivo': 'nevera', '</w:t>
-      </w:r>
-      <w:proofErr w:type="spellStart"/>
-      <w:r>
-        <w:t>fecha_inicio</w:t>
-      </w:r>
-      <w:proofErr w:type="spellEnd"/>
-      <w:r>
-        <w:t>': '2024-11-14T22:00', '</w:t>
-      </w:r>
-      <w:proofErr w:type="spellStart"/>
-      <w:r>
-        <w:t>fecha_fin</w:t>
-      </w:r>
-      <w:proofErr w:type="spellEnd"/>
-      <w:r>
-        <w:t>': '2024-11-14T23:59'}, '</w:t>
-      </w:r>
-      <w:proofErr w:type="spellStart"/>
-      <w:r>
-        <w:t>objetivo_b</w:t>
-      </w:r>
-      <w:proofErr w:type="spellEnd"/>
-      <w:r>
-        <w:t>': {'dispositivo': 'lavadora', '</w:t>
-      </w:r>
-      <w:proofErr w:type="spellStart"/>
-      <w:r>
-        <w:t>fecha_inicio</w:t>
-      </w:r>
-      <w:proofErr w:type="spellEnd"/>
-      <w:r>
-        <w:t>': '2024-11-06T06:00', '</w:t>
-      </w:r>
-      <w:proofErr w:type="spellStart"/>
-      <w:r>
-        <w:t>fecha_fin</w:t>
-      </w:r>
-      <w:proofErr w:type="spellEnd"/>
-      <w:r>
-        <w:t>': '2024-11-06T11:59'}}, '</w:t>
-      </w:r>
-      <w:proofErr w:type="spellStart"/>
-      <w:r>
-        <w:t>descripcion</w:t>
-      </w:r>
-      <w:proofErr w:type="spellEnd"/>
-      <w:r>
-        <w:t>': 'Comparar el consumo de la nevera (noche del día anterior) con la lavadora (mañana del sábado pasado)'}, {'id': '@4.1', '</w:t>
-      </w:r>
-      <w:proofErr w:type="spellStart"/>
-      <w:r>
-        <w:t>server_id</w:t>
-      </w:r>
-      <w:proofErr w:type="spellEnd"/>
-      <w:r>
-        <w:t>': '</w:t>
-      </w:r>
-      <w:proofErr w:type="spellStart"/>
-      <w:r>
-        <w:t>mcp_server_gravity</w:t>
-      </w:r>
-      <w:proofErr w:type="spellEnd"/>
-      <w:r>
-        <w:t>', '</w:t>
-      </w:r>
-      <w:proofErr w:type="spellStart"/>
-      <w:r>
-        <w:t>tool</w:t>
-      </w:r>
-      <w:proofErr w:type="spellEnd"/>
-      <w:r>
-        <w:t>': '</w:t>
-      </w:r>
-      <w:proofErr w:type="spellStart"/>
-      <w:r>
-        <w:t>obtener_consumo</w:t>
-      </w:r>
-      <w:proofErr w:type="spellEnd"/>
-      <w:r>
-        <w:t>', 'inputs': {'dispositivos': ['</w:t>
-      </w:r>
-      <w:proofErr w:type="spellStart"/>
-      <w:r>
-        <w:t>Total_Casa</w:t>
-      </w:r>
-      <w:proofErr w:type="spellEnd"/>
-      <w:r>
-        <w:t>'], '</w:t>
-      </w:r>
-      <w:proofErr w:type="spellStart"/>
-      <w:r>
-        <w:t>fecha_inicio</w:t>
-      </w:r>
-      <w:proofErr w:type="spellEnd"/>
-      <w:r>
-        <w:t>': '2024-01-01T00:00', '</w:t>
-      </w:r>
-      <w:proofErr w:type="spellStart"/>
-      <w:r>
-        <w:t>fecha_fin</w:t>
-      </w:r>
-      <w:proofErr w:type="spellEnd"/>
-      <w:r>
-        <w:t>': '2024-12-31T23:59', 'granularidad': 'total'}, '</w:t>
-      </w:r>
-      <w:proofErr w:type="spellStart"/>
-      <w:r>
-        <w:t>descripcion</w:t>
-      </w:r>
-      <w:proofErr w:type="spellEnd"/>
-      <w:r>
-        <w:t>': 'Obtener consumo total anual de todos los dispositivos en 2024'}]</w:t>
-      </w:r>
-    </w:p>
-    <w:p>
-      <w:pPr>
-        <w:rPr>
-          <w:b/>
-          <w:bCs/>
-        </w:rPr>
-      </w:pPr>
-      <w:r>
-        <w:rPr>
-          <w:b/>
-          <w:bCs/>
-        </w:rPr>
-        <w:t>Estado de solicitudes:</w:t>
-      </w:r>
-    </w:p>
-    <w:p>
-      <w:r>
-        <w:t>{'@1': {'estado': 'resuelta', 'motivo': ''}, '@2': {'estado': 'resuelta', 'motivo': ''}, '@3': {'estado': 'resuelta', 'motivo': ''}, '@4': {'estado': 'resuelta', 'motivo': ''}}</w:t>
-      </w:r>
-    </w:p>
-    <w:p>
-      <w:pPr>
-        <w:pStyle w:val="Ttulo3"/>
-      </w:pPr>
-      <w:r>
-        <w:t xml:space="preserve">Resultado </w:t>
-      </w:r>
-      <w:r>
-        <w:t xml:space="preserve">Llama 3.3 70b </w:t>
-      </w:r>
-      <w:r>
-        <w:t>(</w:t>
-      </w:r>
-      <w:proofErr w:type="spellStart"/>
-      <w:r>
-        <w:t>OpenRouter</w:t>
-      </w:r>
-      <w:proofErr w:type="spellEnd"/>
-      <w:r>
-        <w:t>)</w:t>
-      </w:r>
-    </w:p>
-    <w:p>
-      <w:pPr>
-        <w:rPr>
-          <w:b/>
-          <w:bCs/>
-        </w:rPr>
-      </w:pPr>
-      <w:r>
-        <w:rPr>
-          <w:b/>
-          <w:bCs/>
-        </w:rPr>
-        <w:t>Plan:</w:t>
-      </w:r>
-    </w:p>
-    <w:p>
-      <w:r>
-        <w:t>[{'id': '@1.1', '</w:t>
-      </w:r>
-      <w:proofErr w:type="spellStart"/>
-      <w:r>
-        <w:t>server_id</w:t>
-      </w:r>
-      <w:proofErr w:type="spellEnd"/>
-      <w:r>
-        <w:t>': '</w:t>
-      </w:r>
-      <w:proofErr w:type="spellStart"/>
-      <w:r>
-        <w:t>mcp_server_gravity</w:t>
-      </w:r>
-      <w:proofErr w:type="spellEnd"/>
-      <w:r>
-        <w:t>', '</w:t>
-      </w:r>
-      <w:proofErr w:type="spellStart"/>
-      <w:r>
-        <w:t>tool</w:t>
-      </w:r>
-      <w:proofErr w:type="spellEnd"/>
-      <w:r>
-        <w:t>': '</w:t>
-      </w:r>
-      <w:proofErr w:type="spellStart"/>
-      <w:r>
-        <w:t>obtener_consumo</w:t>
-      </w:r>
-      <w:proofErr w:type="spellEnd"/>
-      <w:r>
-        <w:t>', 'inputs': {'dispositivos': ['nevera'], '</w:t>
-      </w:r>
-      <w:proofErr w:type="spellStart"/>
-      <w:r>
-        <w:t>fecha_inicio</w:t>
-      </w:r>
-      <w:proofErr w:type="spellEnd"/>
-      <w:r>
-        <w:t>': '2024-11-14T18:00', '</w:t>
-      </w:r>
-      <w:proofErr w:type="spellStart"/>
-      <w:r>
-        <w:t>fecha_fin</w:t>
-      </w:r>
-      <w:proofErr w:type="spellEnd"/>
-      <w:r>
-        <w:t>': '2024-11-14T23:59', 'granularidad': 'total'}, '</w:t>
-      </w:r>
-      <w:proofErr w:type="spellStart"/>
-      <w:r>
-        <w:t>descripcion</w:t>
-      </w:r>
-      <w:proofErr w:type="spellEnd"/>
-      <w:r>
-        <w:t>': 'Obtener el consumo de la nevera ayer por la noche'}, {'id': '@2.1', '</w:t>
-      </w:r>
-      <w:proofErr w:type="spellStart"/>
-      <w:r>
-        <w:t>server_id</w:t>
-      </w:r>
-      <w:proofErr w:type="spellEnd"/>
-      <w:r>
-        <w:t>': '</w:t>
-      </w:r>
-      <w:proofErr w:type="spellStart"/>
-      <w:r>
-        <w:t>mcp_server_gravity</w:t>
-      </w:r>
-      <w:proofErr w:type="spellEnd"/>
-      <w:r>
-        <w:t>', '</w:t>
-      </w:r>
-      <w:proofErr w:type="spellStart"/>
-      <w:r>
-        <w:t>tool</w:t>
-      </w:r>
-      <w:proofErr w:type="spellEnd"/>
-      <w:r>
-        <w:t>': '</w:t>
-      </w:r>
-      <w:proofErr w:type="spellStart"/>
-      <w:r>
-        <w:t>obtener_consumo</w:t>
-      </w:r>
-      <w:proofErr w:type="spellEnd"/>
-      <w:r>
-        <w:t>', 'inputs': {'dispositivos': ['lavadora'], '</w:t>
-      </w:r>
-      <w:proofErr w:type="spellStart"/>
-      <w:r>
-        <w:t>fecha_inicio</w:t>
-      </w:r>
-      <w:proofErr w:type="spellEnd"/>
-      <w:r>
-        <w:t>': '2024-11-10T06:00', '</w:t>
-      </w:r>
-      <w:proofErr w:type="spellStart"/>
-      <w:r>
-        <w:t>fecha_fin</w:t>
-      </w:r>
-      <w:proofErr w:type="spellEnd"/>
-      <w:r>
-        <w:t>': '2024-11-10T11:59', 'granularidad': 'total'}, '</w:t>
-      </w:r>
-      <w:proofErr w:type="spellStart"/>
-      <w:r>
-        <w:t>descripcion</w:t>
-      </w:r>
-      <w:proofErr w:type="spellEnd"/>
-      <w:r>
-        <w:t>': 'Obtener el consumo de la lavadora el sábado pasado en la mañana'}, {'id': '@3.1', '</w:t>
-      </w:r>
-      <w:proofErr w:type="spellStart"/>
-      <w:r>
-        <w:t>server_id</w:t>
-      </w:r>
-      <w:proofErr w:type="spellEnd"/>
-      <w:r>
-        <w:t>': '</w:t>
-      </w:r>
-      <w:proofErr w:type="spellStart"/>
-      <w:r>
-        <w:t>mcp_server_gravity</w:t>
-      </w:r>
-      <w:proofErr w:type="spellEnd"/>
-      <w:r>
-        <w:t>', '</w:t>
-      </w:r>
-      <w:proofErr w:type="spellStart"/>
-      <w:r>
-        <w:t>tool</w:t>
-      </w:r>
-      <w:proofErr w:type="spellEnd"/>
-      <w:r>
-        <w:t>': '</w:t>
-      </w:r>
-      <w:proofErr w:type="spellStart"/>
-      <w:r>
-        <w:t>obtener_consumo</w:t>
-      </w:r>
-      <w:proofErr w:type="spellEnd"/>
-      <w:r>
-        <w:t>', 'inputs': {'dispositivos': ['nevera'], '</w:t>
-      </w:r>
-      <w:proofErr w:type="spellStart"/>
-      <w:r>
-        <w:t>fecha_inicio</w:t>
-      </w:r>
-      <w:proofErr w:type="spellEnd"/>
-      <w:r>
-        <w:t>': '2024-11-14T18:00', '</w:t>
-      </w:r>
-      <w:proofErr w:type="spellStart"/>
-      <w:r>
-        <w:t>fecha_fin</w:t>
-      </w:r>
-      <w:proofErr w:type="spellEnd"/>
-      <w:r>
-        <w:t>': '2024-11-14T23:59', 'granularidad': 'total'}, '</w:t>
-      </w:r>
-      <w:proofErr w:type="spellStart"/>
-      <w:r>
-        <w:t>descripcion</w:t>
-      </w:r>
-      <w:proofErr w:type="spellEnd"/>
-      <w:r>
-        <w:t>': 'Obtener el consumo de la nevera para comparación'}, {'id': '@3.2', '</w:t>
-      </w:r>
-      <w:proofErr w:type="spellStart"/>
-      <w:r>
-        <w:t>server_id</w:t>
-      </w:r>
-      <w:proofErr w:type="spellEnd"/>
-      <w:r>
-        <w:t>': '</w:t>
-      </w:r>
-      <w:proofErr w:type="spellStart"/>
-      <w:r>
-        <w:t>mcp_server_gravity</w:t>
-      </w:r>
-      <w:proofErr w:type="spellEnd"/>
-      <w:r>
-        <w:t>', '</w:t>
-      </w:r>
-      <w:proofErr w:type="spellStart"/>
-      <w:r>
-        <w:t>tool</w:t>
-      </w:r>
-      <w:proofErr w:type="spellEnd"/>
-      <w:r>
-        <w:t>': '</w:t>
-      </w:r>
-      <w:proofErr w:type="spellStart"/>
-      <w:r>
-        <w:t>obtener_consumo</w:t>
-      </w:r>
-      <w:proofErr w:type="spellEnd"/>
-      <w:r>
-        <w:t>', 'inputs': {'dispositivos': ['lavadora'], '</w:t>
-      </w:r>
-      <w:proofErr w:type="spellStart"/>
-      <w:r>
-        <w:t>fecha_inicio</w:t>
-      </w:r>
-      <w:proofErr w:type="spellEnd"/>
-      <w:r>
-        <w:t>': '2024-11-10T06:00', '</w:t>
-      </w:r>
-      <w:proofErr w:type="spellStart"/>
-      <w:r>
-        <w:t>fecha_fin</w:t>
-      </w:r>
-      <w:proofErr w:type="spellEnd"/>
-      <w:r>
-        <w:t>': '2024-11-</w:t>
-      </w:r>
-      <w:r>
-        <w:lastRenderedPageBreak/>
-        <w:t>10T11:59', 'granularidad': 'total'}, '</w:t>
-      </w:r>
-      <w:proofErr w:type="spellStart"/>
-      <w:r>
-        <w:t>descripcion</w:t>
-      </w:r>
-      <w:proofErr w:type="spellEnd"/>
-      <w:r>
-        <w:t>': 'Obtener el consumo de la lavadora para comparación'}, {'id': '@3.3', '</w:t>
-      </w:r>
-      <w:proofErr w:type="spellStart"/>
-      <w:r>
-        <w:t>server_id</w:t>
-      </w:r>
-      <w:proofErr w:type="spellEnd"/>
-      <w:r>
-        <w:t>': '</w:t>
-      </w:r>
-      <w:proofErr w:type="spellStart"/>
-      <w:r>
-        <w:t>mcp_server_gravity</w:t>
-      </w:r>
-      <w:proofErr w:type="spellEnd"/>
-      <w:r>
-        <w:t>', '</w:t>
-      </w:r>
-      <w:proofErr w:type="spellStart"/>
-      <w:r>
-        <w:t>tool</w:t>
-      </w:r>
-      <w:proofErr w:type="spellEnd"/>
-      <w:r>
-        <w:t>': '</w:t>
-      </w:r>
-      <w:proofErr w:type="spellStart"/>
-      <w:r>
-        <w:t>analizar_comparacion</w:t>
-      </w:r>
-      <w:proofErr w:type="spellEnd"/>
-      <w:r>
-        <w:t>', 'inputs': {'</w:t>
-      </w:r>
-      <w:proofErr w:type="spellStart"/>
-      <w:r>
-        <w:t>objetivo_a</w:t>
-      </w:r>
-      <w:proofErr w:type="spellEnd"/>
-      <w:r>
-        <w:t>': {'dispositivo': 'nevera', '</w:t>
-      </w:r>
-      <w:proofErr w:type="spellStart"/>
-      <w:r>
-        <w:t>fecha_inicio</w:t>
-      </w:r>
-      <w:proofErr w:type="spellEnd"/>
-      <w:r>
-        <w:t>': '2024-11-14T18:00', '</w:t>
-      </w:r>
-      <w:proofErr w:type="spellStart"/>
-      <w:r>
-        <w:t>fecha_fin</w:t>
-      </w:r>
-      <w:proofErr w:type="spellEnd"/>
-      <w:r>
-        <w:t>': '2024-11-14T23:59'}, '</w:t>
-      </w:r>
-      <w:proofErr w:type="spellStart"/>
-      <w:r>
-        <w:t>objetivo_b</w:t>
-      </w:r>
-      <w:proofErr w:type="spellEnd"/>
-      <w:r>
-        <w:t>': {'dispositivo': 'lavadora', '</w:t>
-      </w:r>
-      <w:proofErr w:type="spellStart"/>
-      <w:r>
-        <w:t>fecha_inicio</w:t>
-      </w:r>
-      <w:proofErr w:type="spellEnd"/>
-      <w:r>
-        <w:t>': '2024-11-10T06:00', '</w:t>
-      </w:r>
-      <w:proofErr w:type="spellStart"/>
-      <w:r>
-        <w:t>fecha_fin</w:t>
-      </w:r>
-      <w:proofErr w:type="spellEnd"/>
-      <w:r>
-        <w:t>': '2024-11-10T11:59'}}, '</w:t>
-      </w:r>
-      <w:proofErr w:type="spellStart"/>
-      <w:r>
-        <w:t>descripcion</w:t>
-      </w:r>
-      <w:proofErr w:type="spellEnd"/>
-      <w:r>
-        <w:t>': 'Comparar el consumo entre la nevera y la lavadora'}, {'id': '@4.1', '</w:t>
-      </w:r>
-      <w:proofErr w:type="spellStart"/>
-      <w:r>
-        <w:t>server_id</w:t>
-      </w:r>
-      <w:proofErr w:type="spellEnd"/>
-      <w:r>
-        <w:t>': '</w:t>
-      </w:r>
-      <w:proofErr w:type="spellStart"/>
-      <w:r>
-        <w:t>mcp_server_gravity</w:t>
-      </w:r>
-      <w:proofErr w:type="spellEnd"/>
-      <w:r>
-        <w:t>', '</w:t>
-      </w:r>
-      <w:proofErr w:type="spellStart"/>
-      <w:r>
-        <w:t>tool</w:t>
-      </w:r>
-      <w:proofErr w:type="spellEnd"/>
-      <w:r>
-        <w:t>': '</w:t>
-      </w:r>
-      <w:proofErr w:type="spellStart"/>
-      <w:r>
-        <w:t>obtener_consumo</w:t>
-      </w:r>
-      <w:proofErr w:type="spellEnd"/>
-      <w:r>
-        <w:t>', 'inputs': {'dispositivos': ['</w:t>
-      </w:r>
-      <w:proofErr w:type="spellStart"/>
-      <w:r>
-        <w:t>Total_Casa</w:t>
-      </w:r>
-      <w:proofErr w:type="spellEnd"/>
-      <w:r>
-        <w:t>'], '</w:t>
-      </w:r>
-      <w:proofErr w:type="spellStart"/>
-      <w:r>
-        <w:t>fecha_inicio</w:t>
-      </w:r>
-      <w:proofErr w:type="spellEnd"/>
-      <w:r>
-        <w:t>': '2024-01-01T00:00', '</w:t>
-      </w:r>
-      <w:proofErr w:type="spellStart"/>
-      <w:r>
-        <w:t>fecha_fin</w:t>
-      </w:r>
-      <w:proofErr w:type="spellEnd"/>
-      <w:r>
-        <w:t>': '2024-12-31T23:59', 'granularidad': 'total'}, '</w:t>
-      </w:r>
-      <w:proofErr w:type="spellStart"/>
-      <w:r>
-        <w:t>descripcion</w:t>
-      </w:r>
-      <w:proofErr w:type="spellEnd"/>
-      <w:r>
-        <w:t>': 'Obtener el consumo total de todos los dispositivos en el año 2024'}]</w:t>
-      </w:r>
-    </w:p>
-    <w:p>
-      <w:pPr>
-        <w:rPr>
-          <w:b/>
-          <w:bCs/>
-        </w:rPr>
-      </w:pPr>
-      <w:r>
-        <w:rPr>
-          <w:b/>
-          <w:bCs/>
-        </w:rPr>
-        <w:t>Estado de solicitudes:</w:t>
-      </w:r>
-    </w:p>
-    <w:p>
-      <w:r>
-        <w:t xml:space="preserve">{'@1': {'estado': 'resuelta', 'motivo': </w:t>
-      </w:r>
-      <w:proofErr w:type="spellStart"/>
-      <w:r>
-        <w:t>None</w:t>
-      </w:r>
-      <w:proofErr w:type="spellEnd"/>
-      <w:r>
-        <w:t xml:space="preserve">}, '@2': {'estado': 'resuelta', 'motivo': </w:t>
-      </w:r>
-      <w:proofErr w:type="spellStart"/>
-      <w:r>
-        <w:t>None</w:t>
-      </w:r>
-      <w:proofErr w:type="spellEnd"/>
-      <w:r>
-        <w:t xml:space="preserve">}, '@3': {'estado': 'resuelta', 'motivo': </w:t>
-      </w:r>
-      <w:proofErr w:type="spellStart"/>
-      <w:r>
-        <w:t>None</w:t>
-      </w:r>
-      <w:proofErr w:type="spellEnd"/>
-      <w:r>
-        <w:t xml:space="preserve">}, '@4': {'estado': 'resuelta', 'motivo': </w:t>
-      </w:r>
-      <w:proofErr w:type="spellStart"/>
-      <w:r>
-        <w:t>None</w:t>
-      </w:r>
-      <w:proofErr w:type="spellEnd"/>
-      <w:r>
-        <w:t>}}</w:t>
-      </w:r>
-    </w:p>
-    <w:p>
-      <w:pPr>
-        <w:pStyle w:val="Ttulo3"/>
-      </w:pPr>
-      <w:r>
-        <w:t xml:space="preserve">Resultado </w:t>
-      </w:r>
-      <w:r>
-        <w:t xml:space="preserve">Gemini 2.0 Flash </w:t>
-      </w:r>
-      <w:r>
-        <w:t>experimental (</w:t>
-      </w:r>
-      <w:proofErr w:type="spellStart"/>
-      <w:r>
-        <w:t>OpenRouter</w:t>
-      </w:r>
-      <w:proofErr w:type="spellEnd"/>
-      <w:r>
-        <w:t>)</w:t>
-      </w:r>
-    </w:p>
-    <w:p>
-      <w:pPr>
-        <w:rPr>
-          <w:b/>
-          <w:bCs/>
-        </w:rPr>
-      </w:pPr>
-      <w:r>
-        <w:rPr>
-          <w:b/>
-          <w:bCs/>
-        </w:rPr>
-        <w:t>Plan:</w:t>
-      </w:r>
-    </w:p>
-    <w:p>
-      <w:r>
-        <w:t>[{'id': '@1.1', '</w:t>
-      </w:r>
-      <w:proofErr w:type="spellStart"/>
-      <w:r>
-        <w:t>server_id</w:t>
-      </w:r>
-      <w:proofErr w:type="spellEnd"/>
-      <w:r>
-        <w:t>': '</w:t>
-      </w:r>
-      <w:proofErr w:type="spellStart"/>
-      <w:r>
-        <w:t>mcp_server_gravity</w:t>
-      </w:r>
-      <w:proofErr w:type="spellEnd"/>
-      <w:r>
-        <w:t>', '</w:t>
-      </w:r>
-      <w:proofErr w:type="spellStart"/>
-      <w:r>
-        <w:t>tool</w:t>
-      </w:r>
-      <w:proofErr w:type="spellEnd"/>
-      <w:r>
-        <w:t>': '</w:t>
-      </w:r>
-      <w:proofErr w:type="spellStart"/>
-      <w:r>
-        <w:t>obtener_consumo</w:t>
-      </w:r>
-      <w:proofErr w:type="spellEnd"/>
-      <w:r>
-        <w:t>', 'inputs': {'dispositivos': ['nevera'], '</w:t>
-      </w:r>
-      <w:proofErr w:type="spellStart"/>
-      <w:r>
-        <w:t>fecha_inicio</w:t>
-      </w:r>
-      <w:proofErr w:type="spellEnd"/>
-      <w:r>
-        <w:t>': '2024-11-14T18:00', '</w:t>
-      </w:r>
-      <w:proofErr w:type="spellStart"/>
-      <w:r>
-        <w:t>fecha_fin</w:t>
-      </w:r>
-      <w:proofErr w:type="spellEnd"/>
-      <w:r>
-        <w:t>': '2024-11-14T23:59', 'granularidad': 'total'}, '</w:t>
-      </w:r>
-      <w:proofErr w:type="spellStart"/>
-      <w:r>
-        <w:t>descripcion</w:t>
-      </w:r>
-      <w:proofErr w:type="spellEnd"/>
-      <w:r>
-        <w:t>': 'Obtener el consumo de la nevera ayer por la noche.'}, {'id': '@2.1', '</w:t>
-      </w:r>
-      <w:proofErr w:type="spellStart"/>
-      <w:r>
-        <w:t>server_id</w:t>
-      </w:r>
-      <w:proofErr w:type="spellEnd"/>
-      <w:r>
-        <w:t>': '</w:t>
-      </w:r>
-      <w:proofErr w:type="spellStart"/>
-      <w:r>
-        <w:t>mcp_server_gravity</w:t>
-      </w:r>
-      <w:proofErr w:type="spellEnd"/>
-      <w:r>
-        <w:t>', '</w:t>
-      </w:r>
-      <w:proofErr w:type="spellStart"/>
-      <w:r>
-        <w:t>tool</w:t>
-      </w:r>
-      <w:proofErr w:type="spellEnd"/>
-      <w:r>
-        <w:t>': '</w:t>
-      </w:r>
-      <w:proofErr w:type="spellStart"/>
-      <w:r>
-        <w:t>obtener_consumo</w:t>
-      </w:r>
-      <w:proofErr w:type="spellEnd"/>
-      <w:r>
-        <w:t>', 'inputs': {'dispositivos': ['lavadora'], '</w:t>
-      </w:r>
-      <w:proofErr w:type="spellStart"/>
-      <w:r>
-        <w:t>fecha_inicio</w:t>
-      </w:r>
-      <w:proofErr w:type="spellEnd"/>
-      <w:r>
-        <w:t>': '2024-11-09T06:00', '</w:t>
-      </w:r>
-      <w:proofErr w:type="spellStart"/>
-      <w:r>
-        <w:t>fecha_fin</w:t>
-      </w:r>
-      <w:proofErr w:type="spellEnd"/>
-      <w:r>
-        <w:t>': '2024-11-09T11:59', 'granularidad': 'total'}, '</w:t>
-      </w:r>
-      <w:proofErr w:type="spellStart"/>
-      <w:r>
-        <w:t>descripcion</w:t>
-      </w:r>
-      <w:proofErr w:type="spellEnd"/>
-      <w:r>
-        <w:t>': 'Obtener el consumo de la lavadora el sábado pasado en la mañana.'}, {'id': '@3.1', '</w:t>
-      </w:r>
-      <w:proofErr w:type="spellStart"/>
-      <w:r>
-        <w:t>server_id</w:t>
-      </w:r>
-      <w:proofErr w:type="spellEnd"/>
-      <w:r>
-        <w:t>': '</w:t>
-      </w:r>
-      <w:proofErr w:type="spellStart"/>
-      <w:r>
-        <w:t>mcp_server_gravity</w:t>
-      </w:r>
-      <w:proofErr w:type="spellEnd"/>
-      <w:r>
-        <w:t>', '</w:t>
-      </w:r>
-      <w:proofErr w:type="spellStart"/>
-      <w:r>
-        <w:t>tool</w:t>
-      </w:r>
-      <w:proofErr w:type="spellEnd"/>
-      <w:r>
-        <w:t>': '</w:t>
-      </w:r>
-      <w:proofErr w:type="spellStart"/>
-      <w:r>
-        <w:t>obtener_consumo</w:t>
-      </w:r>
-      <w:proofErr w:type="spellEnd"/>
-      <w:r>
-        <w:t>', 'inputs': {'dispositivos': ['nevera'], '</w:t>
-      </w:r>
-      <w:proofErr w:type="spellStart"/>
-      <w:r>
-        <w:t>fecha_inicio</w:t>
-      </w:r>
-      <w:proofErr w:type="spellEnd"/>
-      <w:r>
-        <w:t>': '2024-11-01T00:00', '</w:t>
-      </w:r>
-      <w:proofErr w:type="spellStart"/>
-      <w:r>
-        <w:t>fecha_fin</w:t>
-      </w:r>
-      <w:proofErr w:type="spellEnd"/>
-      <w:r>
-        <w:t>': '2024-11-15T23:59', 'granularidad': 'total'}, '</w:t>
-      </w:r>
-      <w:proofErr w:type="spellStart"/>
-      <w:r>
-        <w:t>descripcion</w:t>
-      </w:r>
-      <w:proofErr w:type="spellEnd"/>
-      <w:r>
-        <w:t>': 'Obtener el consumo de la nevera para la comparación.'}, {'id': '@3.2', '</w:t>
-      </w:r>
-      <w:proofErr w:type="spellStart"/>
-      <w:r>
-        <w:t>server_id</w:t>
-      </w:r>
-      <w:proofErr w:type="spellEnd"/>
-      <w:r>
-        <w:t>': '</w:t>
-      </w:r>
-      <w:proofErr w:type="spellStart"/>
-      <w:r>
-        <w:t>mcp_server_gravity</w:t>
-      </w:r>
-      <w:proofErr w:type="spellEnd"/>
-      <w:r>
-        <w:t>', '</w:t>
-      </w:r>
-      <w:proofErr w:type="spellStart"/>
-      <w:r>
-        <w:t>tool</w:t>
-      </w:r>
-      <w:proofErr w:type="spellEnd"/>
-      <w:r>
-        <w:t>': '</w:t>
-      </w:r>
-      <w:proofErr w:type="spellStart"/>
-      <w:r>
-        <w:t>obtener_consumo</w:t>
-      </w:r>
-      <w:proofErr w:type="spellEnd"/>
-      <w:r>
-        <w:t>', 'inputs': {'dispositivos': ['lavadora'], '</w:t>
-      </w:r>
-      <w:proofErr w:type="spellStart"/>
-      <w:r>
-        <w:t>fecha_inicio</w:t>
-      </w:r>
-      <w:proofErr w:type="spellEnd"/>
-      <w:r>
-        <w:t>': '2024-11-01T00:00', '</w:t>
-      </w:r>
-      <w:proofErr w:type="spellStart"/>
-      <w:r>
-        <w:t>fecha_fin</w:t>
-      </w:r>
-      <w:proofErr w:type="spellEnd"/>
-      <w:r>
-        <w:t>': '2024-11-15T23:59', 'granularidad': 'total'}, '</w:t>
-      </w:r>
-      <w:proofErr w:type="spellStart"/>
-      <w:r>
-        <w:t>descripcion</w:t>
-      </w:r>
-      <w:proofErr w:type="spellEnd"/>
-      <w:r>
-        <w:t>': 'Obtener el consumo de la lavadora para la comparación.'}, {'id': '@3.3', '</w:t>
-      </w:r>
-      <w:proofErr w:type="spellStart"/>
-      <w:r>
-        <w:t>server_id</w:t>
-      </w:r>
-      <w:proofErr w:type="spellEnd"/>
-      <w:r>
-        <w:t>': '</w:t>
-      </w:r>
-      <w:proofErr w:type="spellStart"/>
-      <w:r>
-        <w:t>mcp_server_gravity</w:t>
-      </w:r>
-      <w:proofErr w:type="spellEnd"/>
-      <w:r>
-        <w:t>', '</w:t>
-      </w:r>
-      <w:proofErr w:type="spellStart"/>
-      <w:r>
-        <w:t>tool</w:t>
-      </w:r>
-      <w:proofErr w:type="spellEnd"/>
-      <w:r>
-        <w:t>': '</w:t>
-      </w:r>
-      <w:proofErr w:type="spellStart"/>
-      <w:r>
-        <w:t>analizar_comparacion</w:t>
-      </w:r>
-      <w:proofErr w:type="spellEnd"/>
-      <w:r>
-        <w:t>', 'inputs': {'</w:t>
-      </w:r>
-      <w:proofErr w:type="spellStart"/>
-      <w:r>
-        <w:t>objetivo_a</w:t>
-      </w:r>
-      <w:proofErr w:type="spellEnd"/>
-      <w:r>
-        <w:t>': {'dispositivo': 'nevera', '</w:t>
-      </w:r>
-      <w:proofErr w:type="spellStart"/>
-      <w:r>
-        <w:t>fecha_inicio</w:t>
-      </w:r>
-      <w:proofErr w:type="spellEnd"/>
-      <w:r>
-        <w:t>': '2024-11-01T00:00', '</w:t>
-      </w:r>
-      <w:proofErr w:type="spellStart"/>
-      <w:r>
-        <w:t>fecha_fin</w:t>
-      </w:r>
-      <w:proofErr w:type="spellEnd"/>
-      <w:r>
-        <w:t>': '2024-11-15T23:59'}, '</w:t>
-      </w:r>
-      <w:proofErr w:type="spellStart"/>
-      <w:r>
-        <w:t>objetivo_b</w:t>
-      </w:r>
-      <w:proofErr w:type="spellEnd"/>
-      <w:r>
-        <w:t>': {'dispositivo': 'lavadora', '</w:t>
-      </w:r>
-      <w:proofErr w:type="spellStart"/>
-      <w:r>
-        <w:t>fecha_inicio</w:t>
-      </w:r>
-      <w:proofErr w:type="spellEnd"/>
-      <w:r>
-        <w:t>': '2024-11-01T00:00', '</w:t>
-      </w:r>
-      <w:proofErr w:type="spellStart"/>
-      <w:r>
-        <w:t>fecha_fin</w:t>
-      </w:r>
-      <w:proofErr w:type="spellEnd"/>
-      <w:r>
-        <w:t>': '2024-11-15T23:59'}}, '</w:t>
-      </w:r>
-      <w:proofErr w:type="spellStart"/>
-      <w:r>
-        <w:t>descripcion</w:t>
-      </w:r>
-      <w:proofErr w:type="spellEnd"/>
-      <w:r>
-        <w:t>': 'Comparar el consumo de la nevera y la lavadora.'}, {'id': '@4.1', '</w:t>
-      </w:r>
-      <w:proofErr w:type="spellStart"/>
-      <w:r>
-        <w:t>server_id</w:t>
-      </w:r>
-      <w:proofErr w:type="spellEnd"/>
-      <w:r>
-        <w:t>': '</w:t>
-      </w:r>
-      <w:proofErr w:type="spellStart"/>
-      <w:r>
-        <w:t>mcp_server_gravity</w:t>
-      </w:r>
-      <w:proofErr w:type="spellEnd"/>
-      <w:r>
-        <w:t>', '</w:t>
-      </w:r>
-      <w:proofErr w:type="spellStart"/>
-      <w:r>
-        <w:t>tool</w:t>
-      </w:r>
-      <w:proofErr w:type="spellEnd"/>
-      <w:r>
-        <w:t>': '</w:t>
-      </w:r>
-      <w:proofErr w:type="spellStart"/>
-      <w:r>
-        <w:t>obtener_consumo</w:t>
-      </w:r>
-      <w:proofErr w:type="spellEnd"/>
-      <w:r>
-        <w:t>', 'inputs': {'dispositivos': ['</w:t>
-      </w:r>
-      <w:proofErr w:type="spellStart"/>
-      <w:r>
-        <w:t>Total_Casa</w:t>
-      </w:r>
-      <w:proofErr w:type="spellEnd"/>
-      <w:r>
-        <w:t>'], '</w:t>
-      </w:r>
-      <w:proofErr w:type="spellStart"/>
-      <w:r>
-        <w:t>fecha_inicio</w:t>
-      </w:r>
-      <w:proofErr w:type="spellEnd"/>
-      <w:r>
-        <w:t>': '2024-01-01T00:00', '</w:t>
-      </w:r>
-      <w:proofErr w:type="spellStart"/>
-      <w:r>
-        <w:t>fecha_fin</w:t>
-      </w:r>
-      <w:proofErr w:type="spellEnd"/>
-      <w:r>
-        <w:t xml:space="preserve">': '2024-12-31T23:59', </w:t>
-      </w:r>
-      <w:r>
-        <w:lastRenderedPageBreak/>
-        <w:t>'granularidad': 'total'}, '</w:t>
-      </w:r>
-      <w:proofErr w:type="spellStart"/>
-      <w:r>
-        <w:t>descripcion</w:t>
-      </w:r>
-      <w:proofErr w:type="spellEnd"/>
-      <w:r>
-        <w:t>': 'Obtener el consumo total de todos los dispositivos en el año 2024.'}]</w:t>
-      </w:r>
-    </w:p>
-    <w:p>
-      <w:pPr>
-        <w:rPr>
-          <w:b/>
-          <w:bCs/>
-        </w:rPr>
-      </w:pPr>
-      <w:r>
-        <w:rPr>
-          <w:b/>
-          <w:bCs/>
-        </w:rPr>
-        <w:t>Estado de solicitudes:</w:t>
-      </w:r>
-    </w:p>
-    <w:p>
-      <w:r>
-        <w:t>{'@1': {'estado': 'resuelta'}, '@2': {'estado': 'resuelta'}, '@3': {'estado': 'resuelta'}, '@4': {'estado': 'resuelta'}}</w:t>
-      </w:r>
-    </w:p>
-    <w:p>
-      <w:pPr>
-        <w:pStyle w:val="Ttulo3"/>
-      </w:pPr>
-      <w:r>
-        <w:t xml:space="preserve">Resultado </w:t>
-      </w:r>
-      <w:r>
-        <w:t>Mistral Devstral2</w:t>
-      </w:r>
-      <w:r>
-        <w:t xml:space="preserve"> </w:t>
-      </w:r>
-      <w:r>
-        <w:t xml:space="preserve">123b </w:t>
-      </w:r>
-      <w:r>
-        <w:t>(</w:t>
-      </w:r>
-      <w:proofErr w:type="spellStart"/>
-      <w:r>
-        <w:t>OpenRouter</w:t>
-      </w:r>
-      <w:proofErr w:type="spellEnd"/>
-      <w:r>
-        <w:t>)</w:t>
-      </w:r>
-    </w:p>
-    <w:p>
-      <w:pPr>
-        <w:rPr>
-          <w:b/>
-          <w:bCs/>
-        </w:rPr>
-      </w:pPr>
-      <w:r>
-        <w:rPr>
-          <w:b/>
-          <w:bCs/>
-        </w:rPr>
-        <w:t>Plan:</w:t>
-      </w:r>
-    </w:p>
-    <w:p>
-      <w:r>
-        <w:t>[{'id': '@1.1', '</w:t>
-      </w:r>
-      <w:proofErr w:type="spellStart"/>
-      <w:r>
-        <w:t>server_id</w:t>
-      </w:r>
-      <w:proofErr w:type="spellEnd"/>
-      <w:r>
-        <w:t>': '</w:t>
-      </w:r>
-      <w:proofErr w:type="spellStart"/>
-      <w:r>
-        <w:t>mcp_server_gravity</w:t>
-      </w:r>
-      <w:proofErr w:type="spellEnd"/>
-      <w:r>
-        <w:t>', '</w:t>
-      </w:r>
-      <w:proofErr w:type="spellStart"/>
-      <w:r>
-        <w:t>tool</w:t>
-      </w:r>
-      <w:proofErr w:type="spellEnd"/>
-      <w:r>
-        <w:t>': '</w:t>
-      </w:r>
-      <w:proofErr w:type="spellStart"/>
-      <w:r>
-        <w:t>obtener_consumo</w:t>
-      </w:r>
-      <w:proofErr w:type="spellEnd"/>
-      <w:r>
-        <w:t>', 'inputs': {'dispositivos': ['nevera'], '</w:t>
-      </w:r>
-      <w:proofErr w:type="spellStart"/>
-      <w:r>
-        <w:t>fecha_inicio</w:t>
-      </w:r>
-      <w:proofErr w:type="spellEnd"/>
-      <w:r>
-        <w:t>': '2024-11-14T18:00', '</w:t>
-      </w:r>
-      <w:proofErr w:type="spellStart"/>
-      <w:r>
-        <w:t>fecha_fin</w:t>
-      </w:r>
-      <w:proofErr w:type="spellEnd"/>
-      <w:r>
-        <w:t>': '2024-11-15T00:00', 'granularidad': 'total'}, '</w:t>
-      </w:r>
-      <w:proofErr w:type="spellStart"/>
-      <w:r>
-        <w:t>descripcion</w:t>
-      </w:r>
-      <w:proofErr w:type="spellEnd"/>
-      <w:r>
-        <w:t>': 'Obtener el consumo de la nevera durante la noche del día anterior.'}, {'id': '@2.1', '</w:t>
-      </w:r>
-      <w:proofErr w:type="spellStart"/>
-      <w:r>
-        <w:t>server_id</w:t>
-      </w:r>
-      <w:proofErr w:type="spellEnd"/>
-      <w:r>
-        <w:t>': '</w:t>
-      </w:r>
-      <w:proofErr w:type="spellStart"/>
-      <w:r>
-        <w:t>mcp_server_gravity</w:t>
-      </w:r>
-      <w:proofErr w:type="spellEnd"/>
-      <w:r>
-        <w:t>', '</w:t>
-      </w:r>
-      <w:proofErr w:type="spellStart"/>
-      <w:r>
-        <w:t>tool</w:t>
-      </w:r>
-      <w:proofErr w:type="spellEnd"/>
-      <w:r>
-        <w:t>': '</w:t>
-      </w:r>
-      <w:proofErr w:type="spellStart"/>
-      <w:r>
-        <w:t>obtener_consumo</w:t>
-      </w:r>
-      <w:proofErr w:type="spellEnd"/>
-      <w:r>
-        <w:t>', 'inputs': {'dispositivos': ['lavadora'], '</w:t>
-      </w:r>
-      <w:proofErr w:type="spellStart"/>
-      <w:r>
-        <w:t>fecha_inicio</w:t>
-      </w:r>
-      <w:proofErr w:type="spellEnd"/>
-      <w:r>
-        <w:t>': '2024-11-09T06:00', '</w:t>
-      </w:r>
-      <w:proofErr w:type="spellStart"/>
-      <w:r>
-        <w:t>fecha_fin</w:t>
-      </w:r>
-      <w:proofErr w:type="spellEnd"/>
-      <w:r>
-        <w:t>': '2024-11-09T12:00', 'granularidad': 'total'}, '</w:t>
-      </w:r>
-      <w:proofErr w:type="spellStart"/>
-      <w:r>
-        <w:t>descripcion</w:t>
-      </w:r>
-      <w:proofErr w:type="spellEnd"/>
-      <w:r>
-        <w:t>': 'Obtener el consumo de la lavadora durante la mañana del sábado pasado.'}, {'id': '@3.1', '</w:t>
-      </w:r>
-      <w:proofErr w:type="spellStart"/>
-      <w:r>
-        <w:t>server_id</w:t>
-      </w:r>
-      <w:proofErr w:type="spellEnd"/>
-      <w:r>
-        <w:t>': '</w:t>
-      </w:r>
-      <w:proofErr w:type="spellStart"/>
-      <w:r>
-        <w:t>mcp_server_gravity</w:t>
-      </w:r>
-      <w:proofErr w:type="spellEnd"/>
-      <w:r>
-        <w:t>', '</w:t>
-      </w:r>
-      <w:proofErr w:type="spellStart"/>
-      <w:r>
-        <w:t>tool</w:t>
-      </w:r>
-      <w:proofErr w:type="spellEnd"/>
-      <w:r>
-        <w:t>': '</w:t>
-      </w:r>
-      <w:proofErr w:type="spellStart"/>
-      <w:r>
-        <w:t>obtener_consumo</w:t>
-      </w:r>
-      <w:proofErr w:type="spellEnd"/>
-      <w:r>
-        <w:t>', 'inputs': {'dispositivos': ['nevera'], '</w:t>
-      </w:r>
-      <w:proofErr w:type="spellStart"/>
-      <w:r>
-        <w:t>fecha_inicio</w:t>
-      </w:r>
-      <w:proofErr w:type="spellEnd"/>
-      <w:r>
-        <w:t>': '2024-01-01T00:00', '</w:t>
-      </w:r>
-      <w:proofErr w:type="spellStart"/>
-      <w:r>
-        <w:t>fecha_fin</w:t>
-      </w:r>
-      <w:proofErr w:type="spellEnd"/>
-      <w:r>
-        <w:t>': '2024-12-31T23:59', 'granularidad': 'total'}, '</w:t>
-      </w:r>
-      <w:proofErr w:type="spellStart"/>
-      <w:r>
-        <w:t>descripcion</w:t>
-      </w:r>
-      <w:proofErr w:type="spellEnd"/>
-      <w:r>
-        <w:t>': 'Obtener el consumo total de la nevera en el año 2024 para la comparación.'}, {'id': '@3.2', '</w:t>
-      </w:r>
-      <w:proofErr w:type="spellStart"/>
-      <w:r>
-        <w:t>server_id</w:t>
-      </w:r>
-      <w:proofErr w:type="spellEnd"/>
-      <w:r>
-        <w:t>': '</w:t>
-      </w:r>
-      <w:proofErr w:type="spellStart"/>
-      <w:r>
-        <w:t>mcp_server_gravity</w:t>
-      </w:r>
-      <w:proofErr w:type="spellEnd"/>
-      <w:r>
-        <w:t>', '</w:t>
-      </w:r>
-      <w:proofErr w:type="spellStart"/>
-      <w:r>
-        <w:t>tool</w:t>
-      </w:r>
-      <w:proofErr w:type="spellEnd"/>
-      <w:r>
-        <w:t>': '</w:t>
-      </w:r>
-      <w:proofErr w:type="spellStart"/>
-      <w:r>
-        <w:t>obtener_consumo</w:t>
-      </w:r>
-      <w:proofErr w:type="spellEnd"/>
-      <w:r>
-        <w:t>', 'inputs': {'dispositivos': ['lavadora'], '</w:t>
-      </w:r>
-      <w:proofErr w:type="spellStart"/>
-      <w:r>
-        <w:t>fecha_inicio</w:t>
-      </w:r>
-      <w:proofErr w:type="spellEnd"/>
-      <w:r>
-        <w:t>': '2024-01-01T00:00', '</w:t>
-      </w:r>
-      <w:proofErr w:type="spellStart"/>
-      <w:r>
-        <w:t>fecha_fin</w:t>
-      </w:r>
-      <w:proofErr w:type="spellEnd"/>
-      <w:r>
-        <w:t>': '2024-12-31T23:59', 'granularidad': 'total'}, '</w:t>
-      </w:r>
-      <w:proofErr w:type="spellStart"/>
-      <w:r>
-        <w:t>descripcion</w:t>
-      </w:r>
-      <w:proofErr w:type="spellEnd"/>
-      <w:r>
-        <w:t>': 'Obtener el consumo total de la lavadora en el año 2024 para la comparación.'}, {'id': '@3.3', '</w:t>
-      </w:r>
-      <w:proofErr w:type="spellStart"/>
-      <w:r>
-        <w:t>server_id</w:t>
-      </w:r>
-      <w:proofErr w:type="spellEnd"/>
-      <w:r>
-        <w:t>': '</w:t>
-      </w:r>
-      <w:proofErr w:type="spellStart"/>
-      <w:r>
-        <w:t>mcp_server_gravity</w:t>
-      </w:r>
-      <w:proofErr w:type="spellEnd"/>
-      <w:r>
-        <w:t>', '</w:t>
-      </w:r>
-      <w:proofErr w:type="spellStart"/>
-      <w:r>
-        <w:t>tool</w:t>
-      </w:r>
-      <w:proofErr w:type="spellEnd"/>
-      <w:r>
-        <w:t>': '</w:t>
-      </w:r>
-      <w:proofErr w:type="spellStart"/>
-      <w:r>
-        <w:t>analizar_comparacion</w:t>
-      </w:r>
-      <w:proofErr w:type="spellEnd"/>
-      <w:r>
-        <w:t>', 'inputs': {'</w:t>
-      </w:r>
-      <w:proofErr w:type="spellStart"/>
-      <w:r>
-        <w:t>objetivo_a</w:t>
-      </w:r>
-      <w:proofErr w:type="spellEnd"/>
-      <w:r>
-        <w:t>': {'dispositivo': 'nevera', '</w:t>
-      </w:r>
-      <w:proofErr w:type="spellStart"/>
-      <w:r>
-        <w:t>fecha_inicio</w:t>
-      </w:r>
-      <w:proofErr w:type="spellEnd"/>
-      <w:r>
-        <w:t>': '2024-01-01T00:00', '</w:t>
-      </w:r>
-      <w:proofErr w:type="spellStart"/>
-      <w:r>
-        <w:t>fecha_fin</w:t>
-      </w:r>
-      <w:proofErr w:type="spellEnd"/>
-      <w:r>
-        <w:t>': '2024-12-31T23:59'}, '</w:t>
-      </w:r>
-      <w:proofErr w:type="spellStart"/>
-      <w:r>
-        <w:t>objetivo_b</w:t>
-      </w:r>
-      <w:proofErr w:type="spellEnd"/>
-      <w:r>
-        <w:t>': {'dispositivo': 'lavadora', '</w:t>
-      </w:r>
-      <w:proofErr w:type="spellStart"/>
-      <w:r>
-        <w:t>fecha_inicio</w:t>
-      </w:r>
-      <w:proofErr w:type="spellEnd"/>
-      <w:r>
-        <w:t>': '2024-01-01T00:00', '</w:t>
-      </w:r>
-      <w:proofErr w:type="spellStart"/>
-      <w:r>
-        <w:t>fecha_fin</w:t>
-      </w:r>
-      <w:proofErr w:type="spellEnd"/>
-      <w:r>
-        <w:t>': '2024-12-31T23:59'}}, '</w:t>
-      </w:r>
-      <w:proofErr w:type="spellStart"/>
-      <w:r>
-        <w:t>descripcion</w:t>
-      </w:r>
-      <w:proofErr w:type="spellEnd"/>
-      <w:r>
-        <w:t>': 'Comparar el consumo total entre la nevera y la lavadora en el año 2024.'}, {'id': '@4.1', '</w:t>
-      </w:r>
-      <w:proofErr w:type="spellStart"/>
-      <w:r>
-        <w:t>server_id</w:t>
-      </w:r>
-      <w:proofErr w:type="spellEnd"/>
-      <w:r>
-        <w:t>': '</w:t>
-      </w:r>
-      <w:proofErr w:type="spellStart"/>
-      <w:r>
-        <w:t>mcp_server_gravity</w:t>
-      </w:r>
-      <w:proofErr w:type="spellEnd"/>
-      <w:r>
-        <w:t>', '</w:t>
-      </w:r>
-      <w:proofErr w:type="spellStart"/>
-      <w:r>
-        <w:t>tool</w:t>
-      </w:r>
-      <w:proofErr w:type="spellEnd"/>
-      <w:r>
-        <w:t>': '</w:t>
-      </w:r>
-      <w:proofErr w:type="spellStart"/>
-      <w:r>
-        <w:t>obtener_consumo</w:t>
-      </w:r>
-      <w:proofErr w:type="spellEnd"/>
-      <w:r>
-        <w:t>', 'inputs': {'dispositivos': ['</w:t>
-      </w:r>
-      <w:proofErr w:type="spellStart"/>
-      <w:r>
-        <w:t>Total_Casa</w:t>
-      </w:r>
-      <w:proofErr w:type="spellEnd"/>
-      <w:r>
-        <w:t>'], '</w:t>
-      </w:r>
-      <w:proofErr w:type="spellStart"/>
-      <w:r>
-        <w:t>fecha_inicio</w:t>
-      </w:r>
-      <w:proofErr w:type="spellEnd"/>
-      <w:r>
-        <w:t>': '2024-01-01T00:00', '</w:t>
-      </w:r>
-      <w:proofErr w:type="spellStart"/>
-      <w:r>
-        <w:t>fecha_fin</w:t>
-      </w:r>
-      <w:proofErr w:type="spellEnd"/>
-      <w:r>
-        <w:t>': '2024-12-31T23:59', 'granularidad': 'mes'}, '</w:t>
-      </w:r>
-      <w:proofErr w:type="spellStart"/>
-      <w:r>
-        <w:t>descripcion</w:t>
-      </w:r>
-      <w:proofErr w:type="spellEnd"/>
-      <w:r>
-        <w:t>': 'Obtener el consumo total de todos los dispositivos en el año 2024 para generar un gráfico.'}]</w:t>
-      </w:r>
-    </w:p>
-    <w:p>
-      <w:pPr>
-        <w:rPr>
-          <w:b/>
-          <w:bCs/>
-        </w:rPr>
-      </w:pPr>
-      <w:r>
-        <w:rPr>
-          <w:b/>
-          <w:bCs/>
-        </w:rPr>
-        <w:t>Estado de solicitudes:</w:t>
-      </w:r>
-    </w:p>
-    <w:p>
-      <w:r>
-        <w:t xml:space="preserve">{'@1': {'estado': 'resuelta', 'motivo': 'Se planificó la obtención del consumo de la nevera durante la noche del día anterior.'}, '@2': {'estado': 'resuelta', 'motivo': 'Se planificó la obtención del consumo de la lavadora durante la mañana del sábado pasado.'}, '@3': {'estado': 'resuelta', 'motivo': 'Se planificó la comparación de </w:t>
-      </w:r>
-      <w:r>
-        <w:lastRenderedPageBreak/>
-        <w:t>consumos entre la nevera y la lavadora para el año 2024.'}, '@4': {'estado': 'resuelta', 'motivo': 'Se planificó la obtención del consumo total de todos los dispositivos en el año 2024 para generar un gráfico.'}}</w:t>
-      </w:r>
-    </w:p>
-    <w:p>
-      <w:pPr>
-        <w:pStyle w:val="Ttulo3"/>
-        <w:rPr>
-          <w:lang w:val="en-US"/>
-        </w:rPr>
-      </w:pPr>
-      <w:proofErr w:type="spellStart"/>
-      <w:r>
-        <w:rPr>
-          <w:lang w:val="en-US"/>
-        </w:rPr>
-        <w:t>Resultado</w:t>
-      </w:r>
-      <w:proofErr w:type="spellEnd"/>
-      <w:r>
-        <w:rPr>
-          <w:lang w:val="en-US"/>
-        </w:rPr>
-        <w:t xml:space="preserve"> Xiaomi MimoV2 Flash 15b 309b (</w:t>
-      </w:r>
-      <w:proofErr w:type="spellStart"/>
-      <w:r>
-        <w:rPr>
-          <w:lang w:val="en-US"/>
-        </w:rPr>
-        <w:t>OpenRouter</w:t>
-      </w:r>
-      <w:proofErr w:type="spellEnd"/>
-      <w:r>
-        <w:rPr>
-          <w:lang w:val="en-US"/>
-        </w:rPr>
-        <w:t>)</w:t>
-      </w:r>
-    </w:p>
-    <w:p>
-      <w:pPr>
-        <w:rPr>
-          <w:b/>
-          <w:bCs/>
-        </w:rPr>
-      </w:pPr>
-      <w:r>
-        <w:rPr>
-          <w:b/>
-          <w:bCs/>
-        </w:rPr>
-        <w:t>Plan:</w:t>
-      </w:r>
-    </w:p>
-    <w:p>
-      <w:r>
-        <w:t>[{'id': '@1.1', '</w:t>
-      </w:r>
-      <w:proofErr w:type="spellStart"/>
-      <w:r>
-        <w:t>server_id</w:t>
-      </w:r>
-      <w:proofErr w:type="spellEnd"/>
-      <w:r>
-        <w:t>': '</w:t>
-      </w:r>
-      <w:proofErr w:type="spellStart"/>
-      <w:r>
-        <w:t>mcp_server_gravity</w:t>
-      </w:r>
-      <w:proofErr w:type="spellEnd"/>
-      <w:r>
-        <w:t>', '</w:t>
-      </w:r>
-      <w:proofErr w:type="spellStart"/>
-      <w:r>
-        <w:t>tool</w:t>
-      </w:r>
-      <w:proofErr w:type="spellEnd"/>
-      <w:r>
-        <w:t>': '</w:t>
-      </w:r>
-      <w:proofErr w:type="spellStart"/>
-      <w:r>
-        <w:t>obtener_consumo</w:t>
-      </w:r>
-      <w:proofErr w:type="spellEnd"/>
-      <w:r>
-        <w:t>', 'inputs': {'dispositivos': ['nevera'], '</w:t>
-      </w:r>
-      <w:proofErr w:type="spellStart"/>
-      <w:r>
-        <w:t>fecha_inicio</w:t>
-      </w:r>
-      <w:proofErr w:type="spellEnd"/>
-      <w:r>
-        <w:t>': '2024-11-14T18:00', '</w:t>
-      </w:r>
-      <w:proofErr w:type="spellStart"/>
-      <w:r>
-        <w:t>fecha_fin</w:t>
-      </w:r>
-      <w:proofErr w:type="spellEnd"/>
-      <w:r>
-        <w:t>': '2024-11-15T05:59', 'granularidad': 'total'}, '</w:t>
-      </w:r>
-      <w:proofErr w:type="spellStart"/>
-      <w:r>
-        <w:t>descripcion</w:t>
-      </w:r>
-      <w:proofErr w:type="spellEnd"/>
-      <w:r>
-        <w:t>': 'Obtener el consumo total de la nevera durante el periodo de la noche del día anterior.'}, {'id': '@2.1', '</w:t>
-      </w:r>
-      <w:proofErr w:type="spellStart"/>
-      <w:r>
-        <w:t>server_id</w:t>
-      </w:r>
-      <w:proofErr w:type="spellEnd"/>
-      <w:r>
-        <w:t>': '</w:t>
-      </w:r>
-      <w:proofErr w:type="spellStart"/>
-      <w:r>
-        <w:t>mcp_server_gravity</w:t>
-      </w:r>
-      <w:proofErr w:type="spellEnd"/>
-      <w:r>
-        <w:t>', '</w:t>
-      </w:r>
-      <w:proofErr w:type="spellStart"/>
-      <w:r>
-        <w:t>tool</w:t>
-      </w:r>
-      <w:proofErr w:type="spellEnd"/>
-      <w:r>
-        <w:t>': '</w:t>
-      </w:r>
-      <w:proofErr w:type="spellStart"/>
-      <w:r>
-        <w:t>obtener_consumo</w:t>
-      </w:r>
-      <w:proofErr w:type="spellEnd"/>
-      <w:r>
-        <w:t>', 'inputs': {'dispositivos': ['lavadora'], '</w:t>
-      </w:r>
-      <w:proofErr w:type="spellStart"/>
-      <w:r>
-        <w:t>fecha_inicio</w:t>
-      </w:r>
-      <w:proofErr w:type="spellEnd"/>
-      <w:r>
-        <w:t>': '2024-11-09T06:00', '</w:t>
-      </w:r>
-      <w:proofErr w:type="spellStart"/>
-      <w:r>
-        <w:t>fecha_fin</w:t>
-      </w:r>
-      <w:proofErr w:type="spellEnd"/>
-      <w:r>
-        <w:t>': '2024-11-09T11:59', 'granularidad': 'total'}, '</w:t>
-      </w:r>
-      <w:proofErr w:type="spellStart"/>
-      <w:r>
-        <w:t>descripcion</w:t>
-      </w:r>
-      <w:proofErr w:type="spellEnd"/>
-      <w:r>
-        <w:t>': 'Obtener el consumo total de la lavadora durante la mañana del sábado pasado.'}, {'id': '@3.1', '</w:t>
-      </w:r>
-      <w:proofErr w:type="spellStart"/>
-      <w:r>
-        <w:t>server_id</w:t>
-      </w:r>
-      <w:proofErr w:type="spellEnd"/>
-      <w:r>
-        <w:t>': '</w:t>
-      </w:r>
-      <w:proofErr w:type="spellStart"/>
-      <w:r>
-        <w:t>mcp_server_gravity</w:t>
-      </w:r>
-      <w:proofErr w:type="spellEnd"/>
-      <w:r>
-        <w:t>', '</w:t>
-      </w:r>
-      <w:proofErr w:type="spellStart"/>
-      <w:r>
-        <w:t>tool</w:t>
-      </w:r>
-      <w:proofErr w:type="spellEnd"/>
-      <w:r>
-        <w:t>': '</w:t>
-      </w:r>
-      <w:proofErr w:type="spellStart"/>
-      <w:r>
-        <w:t>analizar_comparacion</w:t>
-      </w:r>
-      <w:proofErr w:type="spellEnd"/>
-      <w:r>
-        <w:t>', 'inputs': {'</w:t>
-      </w:r>
-      <w:proofErr w:type="spellStart"/>
-      <w:r>
-        <w:t>objetivo_a</w:t>
-      </w:r>
-      <w:proofErr w:type="spellEnd"/>
-      <w:r>
-        <w:t>': {'dispositivo': 'nevera', '</w:t>
-      </w:r>
-      <w:proofErr w:type="spellStart"/>
-      <w:r>
-        <w:t>fecha_inicio</w:t>
-      </w:r>
-      <w:proofErr w:type="spellEnd"/>
-      <w:r>
-        <w:t>': '2024-11-14T18:00', '</w:t>
-      </w:r>
-      <w:proofErr w:type="spellStart"/>
-      <w:r>
-        <w:t>fecha_fin</w:t>
-      </w:r>
-      <w:proofErr w:type="spellEnd"/>
-      <w:r>
-        <w:t>': '2024-11-15T05:59'}, '</w:t>
-      </w:r>
-      <w:proofErr w:type="spellStart"/>
-      <w:r>
-        <w:t>objetivo_b</w:t>
-      </w:r>
-      <w:proofErr w:type="spellEnd"/>
-      <w:r>
-        <w:t>': {'dispositivo': 'lavadora', '</w:t>
-      </w:r>
-      <w:proofErr w:type="spellStart"/>
-      <w:r>
-        <w:t>fecha_inicio</w:t>
-      </w:r>
-      <w:proofErr w:type="spellEnd"/>
-      <w:r>
-        <w:t>': '2024-11-09T06:00', '</w:t>
-      </w:r>
-      <w:proofErr w:type="spellStart"/>
-      <w:r>
-        <w:t>fecha_fin</w:t>
-      </w:r>
-      <w:proofErr w:type="spellEnd"/>
-      <w:r>
-        <w:t>': '2024-11-09T11:59'}}, '</w:t>
-      </w:r>
-      <w:proofErr w:type="spellStart"/>
-      <w:r>
-        <w:t>descripcion</w:t>
-      </w:r>
-      <w:proofErr w:type="spellEnd"/>
-      <w:r>
-        <w:t>': 'Comparar el consumo de la nevera (noche anterior) con el de la lavadora (sábado pasado).'}, {'id': '@4.1', '</w:t>
-      </w:r>
-      <w:proofErr w:type="spellStart"/>
-      <w:r>
-        <w:t>server_id</w:t>
-      </w:r>
-      <w:proofErr w:type="spellEnd"/>
-      <w:r>
-        <w:t>': '</w:t>
-      </w:r>
-      <w:proofErr w:type="spellStart"/>
-      <w:r>
-        <w:t>mcp_server_gravity</w:t>
-      </w:r>
-      <w:proofErr w:type="spellEnd"/>
-      <w:r>
-        <w:t>', '</w:t>
-      </w:r>
-      <w:proofErr w:type="spellStart"/>
-      <w:r>
-        <w:t>tool</w:t>
-      </w:r>
-      <w:proofErr w:type="spellEnd"/>
-      <w:r>
-        <w:t>': '</w:t>
-      </w:r>
-      <w:proofErr w:type="spellStart"/>
-      <w:r>
-        <w:t>obtener_consumo</w:t>
-      </w:r>
-      <w:proofErr w:type="spellEnd"/>
-      <w:r>
-        <w:t>', 'inputs': {'dispositivos': ['</w:t>
-      </w:r>
-      <w:proofErr w:type="spellStart"/>
-      <w:r>
-        <w:t>Total_Casa</w:t>
-      </w:r>
-      <w:proofErr w:type="spellEnd"/>
-      <w:r>
-        <w:t>'], '</w:t>
-      </w:r>
-      <w:proofErr w:type="spellStart"/>
-      <w:r>
-        <w:t>fecha_inicio</w:t>
-      </w:r>
-      <w:proofErr w:type="spellEnd"/>
-      <w:r>
-        <w:t>': '2024-01-01T00:00', '</w:t>
-      </w:r>
-      <w:proofErr w:type="spellStart"/>
-      <w:r>
-        <w:t>fecha_fin</w:t>
-      </w:r>
-      <w:proofErr w:type="spellEnd"/>
-      <w:r>
-        <w:t>': '2024-12-31T23:59', 'granularidad': 'mes'}, '</w:t>
-      </w:r>
-      <w:proofErr w:type="spellStart"/>
-      <w:r>
-        <w:t>descripcion</w:t>
-      </w:r>
-      <w:proofErr w:type="spellEnd"/>
-      <w:r>
-        <w:t>': 'Obtener el consumo total de la casa por mes durante el año 2024 para generar un gráfico.'}]</w:t>
-      </w:r>
-    </w:p>
-    <w:p>
-      <w:pPr>
-        <w:rPr>
-          <w:b/>
-          <w:bCs/>
-        </w:rPr>
-      </w:pPr>
-      <w:r>
-        <w:rPr>
-          <w:b/>
-          <w:bCs/>
-        </w:rPr>
-        <w:t>Estado de solicitudes:</w:t>
-      </w:r>
-    </w:p>
-    <w:p>
-      <w:r>
-        <w:t>{'@1': {'estado': 'resuelta', 'motivo': 'Se ha planificado la acción para obtener el consumo de la nevera en el periodo solicitado.'}, '@2': {'estado': 'resuelta', 'motivo': 'Se ha planificado la acción para obtener el consumo de la lavadora en el periodo solicitado.'}, '@3': {'estado': 'resuelta', 'motivo': 'Se ha planificado la acción de comparación entre los dos dispositivos en sus respectivos periodos.'}, '@4': {'estado': 'resuelta', 'motivo': 'Se ha planificado la acción para obtener el consumo total por mes del año 2024, lo que permite generar el gráfico solicitado.'}}</w:t>
-      </w:r>
-    </w:p>
-    <w:p>
-      <w:pPr>
-        <w:pStyle w:val="Ttulo3"/>
-      </w:pPr>
-      <w:r>
-        <w:t xml:space="preserve">Resultado </w:t>
-      </w:r>
-      <w:proofErr w:type="spellStart"/>
-      <w:r>
-        <w:t>Qwen</w:t>
-      </w:r>
-      <w:proofErr w:type="spellEnd"/>
-      <w:r>
-        <w:t xml:space="preserve"> 3 </w:t>
-      </w:r>
-      <w:proofErr w:type="spellStart"/>
-      <w:r>
-        <w:t>Coder</w:t>
-      </w:r>
-      <w:proofErr w:type="spellEnd"/>
-      <w:r>
-        <w:t xml:space="preserve"> 35b 480b </w:t>
-      </w:r>
-      <w:r>
-        <w:t>(</w:t>
-      </w:r>
-      <w:proofErr w:type="spellStart"/>
-      <w:r>
-        <w:t>OpenRouter</w:t>
-      </w:r>
-      <w:proofErr w:type="spellEnd"/>
-      <w:r>
-        <w:t>)</w:t>
-      </w:r>
-    </w:p>
-    <w:p>
-      <w:pPr>
-        <w:rPr>
-          <w:b/>
-          <w:bCs/>
-        </w:rPr>
-      </w:pPr>
-      <w:r>
-        <w:rPr>
-          <w:b/>
-          <w:bCs/>
-        </w:rPr>
-        <w:t>Plan:</w:t>
-      </w:r>
-    </w:p>
-    <w:p>
-      <w:r>
-        <w:t>[{'id': '@1.1', '</w:t>
-      </w:r>
-      <w:proofErr w:type="spellStart"/>
-      <w:r>
-        <w:t>server_id</w:t>
-      </w:r>
-      <w:proofErr w:type="spellEnd"/>
-      <w:r>
-        <w:t>': '</w:t>
-      </w:r>
-      <w:proofErr w:type="spellStart"/>
-      <w:r>
-        <w:t>mcp_server_gravity</w:t>
-      </w:r>
-      <w:proofErr w:type="spellEnd"/>
-      <w:r>
-        <w:t>', '</w:t>
-      </w:r>
-      <w:proofErr w:type="spellStart"/>
-      <w:r>
-        <w:t>tool</w:t>
-      </w:r>
-      <w:proofErr w:type="spellEnd"/>
-      <w:r>
-        <w:t>': '</w:t>
-      </w:r>
-      <w:proofErr w:type="spellStart"/>
-      <w:r>
-        <w:t>obtener_consumo</w:t>
-      </w:r>
-      <w:proofErr w:type="spellEnd"/>
-      <w:r>
-        <w:t>', 'inputs': {'dispositivos': ['nevera'], '</w:t>
-      </w:r>
-      <w:proofErr w:type="spellStart"/>
-      <w:r>
-        <w:t>fecha_inicio</w:t>
-      </w:r>
-      <w:proofErr w:type="spellEnd"/>
-      <w:r>
-        <w:t>': '2024-11-14T18:00', '</w:t>
-      </w:r>
-      <w:proofErr w:type="spellStart"/>
-      <w:r>
-        <w:t>fecha_fin</w:t>
-      </w:r>
-      <w:proofErr w:type="spellEnd"/>
-      <w:r>
-        <w:t>': '2024-11-</w:t>
-      </w:r>
-      <w:r>
-        <w:lastRenderedPageBreak/>
-        <w:t>14T23:59'}, '</w:t>
-      </w:r>
-      <w:proofErr w:type="spellStart"/>
-      <w:r>
-        <w:t>descripcion</w:t>
-      </w:r>
-      <w:proofErr w:type="spellEnd"/>
-      <w:r>
-        <w:t>': 'Obtener el consumo de la nevera durante la noche del día anterior (ayer por la noche).'}, {'id': '@2.1', '</w:t>
-      </w:r>
-      <w:proofErr w:type="spellStart"/>
-      <w:r>
-        <w:t>server_id</w:t>
-      </w:r>
-      <w:proofErr w:type="spellEnd"/>
-      <w:r>
-        <w:t>': '</w:t>
-      </w:r>
-      <w:proofErr w:type="spellStart"/>
-      <w:r>
-        <w:t>mcp_server_gravity</w:t>
-      </w:r>
-      <w:proofErr w:type="spellEnd"/>
-      <w:r>
-        <w:t>', '</w:t>
-      </w:r>
-      <w:proofErr w:type="spellStart"/>
-      <w:r>
-        <w:t>tool</w:t>
-      </w:r>
-      <w:proofErr w:type="spellEnd"/>
-      <w:r>
-        <w:t>': '</w:t>
-      </w:r>
-      <w:proofErr w:type="spellStart"/>
-      <w:r>
-        <w:t>obtener_consumo</w:t>
-      </w:r>
-      <w:proofErr w:type="spellEnd"/>
-      <w:r>
-        <w:t>', 'inputs': {'dispositivos': ['lavadora'], '</w:t>
-      </w:r>
-      <w:proofErr w:type="spellStart"/>
-      <w:r>
-        <w:t>fecha_inicio</w:t>
-      </w:r>
-      <w:proofErr w:type="spellEnd"/>
-      <w:r>
-        <w:t>': '2024-11-09T06:00', '</w:t>
-      </w:r>
-      <w:proofErr w:type="spellStart"/>
-      <w:r>
-        <w:t>fecha_fin</w:t>
-      </w:r>
-      <w:proofErr w:type="spellEnd"/>
-      <w:r>
-        <w:t>': '2024-11-09T11:59'}, '</w:t>
-      </w:r>
-      <w:proofErr w:type="spellStart"/>
-      <w:r>
-        <w:t>descripcion</w:t>
-      </w:r>
-      <w:proofErr w:type="spellEnd"/>
-      <w:r>
-        <w:t>': 'Obtener el consumo de la lavadora durante la mañana del sábado pasado.'}, {'id': '@3.1', '</w:t>
-      </w:r>
-      <w:proofErr w:type="spellStart"/>
-      <w:r>
-        <w:t>server_id</w:t>
-      </w:r>
-      <w:proofErr w:type="spellEnd"/>
-      <w:r>
-        <w:t>': '</w:t>
-      </w:r>
-      <w:proofErr w:type="spellStart"/>
-      <w:r>
-        <w:t>mcp_server_gravity</w:t>
-      </w:r>
-      <w:proofErr w:type="spellEnd"/>
-      <w:r>
-        <w:t>', '</w:t>
-      </w:r>
-      <w:proofErr w:type="spellStart"/>
-      <w:r>
-        <w:t>tool</w:t>
-      </w:r>
-      <w:proofErr w:type="spellEnd"/>
-      <w:r>
-        <w:t>': '</w:t>
-      </w:r>
-      <w:proofErr w:type="spellStart"/>
-      <w:r>
-        <w:t>analizar_comparacion</w:t>
-      </w:r>
-      <w:proofErr w:type="spellEnd"/>
-      <w:r>
-        <w:t>', 'inputs': {'</w:t>
-      </w:r>
-      <w:proofErr w:type="spellStart"/>
-      <w:r>
-        <w:t>objetivo_a</w:t>
-      </w:r>
-      <w:proofErr w:type="spellEnd"/>
-      <w:r>
-        <w:t>': {'dispositivo': 'nevera', '</w:t>
-      </w:r>
-      <w:proofErr w:type="spellStart"/>
-      <w:r>
-        <w:t>fecha_inicio</w:t>
-      </w:r>
-      <w:proofErr w:type="spellEnd"/>
-      <w:r>
-        <w:t>': '2024-11-14T18:00', '</w:t>
-      </w:r>
-      <w:proofErr w:type="spellStart"/>
-      <w:r>
-        <w:t>fecha_fin</w:t>
-      </w:r>
-      <w:proofErr w:type="spellEnd"/>
-      <w:r>
-        <w:t>': '2024-11-14T23:59'}, '</w:t>
-      </w:r>
-      <w:proofErr w:type="spellStart"/>
-      <w:r>
-        <w:t>objetivo_b</w:t>
-      </w:r>
-      <w:proofErr w:type="spellEnd"/>
-      <w:r>
-        <w:t>': {'dispositivo': 'lavadora', '</w:t>
-      </w:r>
-      <w:proofErr w:type="spellStart"/>
-      <w:r>
-        <w:t>fecha_inicio</w:t>
-      </w:r>
-      <w:proofErr w:type="spellEnd"/>
-      <w:r>
-        <w:t>': '2024-11-09T06:00', '</w:t>
-      </w:r>
-      <w:proofErr w:type="spellStart"/>
-      <w:r>
-        <w:t>fecha_fin</w:t>
-      </w:r>
-      <w:proofErr w:type="spellEnd"/>
-      <w:r>
-        <w:t>': '2024-11-09T11:59'}}, '</w:t>
-      </w:r>
-      <w:proofErr w:type="spellStart"/>
-      <w:r>
-        <w:t>descripcion</w:t>
-      </w:r>
-      <w:proofErr w:type="spellEnd"/>
-      <w:r>
-        <w:t>': 'Comparar el consumo entre la nevera (ayer por la noche) y la lavadora (el sábado pasado en la mañana).'}, {'id': '@4.1', '</w:t>
-      </w:r>
-      <w:proofErr w:type="spellStart"/>
-      <w:r>
-        <w:t>server_id</w:t>
-      </w:r>
-      <w:proofErr w:type="spellEnd"/>
-      <w:r>
-        <w:t>': '</w:t>
-      </w:r>
-      <w:proofErr w:type="spellStart"/>
-      <w:r>
-        <w:t>mcp_server_gravity</w:t>
-      </w:r>
-      <w:proofErr w:type="spellEnd"/>
-      <w:r>
-        <w:t>', '</w:t>
-      </w:r>
-      <w:proofErr w:type="spellStart"/>
-      <w:r>
-        <w:t>tool</w:t>
-      </w:r>
-      <w:proofErr w:type="spellEnd"/>
-      <w:r>
-        <w:t>': '</w:t>
-      </w:r>
-      <w:proofErr w:type="spellStart"/>
-      <w:r>
-        <w:t>obtener_consumo</w:t>
-      </w:r>
-      <w:proofErr w:type="spellEnd"/>
-      <w:r>
-        <w:t>', 'inputs': {'dispositivos': ['</w:t>
-      </w:r>
-      <w:proofErr w:type="spellStart"/>
-      <w:r>
-        <w:t>Total_Casa</w:t>
-      </w:r>
-      <w:proofErr w:type="spellEnd"/>
-      <w:r>
-        <w:t>'], '</w:t>
-      </w:r>
-      <w:proofErr w:type="spellStart"/>
-      <w:r>
-        <w:t>fecha_inicio</w:t>
-      </w:r>
-      <w:proofErr w:type="spellEnd"/>
-      <w:r>
-        <w:t>': '2024-01-01T00:00', '</w:t>
-      </w:r>
-      <w:proofErr w:type="spellStart"/>
-      <w:r>
-        <w:t>fecha_fin</w:t>
-      </w:r>
-      <w:proofErr w:type="spellEnd"/>
-      <w:r>
-        <w:t>': '2024-12-31T23:59', 'granularidad': 'mes'}, '</w:t>
-      </w:r>
-      <w:proofErr w:type="spellStart"/>
-      <w:r>
-        <w:t>descripcion</w:t>
-      </w:r>
-      <w:proofErr w:type="spellEnd"/>
-      <w:r>
-        <w:t>': 'Obtener el consumo total de todos los dispositivos durante el año 2024, con granularidad mensual para facilitar la representación gráfica.'}]</w:t>
-      </w:r>
-    </w:p>
-    <w:p>
-      <w:pPr>
-        <w:rPr>
-          <w:b/>
-          <w:bCs/>
-        </w:rPr>
-      </w:pPr>
-      <w:r>
-        <w:rPr>
-          <w:b/>
-          <w:bCs/>
-        </w:rPr>
-        <w:t>Estado de solicitudes:</w:t>
-      </w:r>
-    </w:p>
-    <w:p>
-      <w:r>
-        <w:t>{'@1': {'estado': 'resuelta'}, '@2': {'estado': 'resuelta'}, '@3': {'estado': 'resuelta'}, '@4': {'estado': 'resuelta'}}</w:t>
-      </w:r>
-    </w:p>
-    <w:p>
-      <w:pPr>
-        <w:pStyle w:val="Ttulo3"/>
-        <w:rPr>
-          <w:lang w:val="en-US"/>
-        </w:rPr>
-      </w:pPr>
-      <w:proofErr w:type="spellStart"/>
-      <w:r>
-        <w:rPr>
-          <w:lang w:val="en-US"/>
-        </w:rPr>
-        <w:t>Resultado</w:t>
-      </w:r>
-      <w:proofErr w:type="spellEnd"/>
-      <w:r>
-        <w:rPr>
-          <w:lang w:val="en-US"/>
-        </w:rPr>
-        <w:t xml:space="preserve"> </w:t>
-      </w:r>
-      <w:proofErr w:type="spellStart"/>
-      <w:r>
-        <w:rPr>
-          <w:lang w:val="en-US"/>
-        </w:rPr>
-        <w:t>Deepseek</w:t>
-      </w:r>
-      <w:proofErr w:type="spellEnd"/>
-      <w:r>
-        <w:rPr>
-          <w:lang w:val="en-US"/>
-        </w:rPr>
-        <w:t xml:space="preserve"> R1 T2 Chimera 671b (</w:t>
-      </w:r>
-      <w:proofErr w:type="spellStart"/>
-      <w:r>
-        <w:rPr>
-          <w:lang w:val="en-US"/>
-        </w:rPr>
-        <w:t>OpenRouter</w:t>
-      </w:r>
-      <w:proofErr w:type="spellEnd"/>
-      <w:r>
-        <w:rPr>
-          <w:lang w:val="en-US"/>
-        </w:rPr>
-        <w:t>)</w:t>
-      </w:r>
-    </w:p>
-    <w:p>
-      <w:pPr>
-        <w:rPr>
-          <w:b/>
-          <w:bCs/>
-        </w:rPr>
-      </w:pPr>
-      <w:r>
-        <w:rPr>
-          <w:b/>
-          <w:bCs/>
-        </w:rPr>
-        <w:t>Plan:</w:t>
-      </w:r>
-    </w:p>
-    <w:p>
-      <w:r>
-        <w:t>[{'id': '@1.1', '</w:t>
-      </w:r>
-      <w:proofErr w:type="spellStart"/>
-      <w:r>
-        <w:t>server_id</w:t>
-      </w:r>
-      <w:proofErr w:type="spellEnd"/>
-      <w:r>
-        <w:t>': '</w:t>
-      </w:r>
-      <w:proofErr w:type="spellStart"/>
-      <w:r>
-        <w:t>mcp_server_gravity</w:t>
-      </w:r>
-      <w:proofErr w:type="spellEnd"/>
-      <w:r>
-        <w:t>', '</w:t>
-      </w:r>
-      <w:proofErr w:type="spellStart"/>
-      <w:r>
-        <w:t>tool</w:t>
-      </w:r>
-      <w:proofErr w:type="spellEnd"/>
-      <w:r>
-        <w:t>': '</w:t>
-      </w:r>
-      <w:proofErr w:type="spellStart"/>
-      <w:r>
-        <w:t>obtener_consumo</w:t>
-      </w:r>
-      <w:proofErr w:type="spellEnd"/>
-      <w:r>
-        <w:t>', 'inputs': {'dispositivos': ['nevera'], '</w:t>
-      </w:r>
-      <w:proofErr w:type="spellStart"/>
-      <w:r>
-        <w:t>fecha_inicio</w:t>
-      </w:r>
-      <w:proofErr w:type="spellEnd"/>
-      <w:r>
-        <w:t>': '2024-11-14T18:00', '</w:t>
-      </w:r>
-      <w:proofErr w:type="spellStart"/>
-      <w:r>
-        <w:t>fecha_fin</w:t>
-      </w:r>
-      <w:proofErr w:type="spellEnd"/>
-      <w:r>
-        <w:t>': '2024-11-14T23:59', 'granularidad': 'total'}, '</w:t>
-      </w:r>
-      <w:proofErr w:type="spellStart"/>
-      <w:r>
-        <w:t>descripcion</w:t>
-      </w:r>
-      <w:proofErr w:type="spellEnd"/>
-      <w:r>
-        <w:t>': 'Obtener consumo de la nevera durante la noche de ayer (2024-11-14)'}, {'id': '@2.1', '</w:t>
-      </w:r>
-      <w:proofErr w:type="spellStart"/>
-      <w:r>
-        <w:t>server_id</w:t>
-      </w:r>
-      <w:proofErr w:type="spellEnd"/>
-      <w:r>
-        <w:t>': '</w:t>
-      </w:r>
-      <w:proofErr w:type="spellStart"/>
-      <w:r>
-        <w:t>mcp_server_gravity</w:t>
-      </w:r>
-      <w:proofErr w:type="spellEnd"/>
-      <w:r>
-        <w:t>', '</w:t>
-      </w:r>
-      <w:proofErr w:type="spellStart"/>
-      <w:r>
-        <w:t>tool</w:t>
-      </w:r>
-      <w:proofErr w:type="spellEnd"/>
-      <w:r>
-        <w:t>': '</w:t>
-      </w:r>
-      <w:proofErr w:type="spellStart"/>
-      <w:r>
-        <w:t>obtener_consumo</w:t>
-      </w:r>
-      <w:proofErr w:type="spellEnd"/>
-      <w:r>
-        <w:t>', 'inputs': {'dispositivos': ['lavadora'], '</w:t>
-      </w:r>
-      <w:proofErr w:type="spellStart"/>
-      <w:r>
-        <w:t>fecha_inicio</w:t>
-      </w:r>
-      <w:proofErr w:type="spellEnd"/>
-      <w:r>
-        <w:t>': '2024-11-09T06:00', '</w:t>
-      </w:r>
-      <w:proofErr w:type="spellStart"/>
-      <w:r>
-        <w:t>fecha_fin</w:t>
-      </w:r>
-      <w:proofErr w:type="spellEnd"/>
-      <w:r>
-        <w:t>': '2024-11-09T11:59', 'granularidad': 'total'}, '</w:t>
-      </w:r>
-      <w:proofErr w:type="spellStart"/>
-      <w:r>
-        <w:t>descripcion</w:t>
-      </w:r>
-      <w:proofErr w:type="spellEnd"/>
-      <w:r>
-        <w:t>': 'Obtener consumo de la lavadora durante la mañana del sábado pasado (2024-11-09)'}, {'id': '@3.1', '</w:t>
-      </w:r>
-      <w:proofErr w:type="spellStart"/>
-      <w:r>
-        <w:t>server_id</w:t>
-      </w:r>
-      <w:proofErr w:type="spellEnd"/>
-      <w:r>
-        <w:t>': '</w:t>
-      </w:r>
-      <w:proofErr w:type="spellStart"/>
-      <w:r>
-        <w:t>mcp_server_gravity</w:t>
-      </w:r>
-      <w:proofErr w:type="spellEnd"/>
-      <w:r>
-        <w:t>', '</w:t>
-      </w:r>
-      <w:proofErr w:type="spellStart"/>
-      <w:r>
-        <w:t>tool</w:t>
-      </w:r>
-      <w:proofErr w:type="spellEnd"/>
-      <w:r>
-        <w:t>': '</w:t>
-      </w:r>
-      <w:proofErr w:type="spellStart"/>
-      <w:r>
-        <w:t>obtener_consumo</w:t>
-      </w:r>
-      <w:proofErr w:type="spellEnd"/>
-      <w:r>
-        <w:t>', 'inputs': {'dispositivos': ['nevera'], '</w:t>
-      </w:r>
-      <w:proofErr w:type="spellStart"/>
-      <w:r>
-        <w:t>fecha_inicio</w:t>
-      </w:r>
-      <w:proofErr w:type="spellEnd"/>
-      <w:r>
-        <w:t>': '2024-11-14T00:00', '</w:t>
-      </w:r>
-      <w:proofErr w:type="spellStart"/>
-      <w:r>
-        <w:t>fecha_fin</w:t>
-      </w:r>
-      <w:proofErr w:type="spellEnd"/>
-      <w:r>
-        <w:t>': '2024-11-14T23:59', 'granularidad': 'total'}, '</w:t>
-      </w:r>
-      <w:proofErr w:type="spellStart"/>
-      <w:r>
-        <w:t>descripcion</w:t>
-      </w:r>
-      <w:proofErr w:type="spellEnd"/>
-      <w:r>
-        <w:t>': 'Obtener consumo diario de la nevera para comparación (periodo supuesto 2024-11-14)'}, {'id': '@3.2', '</w:t>
-      </w:r>
-      <w:proofErr w:type="spellStart"/>
-      <w:r>
-        <w:t>server_id</w:t>
-      </w:r>
-      <w:proofErr w:type="spellEnd"/>
-      <w:r>
-        <w:t>': '</w:t>
-      </w:r>
-      <w:proofErr w:type="spellStart"/>
-      <w:r>
-        <w:t>mcp_server_gravity</w:t>
-      </w:r>
-      <w:proofErr w:type="spellEnd"/>
-      <w:r>
-        <w:t>', '</w:t>
-      </w:r>
-      <w:proofErr w:type="spellStart"/>
-      <w:r>
-        <w:t>tool</w:t>
-      </w:r>
-      <w:proofErr w:type="spellEnd"/>
-      <w:r>
-        <w:t>': '</w:t>
-      </w:r>
-      <w:proofErr w:type="spellStart"/>
-      <w:r>
-        <w:t>obtener_consumo</w:t>
-      </w:r>
-      <w:proofErr w:type="spellEnd"/>
-      <w:r>
-        <w:t>', 'inputs': {'dispositivos': ['lavadora'], '</w:t>
-      </w:r>
-      <w:proofErr w:type="spellStart"/>
-      <w:r>
-        <w:t>fecha_inicio</w:t>
-      </w:r>
-      <w:proofErr w:type="spellEnd"/>
-      <w:r>
-        <w:t>': '2024-11-14T00:00', '</w:t>
-      </w:r>
-      <w:proofErr w:type="spellStart"/>
-      <w:r>
-        <w:t>fecha_fin</w:t>
-      </w:r>
-      <w:proofErr w:type="spellEnd"/>
-      <w:r>
-        <w:t>': '2024-11-14T23:59', 'granularidad': 'total'}, '</w:t>
-      </w:r>
-      <w:proofErr w:type="spellStart"/>
-      <w:r>
-        <w:t>descripcion</w:t>
-      </w:r>
-      <w:proofErr w:type="spellEnd"/>
-      <w:r>
-        <w:t>': 'Obtener consumo diario de la lavadora para comparación (periodo supuesto 2024-11-14)'}, {'id': '@3.3', '</w:t>
-      </w:r>
-      <w:proofErr w:type="spellStart"/>
-      <w:r>
-        <w:t>server_id</w:t>
-      </w:r>
-      <w:proofErr w:type="spellEnd"/>
-      <w:r>
-        <w:t>': '</w:t>
-      </w:r>
-      <w:proofErr w:type="spellStart"/>
-      <w:r>
-        <w:t>mcp_server_gravity</w:t>
-      </w:r>
-      <w:proofErr w:type="spellEnd"/>
-      <w:r>
-        <w:t>', '</w:t>
-      </w:r>
-      <w:proofErr w:type="spellStart"/>
-      <w:r>
-        <w:t>tool</w:t>
-      </w:r>
-      <w:proofErr w:type="spellEnd"/>
-      <w:r>
-        <w:t>': '</w:t>
-      </w:r>
-      <w:proofErr w:type="spellStart"/>
-      <w:r>
-        <w:t>analizar_comparacion</w:t>
-      </w:r>
-      <w:proofErr w:type="spellEnd"/>
-      <w:r>
-        <w:t>', 'inputs': {'</w:t>
-      </w:r>
-      <w:proofErr w:type="spellStart"/>
-      <w:r>
-        <w:t>objetivo_a</w:t>
-      </w:r>
-      <w:proofErr w:type="spellEnd"/>
-      <w:r>
-        <w:t>': {'dispositivo': 'nevera', '</w:t>
-      </w:r>
-      <w:proofErr w:type="spellStart"/>
-      <w:r>
-        <w:t>fecha_inicio</w:t>
-      </w:r>
-      <w:proofErr w:type="spellEnd"/>
-      <w:r>
-        <w:t xml:space="preserve">': </w:t>
-      </w:r>
-      <w:r>
-        <w:lastRenderedPageBreak/>
-        <w:t>'2024-11-14T00:00', '</w:t>
-      </w:r>
-      <w:proofErr w:type="spellStart"/>
-      <w:r>
-        <w:t>fecha_fin</w:t>
-      </w:r>
-      <w:proofErr w:type="spellEnd"/>
-      <w:r>
-        <w:t>': '2024-11-14T23:59'}, '</w:t>
-      </w:r>
-      <w:proofErr w:type="spellStart"/>
-      <w:r>
-        <w:t>objetivo_b</w:t>
-      </w:r>
-      <w:proofErr w:type="spellEnd"/>
-      <w:r>
-        <w:t>': {'dispositivo': 'lavadora', '</w:t>
-      </w:r>
-      <w:proofErr w:type="spellStart"/>
-      <w:r>
-        <w:t>fecha_inicio</w:t>
-      </w:r>
-      <w:proofErr w:type="spellEnd"/>
-      <w:r>
-        <w:t>': '2024-11-14T00:00', '</w:t>
-      </w:r>
-      <w:proofErr w:type="spellStart"/>
-      <w:r>
-        <w:t>fecha_fin</w:t>
-      </w:r>
-      <w:proofErr w:type="spellEnd"/>
-      <w:r>
-        <w:t>': '2024-11-14T23:59'}}, '</w:t>
-      </w:r>
-      <w:proofErr w:type="spellStart"/>
-      <w:r>
-        <w:t>descripcion</w:t>
-      </w:r>
-      <w:proofErr w:type="spellEnd"/>
-      <w:r>
-        <w:t>': 'Comparar consumos entre nevera y lavadora en periodo común supuesto'}, {'id': '@4.1', '</w:t>
-      </w:r>
-      <w:proofErr w:type="spellStart"/>
-      <w:r>
-        <w:t>server_id</w:t>
-      </w:r>
-      <w:proofErr w:type="spellEnd"/>
-      <w:r>
-        <w:t>': '</w:t>
-      </w:r>
-      <w:proofErr w:type="spellStart"/>
-      <w:r>
-        <w:t>mcp_server_gravity</w:t>
-      </w:r>
-      <w:proofErr w:type="spellEnd"/>
-      <w:r>
-        <w:t>', '</w:t>
-      </w:r>
-      <w:proofErr w:type="spellStart"/>
-      <w:r>
-        <w:t>tool</w:t>
-      </w:r>
-      <w:proofErr w:type="spellEnd"/>
-      <w:r>
-        <w:t>': '</w:t>
-      </w:r>
-      <w:proofErr w:type="spellStart"/>
-      <w:r>
-        <w:t>obtener_consumo</w:t>
-      </w:r>
-      <w:proofErr w:type="spellEnd"/>
-      <w:r>
-        <w:t>', 'inputs': {'dispositivos': ['</w:t>
-      </w:r>
-      <w:proofErr w:type="spellStart"/>
-      <w:r>
-        <w:t>Total_Casa</w:t>
-      </w:r>
-      <w:proofErr w:type="spellEnd"/>
-      <w:r>
-        <w:t>'], '</w:t>
-      </w:r>
-      <w:proofErr w:type="spellStart"/>
-      <w:r>
-        <w:t>fecha_inicio</w:t>
-      </w:r>
-      <w:proofErr w:type="spellEnd"/>
-      <w:r>
-        <w:t>': '2024-01-01T00:00', '</w:t>
-      </w:r>
-      <w:proofErr w:type="spellStart"/>
-      <w:r>
-        <w:t>fecha_fin</w:t>
-      </w:r>
-      <w:proofErr w:type="spellEnd"/>
-      <w:r>
-        <w:t>': '2024-12-31T23:59', 'granularidad': 'mes'}, '</w:t>
-      </w:r>
-      <w:proofErr w:type="spellStart"/>
-      <w:r>
-        <w:t>descripcion</w:t>
-      </w:r>
-      <w:proofErr w:type="spellEnd"/>
-      <w:r>
-        <w:t>': 'Obtener consumo mensual agregado de todos los dispositivos para 2024'}]</w:t>
-      </w:r>
-    </w:p>
-    <w:p>
-      <w:pPr>
-        <w:rPr>
-          <w:b/>
-          <w:bCs/>
-        </w:rPr>
-      </w:pPr>
-      <w:r>
-        <w:rPr>
-          <w:b/>
-          <w:bCs/>
-        </w:rPr>
-        <w:t>Estado de solicitudes:</w:t>
-      </w:r>
-    </w:p>
-    <w:p>
-      <w:r>
-        <w:t xml:space="preserve">{'@1': {'estado': 'resuelta'}, '@2': {'estado': 'resuelta'}, '@3': {'estado': 'parcial', </w:t>
-      </w:r>
-      <w:r>
-        <w:rPr>
-          <w:u w:val="single"/>
-        </w:rPr>
-        <w:t>'motivo'</w:t>
-      </w:r>
-      <w:r>
-        <w:t xml:space="preserve">: 'La comparación se realizó en un periodo temporal supuesto (2024-11-14) al no especificarse en la solicitud'}, '@4': {'estado': 'parcial', 'motivo': 'Se obtuvieron los </w:t>
-      </w:r>
-      <w:proofErr w:type="gramStart"/>
-      <w:r>
-        <w:t>datos</w:t>
-      </w:r>
-      <w:proofErr w:type="gramEnd"/>
-      <w:r>
-        <w:t xml:space="preserve"> pero no se puede cumplir con el formato gráfico solicitado por falta de herramientas de visualización'}}</w:t>
-      </w:r>
-    </w:p>
-    <w:p>
-      <w:pPr>
-        <w:pStyle w:val="Ttulo3"/>
-      </w:pPr>
-      <w:r>
-        <w:t>Análisis</w:t>
-      </w:r>
-    </w:p>
-    <w:p>
-      <w:r>
-        <w:t>Se siguen presentando errores (Principalmente en modelos pequeños, aunque medianos también)</w:t>
-      </w:r>
-      <w:r>
-        <w:t xml:space="preserve"> en la catalogación de los estados, no respetan el formato esperado por el usuario y lo marcan como “resuelto” y no “parcial” cuando no se entregó el formato gráfico.</w:t>
-      </w:r>
-    </w:p>
-    <w:p>
-      <w:r>
-        <w:t>Algunos modelos siguen irrespetando el formato de las horas establecido, sin embargo, en menor proporción.</w:t>
-      </w:r>
-    </w:p>
-    <w:p>
-      <w:pPr>
-        <w:pStyle w:val="Ttulo2"/>
-      </w:pPr>
-      <w:r>
-        <w:t xml:space="preserve">Tercera </w:t>
-      </w:r>
-      <w:r>
-        <w:t>prueba</w:t>
-      </w:r>
-    </w:p>
-    <w:p>
-      <w:pPr>
-        <w:pStyle w:val="Ttulo3"/>
-      </w:pPr>
-      <w:proofErr w:type="spellStart"/>
-      <w:r>
-        <w:t>Signature</w:t>
-      </w:r>
-      <w:proofErr w:type="spellEnd"/>
-    </w:p>
-    <w:p>
-      <w:pPr>
-        <w:pStyle w:val="Ttulo3"/>
-      </w:pPr>
-      <w:r>
-        <w:t>Resultado llama 3.1 8b (Local)</w:t>
-      </w:r>
-    </w:p>
-    <w:p>
-      <w:pPr>
-        <w:rPr>
-          <w:b/>
-          <w:bCs/>
-        </w:rPr>
-      </w:pPr>
-      <w:r>
-        <w:rPr>
-          <w:b/>
-          <w:bCs/>
-        </w:rPr>
-        <w:t>Plan:</w:t>
-      </w:r>
-    </w:p>
-    <w:p>
-      <w:pPr>
-        <w:rPr>
-          <w:b/>
-          <w:bCs/>
-        </w:rPr>
-      </w:pPr>
-      <w:r>
-        <w:rPr>
-          <w:b/>
-          <w:bCs/>
-        </w:rPr>
-        <w:t>Estado de solicitudes:</w:t>
-      </w:r>
-    </w:p>
-    <w:p>
-      <w:pPr>
-        <w:pStyle w:val="Ttulo3"/>
-      </w:pPr>
-      <w:r>
-        <w:t xml:space="preserve">Resultado </w:t>
-      </w:r>
-      <w:proofErr w:type="spellStart"/>
-      <w:r>
-        <w:t>deepseek</w:t>
-      </w:r>
-      <w:proofErr w:type="spellEnd"/>
-      <w:r>
-        <w:t xml:space="preserve"> r1 8b (Local)</w:t>
-      </w:r>
-    </w:p>
-    <w:p>
-      <w:pPr>
-        <w:rPr>
-          <w:b/>
-          <w:bCs/>
-        </w:rPr>
-      </w:pPr>
-      <w:r>
-        <w:rPr>
-          <w:b/>
-          <w:bCs/>
-        </w:rPr>
-        <w:t>Plan:</w:t>
-      </w:r>
-    </w:p>
-    <w:p>
-      <w:pPr>
-        <w:rPr>
-          <w:b/>
-          <w:bCs/>
-        </w:rPr>
-      </w:pPr>
-      <w:r>
-        <w:rPr>
-          <w:b/>
-          <w:bCs/>
-        </w:rPr>
-        <w:t>Estado de solicitudes:</w:t>
-      </w:r>
-    </w:p>
-    <w:p>
-      <w:pPr>
-        <w:pStyle w:val="Ttulo3"/>
-      </w:pPr>
-      <w:r>
-        <w:t>Resultado Gemma 7b (Local)</w:t>
-      </w:r>
-    </w:p>
-    <w:p>
-      <w:pPr>
-        <w:rPr>
-          <w:b/>
-          <w:bCs/>
-        </w:rPr>
-      </w:pPr>
-      <w:r>
-        <w:rPr>
-          <w:b/>
-          <w:bCs/>
-        </w:rPr>
-        <w:t>Plan:</w:t>
-      </w:r>
-    </w:p>
-    <w:p>
-      <w:pPr>
-        <w:rPr>
-          <w:b/>
-          <w:bCs/>
-        </w:rPr>
-      </w:pPr>
-      <w:r>
-        <w:rPr>
-          <w:b/>
-          <w:bCs/>
-        </w:rPr>
-        <w:lastRenderedPageBreak/>
-        <w:t>Estado de solicitudes:</w:t>
-      </w:r>
-    </w:p>
-    <w:p>
-      <w:pPr>
-        <w:pStyle w:val="Ttulo3"/>
-      </w:pPr>
-      <w:r>
-        <w:t>Resultado Mistral 7b (Local)</w:t>
-      </w:r>
-    </w:p>
-    <w:p>
-      <w:pPr>
-        <w:rPr>
-          <w:b/>
-          <w:bCs/>
-        </w:rPr>
-      </w:pPr>
-      <w:r>
-        <w:rPr>
-          <w:b/>
-          <w:bCs/>
-        </w:rPr>
-        <w:t>Plan:</w:t>
-      </w:r>
-    </w:p>
-    <w:p>
-      <w:pPr>
-        <w:rPr>
-          <w:b/>
-          <w:bCs/>
-        </w:rPr>
-      </w:pPr>
-      <w:r>
-        <w:rPr>
-          <w:b/>
-          <w:bCs/>
-        </w:rPr>
-        <w:t>Estado de solicitudes:</w:t>
-      </w:r>
-    </w:p>
-    <w:p>
-      <w:pPr>
-        <w:pStyle w:val="Ttulo3"/>
-      </w:pPr>
-      <w:r>
-        <w:t>Resultado Qwen3 4b (Local)</w:t>
-      </w:r>
-    </w:p>
-    <w:p>
-      <w:pPr>
-        <w:rPr>
-          <w:b/>
-          <w:bCs/>
-        </w:rPr>
-      </w:pPr>
-      <w:r>
-        <w:rPr>
-          <w:b/>
-          <w:bCs/>
-        </w:rPr>
-        <w:t>Plan:</w:t>
-      </w:r>
-    </w:p>
-    <w:p>
-      <w:pPr>
-        <w:rPr>
-          <w:b/>
-          <w:bCs/>
-        </w:rPr>
-      </w:pPr>
-      <w:r>
-        <w:rPr>
-          <w:b/>
-          <w:bCs/>
-        </w:rPr>
-        <w:t>Estado de solicitudes:</w:t>
-      </w:r>
-    </w:p>
-    <w:p>
-      <w:pPr>
-        <w:pStyle w:val="Ttulo3"/>
-      </w:pPr>
-      <w:r>
         <w:t xml:space="preserve">Resultado </w:t>
       </w:r>
       <w:r>
@@ -11508,6 +12565,103 @@
     </w:sectPr>
   </w:body>
 </w:document>
+</file>
+
+<file path=word/numbering.xml><?xml version="1.0" encoding="utf-8"?>
+<w:numbering xmlns:wpc="http://schemas.microsoft.com/office/word/2010/wordprocessingCanvas" xmlns:cx="http://schemas.microsoft.com/office/drawing/2014/chartex" xmlns:cx1="http://schemas.microsoft.com/office/drawing/2015/9/8/chartex" xmlns:cx2="http://schemas.microsoft.com/office/drawing/2015/10/21/chartex" xmlns:cx3="http://schemas.microsoft.com/office/drawing/2016/5/9/chartex" xmlns:cx4="http://schemas.microsoft.com/office/drawing/2016/5/10/chartex" xmlns:cx5="http://schemas.microsoft.com/office/drawing/2016/5/11/chartex" xmlns:cx6="http://schemas.microsoft.com/office/drawing/2016/5/12/chartex" xmlns:cx7="http://schemas.microsoft.com/office/drawing/2016/5/13/chartex" xmlns:cx8="http://schemas.microsoft.com/office/drawing/2016/5/14/chartex" xmlns:mc="http://schemas.openxmlformats.org/markup-compatibility/2006" xmlns:aink="http://schemas.microsoft.com/office/drawing/2016/ink" xmlns:am3d="http://schemas.microsoft.com/office/drawing/2017/model3d" xmlns:o="urn:schemas-microsoft-com:office:office" xmlns:oel="http://schemas.microsoft.com/office/2019/extlst" xmlns:r="http://schemas.openxmlformats.org/officeDocument/2006/relationships" xmlns:m="http://schemas.openxmlformats.org/officeDocument/2006/math" xmlns:v="urn:schemas-microsoft-com:vml" xmlns:wp14="http://schemas.microsoft.com/office/word/2010/wordprocessingDrawing" xmlns:wp="http://schemas.openxmlformats.org/drawingml/2006/wordprocessingDrawing" xmlns:w10="urn:schemas-microsoft-com:office:word" xmlns:w="http://schemas.openxmlformats.org/wordprocessingml/2006/main" xmlns:w14="http://schemas.microsoft.com/office/word/2010/wordml" xmlns:w15="http://schemas.microsoft.com/office/word/2012/wordml" xmlns:w16cex="http://schemas.microsoft.com/office/word/2018/wordml/cex" xmlns:w16cid="http://schemas.microsoft.com/office/word/2016/wordml/cid" xmlns:w16="http://schemas.microsoft.com/office/word/2018/wordml" xmlns:w16du="http://schemas.microsoft.com/office/word/2023/wordml/word16du" xmlns:w16sdtdh="http://schemas.microsoft.com/office/word/2020/wordml/sdtdatahash" xmlns:w16sdtfl="http://schemas.microsoft.com/office/word/2024/wordml/sdtformatlock" xmlns:w16se="http://schemas.microsoft.com/office/word/2015/wordml/symex" xmlns:wpg="http://schemas.microsoft.com/office/word/2010/wordprocessingGroup" xmlns:wpi="http://schemas.microsoft.com/office/word/2010/wordprocessingInk" xmlns:wne="http://schemas.microsoft.com/office/word/2006/wordml" xmlns:wps="http://schemas.microsoft.com/office/word/2010/wordprocessingShape" mc:Ignorable="w14 w15 w16se w16cid w16 w16cex w16sdtdh w16sdtfl w16du wp14">
+  <w:abstractNum w:abstractNumId="0" w15:restartNumberingAfterBreak="0">
+    <w:nsid w:val="45BE5883"/>
+    <w:multiLevelType w:val="hybridMultilevel"/>
+    <w:tmpl w:val="018A4E5E"/>
+    <w:lvl w:ilvl="0" w:tplc="240A0011">
+      <w:start w:val="1"/>
+      <w:numFmt w:val="decimal"/>
+      <w:lvlText w:val="%1)"/>
+      <w:lvlJc w:val="left"/>
+      <w:pPr>
+        <w:ind w:left="720" w:hanging="360"/>
+      </w:pPr>
+      <w:rPr>
+        <w:rFonts w:hint="default"/>
+      </w:rPr>
+    </w:lvl>
+    <w:lvl w:ilvl="1" w:tplc="240A0019" w:tentative="1">
+      <w:start w:val="1"/>
+      <w:numFmt w:val="lowerLetter"/>
+      <w:lvlText w:val="%2."/>
+      <w:lvlJc w:val="left"/>
+      <w:pPr>
+        <w:ind w:left="1440" w:hanging="360"/>
+      </w:pPr>
+    </w:lvl>
+    <w:lvl w:ilvl="2" w:tplc="240A001B" w:tentative="1">
+      <w:start w:val="1"/>
+      <w:numFmt w:val="lowerRoman"/>
+      <w:lvlText w:val="%3."/>
+      <w:lvlJc w:val="right"/>
+      <w:pPr>
+        <w:ind w:left="2160" w:hanging="180"/>
+      </w:pPr>
+    </w:lvl>
+    <w:lvl w:ilvl="3" w:tplc="240A000F" w:tentative="1">
+      <w:start w:val="1"/>
+      <w:numFmt w:val="decimal"/>
+      <w:lvlText w:val="%4."/>
+      <w:lvlJc w:val="left"/>
+      <w:pPr>
+        <w:ind w:left="2880" w:hanging="360"/>
+      </w:pPr>
+    </w:lvl>
+    <w:lvl w:ilvl="4" w:tplc="240A0019" w:tentative="1">
+      <w:start w:val="1"/>
+      <w:numFmt w:val="lowerLetter"/>
+      <w:lvlText w:val="%5."/>
+      <w:lvlJc w:val="left"/>
+      <w:pPr>
+        <w:ind w:left="3600" w:hanging="360"/>
+      </w:pPr>
+    </w:lvl>
+    <w:lvl w:ilvl="5" w:tplc="240A001B" w:tentative="1">
+      <w:start w:val="1"/>
+      <w:numFmt w:val="lowerRoman"/>
+      <w:lvlText w:val="%6."/>
+      <w:lvlJc w:val="right"/>
+      <w:pPr>
+        <w:ind w:left="4320" w:hanging="180"/>
+      </w:pPr>
+    </w:lvl>
+    <w:lvl w:ilvl="6" w:tplc="240A000F" w:tentative="1">
+      <w:start w:val="1"/>
+      <w:numFmt w:val="decimal"/>
+      <w:lvlText w:val="%7."/>
+      <w:lvlJc w:val="left"/>
+      <w:pPr>
+        <w:ind w:left="5040" w:hanging="360"/>
+      </w:pPr>
+    </w:lvl>
+    <w:lvl w:ilvl="7" w:tplc="240A0019" w:tentative="1">
+      <w:start w:val="1"/>
+      <w:numFmt w:val="lowerLetter"/>
+      <w:lvlText w:val="%8."/>
+      <w:lvlJc w:val="left"/>
+      <w:pPr>
+        <w:ind w:left="5760" w:hanging="360"/>
+      </w:pPr>
+    </w:lvl>
+    <w:lvl w:ilvl="8" w:tplc="240A001B" w:tentative="1">
+      <w:start w:val="1"/>
+      <w:numFmt w:val="lowerRoman"/>
+      <w:lvlText w:val="%9."/>
+      <w:lvlJc w:val="right"/>
+      <w:pPr>
+        <w:ind w:left="6480" w:hanging="180"/>
+      </w:pPr>
+    </w:lvl>
+  </w:abstractNum>
+  <w:num w:numId="1" w16cid:durableId="1667124131">
+    <w:abstractNumId w:val="0"/>
+  </w:num>
+</w:numbering>
 </file>
 
 <file path=word/styles.xml><?xml version="1.0" encoding="utf-8"?>
@@ -12112,7 +13266,6 @@
   <w:style w:type="character" w:default="1" w:styleId="Fuentedeprrafopredeter">
     <w:name w:val="Default Paragraph Font"/>
     <w:uiPriority w:val="1"/>
-    <w:semiHidden/>
     <w:unhideWhenUsed/>
   </w:style>
   <w:style w:type="table" w:default="1" w:styleId="Tablanormal">
